--- a/docs/content/t_tests_2/t_tests_2_activity.docx
+++ b/docs/content/t_tests_2/t_tests_2_activity.docx
@@ -31,7 +31,7 @@
         <w:pStyle w:val="Date"/>
       </w:pPr>
       <w:r>
-        <w:t xml:space="preserve">2026-09-04</w:t>
+        <w:t xml:space="preserve">2026-09-08</w:t>
       </w:r>
     </w:p>
     <w:bookmarkStart w:id="13" w:name="X880d62fdb134daaa354ee2eb38612d28897f8ed"/>

--- a/docs/content/t_tests_2/t_tests_2_activity.docx
+++ b/docs/content/t_tests_2/t_tests_2_activity.docx
@@ -31,7 +31,7 @@
         <w:pStyle w:val="Date"/>
       </w:pPr>
       <w:r>
-        <w:t xml:space="preserve">2026-09-08</w:t>
+        <w:t xml:space="preserve">2026-09-10</w:t>
       </w:r>
     </w:p>
     <w:bookmarkStart w:id="14" w:name="X880d62fdb134daaa354ee2eb38612d28897f8ed"/>

--- a/docs/content/t_tests_2/t_tests_2_activity.docx
+++ b/docs/content/t_tests_2/t_tests_2_activity.docx
@@ -31,7 +31,7 @@
         <w:pStyle w:val="Date"/>
       </w:pPr>
       <w:r>
-        <w:t xml:space="preserve">2026-09-10</w:t>
+        <w:t xml:space="preserve">2026-09-14</w:t>
       </w:r>
     </w:p>
     <w:bookmarkStart w:id="14" w:name="X880d62fdb134daaa354ee2eb38612d28897f8ed"/>
@@ -5027,7 +5027,7 @@
         <w:rPr>
           <w:rStyle w:val="VerbatimChar"/>
         </w:rPr>
-        <w:t xml:space="preserve">tree_project/</w:t>
+        <w:t xml:space="preserve">leaf_project/</w:t>
       </w:r>
       <w:r>
         <w:br/>

--- a/docs/content/t_tests_2/t_tests_2_activity.docx
+++ b/docs/content/t_tests_2/t_tests_2_activity.docx
@@ -6780,7 +6780,6 @@
         <w:bottom w:color="FF0000" w:space="1" w:sz="8" w:val="single"/>
         <w:right w:color="FF0000" w:space="4" w:sz="8" w:val="single"/>
       </w:pBdr>
-      <w:shd w:color="auto" w:fill="auto" w:val="pct15"/>
       <w:spacing w:after="120" w:before="120"/>
       <w:ind w:left="432" w:right="432"/>
     </w:pPr>
@@ -6801,7 +6800,6 @@
         <w:bottom w:color="auto" w:space="1" w:sz="8" w:val="single"/>
         <w:right w:color="auto" w:space="4" w:sz="8" w:val="single"/>
       </w:pBdr>
-      <w:shd w:color="auto" w:fill="auto" w:val="pct15"/>
       <w:spacing w:after="240" w:before="240"/>
       <w:ind w:left="432" w:right="432"/>
     </w:pPr>
@@ -6816,7 +6814,6 @@
     <w:qFormat/>
     <w:rsid w:val="00771E03"/>
     <w:pPr>
-      <w:shd w:color="auto" w:fill="auto" w:val="pct15"/>
       <w:spacing w:after="240" w:before="240"/>
       <w:ind w:left="432" w:right="432"/>
     </w:pPr>

--- a/docs/content/t_tests_2/t_tests_2_activity.docx
+++ b/docs/content/t_tests_2/t_tests_2_activity.docx
@@ -31,7 +31,7 @@
         <w:pStyle w:val="Date"/>
       </w:pPr>
       <w:r>
-        <w:t xml:space="preserve">2026-09-14</w:t>
+        <w:t xml:space="preserve">2026-09-21</w:t>
       </w:r>
     </w:p>
     <w:bookmarkStart w:id="14" w:name="X880d62fdb134daaa354ee2eb38612d28897f8ed"/>

--- a/docs/content/t_tests_2/t_tests_2_activity.docx
+++ b/docs/content/t_tests_2/t_tests_2_activity.docx
@@ -31,7 +31,7 @@
         <w:pStyle w:val="Date"/>
       </w:pPr>
       <w:r>
-        <w:t xml:space="preserve">2026-09-21</w:t>
+        <w:t xml:space="preserve">2026-09-22</w:t>
       </w:r>
     </w:p>
     <w:bookmarkStart w:id="14" w:name="X880d62fdb134daaa354ee2eb38612d28897f8ed"/>

--- a/docs/content/t_tests_2/t_tests_2_activity.docx
+++ b/docs/content/t_tests_2/t_tests_2_activity.docx
@@ -31,7 +31,7 @@
         <w:pStyle w:val="Date"/>
       </w:pPr>
       <w:r>
-        <w:t xml:space="preserve">2026-09-22</w:t>
+        <w:t xml:space="preserve">2026-09-23</w:t>
       </w:r>
     </w:p>
     <w:bookmarkStart w:id="14" w:name="X880d62fdb134daaa354ee2eb38612d28897f8ed"/>

--- a/docs/content/t_tests_2/t_tests_2_activity.docx
+++ b/docs/content/t_tests_2/t_tests_2_activity.docx
@@ -6863,6 +6863,252 @@
       <w:spacing w:after="100"/>
     </w:pPr>
   </w:style>
+  <w:style w:styleId="BodyText" w:type="paragraph">
+    <w:name w:val="Body Text"/>
+    <w:basedOn w:val="Normal"/>
+    <w:link w:val="BodyTextChar"/>
+    <w:qFormat/>
+    <w:pPr>
+      <w:spacing w:after="180" w:before="180"/>
+    </w:pPr>
+  </w:style>
+  <w:style w:customStyle="1" w:styleId="FirstParagraph" w:type="paragraph">
+    <w:name w:val="First Paragraph"/>
+    <w:basedOn w:val="BodyText"/>
+    <w:next w:val="BodyText"/>
+    <w:qFormat/>
+  </w:style>
+  <w:style w:customStyle="1" w:styleId="Compact" w:type="paragraph">
+    <w:name w:val="Compact"/>
+    <w:basedOn w:val="BodyText"/>
+    <w:qFormat/>
+    <w:pPr>
+      <w:spacing w:after="36" w:before="36"/>
+    </w:pPr>
+  </w:style>
+  <w:style w:customStyle="1" w:styleId="Author" w:type="paragraph">
+    <w:name w:val="Author"/>
+    <w:basedOn w:val="Title"/>
+    <w:next w:val="BodyText"/>
+    <w:qFormat/>
+    <w:pPr>
+      <w:keepNext/>
+      <w:keepLines/>
+    </w:pPr>
+    <w:rPr>
+      <w:sz w:val="24"/>
+      <w:szCs w:val="24"/>
+    </w:rPr>
+  </w:style>
+  <w:style w:styleId="Date" w:type="paragraph">
+    <w:name w:val="Date"/>
+    <w:basedOn w:val="Title"/>
+    <w:next w:val="BodyText"/>
+    <w:qFormat/>
+    <w:pPr>
+      <w:keepNext/>
+      <w:keepLines/>
+    </w:pPr>
+    <w:rPr>
+      <w:sz w:val="24"/>
+      <w:szCs w:val="24"/>
+    </w:rPr>
+  </w:style>
+  <w:style w:customStyle="1" w:styleId="AbstractTitle" w:type="paragraph">
+    <w:name w:val="Abstract Title"/>
+    <w:basedOn w:val="Normal"/>
+    <w:next w:val="Abstract"/>
+    <w:qFormat/>
+    <w:pPr>
+      <w:keepNext/>
+      <w:keepLines/>
+      <w:spacing w:after="0" w:before="300"/>
+      <w:jc w:val="center"/>
+    </w:pPr>
+    <w:rPr>
+      <w:b/>
+      <w:sz w:val="20"/>
+      <w:szCs w:val="20"/>
+    </w:rPr>
+  </w:style>
+  <w:style w:customStyle="1" w:styleId="Abstract" w:type="paragraph">
+    <w:name w:val="Abstract"/>
+    <w:basedOn w:val="Normal"/>
+    <w:next w:val="BodyText"/>
+    <w:qFormat/>
+    <w:pPr>
+      <w:keepNext/>
+      <w:keepLines/>
+      <w:spacing w:after="300" w:before="100"/>
+    </w:pPr>
+    <w:rPr>
+      <w:sz w:val="20"/>
+      <w:szCs w:val="20"/>
+    </w:rPr>
+  </w:style>
+  <w:style w:styleId="Bibliography" w:type="paragraph">
+    <w:name w:val="Bibliography"/>
+    <w:basedOn w:val="Normal"/>
+    <w:next w:val="Bibliography"/>
+    <w:qFormat/>
+    <w:pPr/>
+    <w:rPr/>
+  </w:style>
+  <w:style w:styleId="BlockText" w:type="paragraph">
+    <w:name w:val="Block Text"/>
+    <w:basedOn w:val="BodyText"/>
+    <w:next w:val="BodyText"/>
+    <w:uiPriority w:val="9"/>
+    <w:unhideWhenUsed/>
+    <w:qFormat/>
+    <w:pPr>
+      <w:spacing w:after="100" w:before="100"/>
+      <w:ind w:firstLine="0" w:left="480" w:right="480"/>
+    </w:pPr>
+  </w:style>
+  <w:style w:styleId="FootnoteText" w:type="paragraph">
+    <w:name w:val="Footnote Text"/>
+    <w:basedOn w:val="Normal"/>
+    <w:next w:val="FootnoteText"/>
+    <w:uiPriority w:val="9"/>
+    <w:unhideWhenUsed/>
+    <w:qFormat/>
+  </w:style>
+  <w:style w:styleId="FootnoteBlockText" w:type="paragraph">
+    <w:name w:val="Footnote Block Text"/>
+    <w:basedOn w:val="FootnoteText"/>
+    <w:next w:val="FootnoteText"/>
+    <w:uiPriority w:val="9"/>
+    <w:unhideWhenUsed/>
+    <w:qFormat/>
+    <w:pPr>
+      <w:spacing w:after="100" w:before="100"/>
+      <w:ind w:firstLine="0" w:left="480" w:right="480"/>
+    </w:pPr>
+  </w:style>
+  <w:style w:styleId="Table" w:type="table">
+    <w:name w:val="Table"/>
+    <w:basedOn w:val="TableNormal"/>
+    <w:semiHidden/>
+    <w:unhideWhenUsed/>
+    <w:qFormat/>
+    <w:tblPr>
+      <w:tblInd w:type="dxa" w:w="0"/>
+      <w:tblCellMar>
+        <w:top w:type="dxa" w:w="0"/>
+        <w:left w:type="dxa" w:w="108"/>
+        <w:bottom w:type="dxa" w:w="0"/>
+        <w:right w:type="dxa" w:w="108"/>
+      </w:tblCellMar>
+    </w:tblPr>
+    <w:tblStylePr w:type="firstRow">
+      <w:tcPr>
+        <w:tcBorders>
+          <w:bottom w:val="single"/>
+        </w:tcBorders>
+        <w:vAlign w:val="bottom"/>
+      </w:tcPr>
+    </w:tblStylePr>
+  </w:style>
+  <w:style w:customStyle="1" w:styleId="DefinitionTerm" w:type="paragraph">
+    <w:name w:val="Definition Term"/>
+    <w:basedOn w:val="Normal"/>
+    <w:next w:val="Definition"/>
+    <w:pPr>
+      <w:keepNext/>
+      <w:keepLines/>
+      <w:spacing w:after="0"/>
+    </w:pPr>
+    <w:rPr>
+      <w:b/>
+    </w:rPr>
+  </w:style>
+  <w:style w:customStyle="1" w:styleId="Definition" w:type="paragraph">
+    <w:name w:val="Definition"/>
+    <w:basedOn w:val="Normal"/>
+  </w:style>
+  <w:style w:styleId="Caption" w:type="paragraph">
+    <w:name w:val="Caption"/>
+    <w:basedOn w:val="Normal"/>
+    <w:link w:val="BodyTextChar"/>
+    <w:pPr>
+      <w:spacing w:after="120" w:before="0"/>
+    </w:pPr>
+    <w:rPr>
+      <w:i/>
+    </w:rPr>
+  </w:style>
+  <w:style w:customStyle="1" w:styleId="TableCaption" w:type="paragraph">
+    <w:name w:val="Table Caption"/>
+    <w:basedOn w:val="Caption"/>
+    <w:pPr>
+      <w:keepNext/>
+    </w:pPr>
+  </w:style>
+  <w:style w:customStyle="1" w:styleId="ImageCaption" w:type="paragraph">
+    <w:name w:val="Image Caption"/>
+    <w:basedOn w:val="Caption"/>
+  </w:style>
+  <w:style w:customStyle="1" w:styleId="Figure" w:type="paragraph">
+    <w:name w:val="Figure"/>
+    <w:basedOn w:val="Normal"/>
+  </w:style>
+  <w:style w:customStyle="1" w:styleId="CaptionedFigure" w:type="paragraph">
+    <w:name w:val="Captioned Figure"/>
+    <w:basedOn w:val="Figure"/>
+    <w:pPr>
+      <w:keepNext/>
+    </w:pPr>
+  </w:style>
+  <w:style w:customStyle="1" w:styleId="BodyTextChar" w:type="character">
+    <w:name w:val="Body Text Char"/>
+    <w:basedOn w:val="DefaultParagraphFont"/>
+    <w:link w:val="BodyText"/>
+  </w:style>
+  <w:style w:customStyle="1" w:styleId="VerbatimChar" w:type="character">
+    <w:name w:val="Verbatim Char"/>
+    <w:basedOn w:val="BodyTextChar"/>
+    <w:rPr>
+      <w:rFonts w:ascii="Consolas" w:hAnsi="Consolas"/>
+      <w:sz w:val="22"/>
+    </w:rPr>
+  </w:style>
+  <w:style w:customStyle="1" w:styleId="SectionNumber" w:type="character">
+    <w:name w:val="Section Number"/>
+    <w:basedOn w:val="BodyTextChar"/>
+  </w:style>
+  <w:style w:styleId="FootnoteReference" w:type="character">
+    <w:name w:val="Footnote Reference"/>
+    <w:basedOn w:val="BodyTextChar"/>
+    <w:rPr>
+      <w:vertAlign w:val="superscript"/>
+    </w:rPr>
+  </w:style>
+  <w:style w:styleId="Hyperlink" w:type="character">
+    <w:name w:val="Hyperlink"/>
+    <w:basedOn w:val="BodyTextChar"/>
+    <w:rPr>
+      <w:color w:themeColor="accent1" w:val="4F81BD"/>
+    </w:rPr>
+  </w:style>
+  <w:style w:styleId="TOCHeading" w:type="paragraph">
+    <w:name w:val="TOC Heading"/>
+    <w:basedOn w:val="Heading1"/>
+    <w:next w:val="BodyText"/>
+    <w:uiPriority w:val="39"/>
+    <w:unhideWhenUsed/>
+    <w:qFormat/>
+    <w:pPr>
+      <w:spacing w:before="240" w:line="259" w:lineRule="auto"/>
+      <w:outlineLvl w:val="9"/>
+    </w:pPr>
+    <w:rPr>
+      <w:rFonts w:asciiTheme="majorHAnsi" w:cstheme="majorBidi" w:eastAsiaTheme="majorEastAsia" w:hAnsiTheme="majorHAnsi"/>
+      <w:b w:val="0"/>
+      <w:bCs w:val="0"/>
+      <w:color w:themeColor="accent1" w:themeShade="BF" w:val="365F91"/>
+    </w:rPr>
+  </w:style>
   <w:style w:type="character" w:customStyle="1" w:styleId="KeywordTok">
     <w:name w:val="KeywordTok"/>
     <w:basedOn w:val="VerbatimChar"/>

--- a/docs/content/t_tests_2/t_tests_2_activity.docx
+++ b/docs/content/t_tests_2/t_tests_2_activity.docx
@@ -5326,7 +5326,7 @@
     <w:bookmarkEnd w:id="34"/>
     <w:sectPr>
       <w:pgSz w:h="15840" w:w="12240"/>
-      <w:pgMar w:bottom="1440" w:footer="720" w:gutter="0" w:header="720" w:left="1440" w:right="1440" w:top="1440"/>
+      <w:pgMar w:bottom="720" w:footer="432" w:gutter="0" w:header="432" w:left="720" w:right="1008" w:top="720"/>
       <w:cols w:space="720"/>
       <w:docGrid w:linePitch="360"/>
     </w:sectPr>
@@ -5862,7 +5862,11 @@
         <w14:ligatures w14:val="standardContextual"/>
       </w:rPr>
     </w:rPrDefault>
-    <w:pPrDefault/>
+    <w:pPrDefault>
+      <w:pPr>
+        <w:spacing w:after="0" w:before="0" w:line="240" w:lineRule="auto"/>
+      </w:pPr>
+    </w:pPrDefault>
   </w:docDefaults>
   <w:latentStyles w:count="376" w:defLockedState="0" w:defQFormat="0" w:defSemiHidden="0" w:defUIPriority="99" w:defUnhideWhenUsed="0">
     <w:lsdException w:name="Normal" w:qFormat="1" w:uiPriority="0"/>
@@ -6662,7 +6666,7 @@
     <w:qFormat/>
     <w:rsid w:val="00AF5CF1"/>
     <w:pPr>
-      <w:spacing w:after="160" w:before="160"/>
+      <w:spacing w:after="0" w:before="0"/>
       <w:jc w:val="center"/>
     </w:pPr>
     <w:rPr>
@@ -6780,7 +6784,7 @@
         <w:bottom w:color="FF0000" w:space="1" w:sz="8" w:val="single"/>
         <w:right w:color="FF0000" w:space="4" w:sz="8" w:val="single"/>
       </w:pBdr>
-      <w:spacing w:after="120" w:before="120"/>
+      <w:spacing w:after="40" w:before="40"/>
       <w:ind w:left="432" w:right="432"/>
     </w:pPr>
     <w:rPr>
@@ -6800,7 +6804,7 @@
         <w:bottom w:color="auto" w:space="1" w:sz="8" w:val="single"/>
         <w:right w:color="auto" w:space="4" w:sz="8" w:val="single"/>
       </w:pBdr>
-      <w:spacing w:after="240" w:before="240"/>
+      <w:spacing w:after="40" w:before="40"/>
       <w:ind w:left="432" w:right="432"/>
     </w:pPr>
     <w:rPr>
@@ -6814,7 +6818,7 @@
     <w:qFormat/>
     <w:rsid w:val="00771E03"/>
     <w:pPr>
-      <w:spacing w:after="240" w:before="240"/>
+      <w:spacing w:after="40" w:before="40"/>
       <w:ind w:left="432" w:right="432"/>
     </w:pPr>
     <w:rPr>
@@ -6860,7 +6864,7 @@
     <w:unhideWhenUsed/>
     <w:rsid w:val="00322D32"/>
     <w:pPr>
-      <w:spacing w:after="100"/>
+      <w:spacing w:after="0" w:before="0"/>
     </w:pPr>
   </w:style>
   <w:style w:styleId="BodyText" w:type="paragraph">
@@ -6869,7 +6873,7 @@
     <w:link w:val="BodyTextChar"/>
     <w:qFormat/>
     <w:pPr>
-      <w:spacing w:after="180" w:before="180"/>
+      <w:spacing w:after="0" w:before="0"/>
     </w:pPr>
   </w:style>
   <w:style w:customStyle="1" w:styleId="FirstParagraph" w:type="paragraph">
@@ -6877,13 +6881,16 @@
     <w:basedOn w:val="BodyText"/>
     <w:next w:val="BodyText"/>
     <w:qFormat/>
+    <w:pPr>
+      <w:spacing w:after="0" w:before="0"/>
+    </w:pPr>
   </w:style>
   <w:style w:customStyle="1" w:styleId="Compact" w:type="paragraph">
     <w:name w:val="Compact"/>
     <w:basedOn w:val="BodyText"/>
     <w:qFormat/>
     <w:pPr>
-      <w:spacing w:after="36" w:before="36"/>
+      <w:spacing w:after="0" w:before="0"/>
     </w:pPr>
   </w:style>
   <w:style w:customStyle="1" w:styleId="Author" w:type="paragraph">
@@ -6962,7 +6969,7 @@
     <w:unhideWhenUsed/>
     <w:qFormat/>
     <w:pPr>
-      <w:spacing w:after="100" w:before="100"/>
+      <w:spacing w:after="0" w:before="0"/>
       <w:ind w:firstLine="0" w:left="480" w:right="480"/>
     </w:pPr>
   </w:style>
@@ -7032,7 +7039,7 @@
     <w:basedOn w:val="Normal"/>
     <w:link w:val="BodyTextChar"/>
     <w:pPr>
-      <w:spacing w:after="120" w:before="0"/>
+      <w:spacing w:after="0" w:before="0"/>
     </w:pPr>
     <w:rPr>
       <w:i/>
@@ -7042,21 +7049,29 @@
     <w:name w:val="Table Caption"/>
     <w:basedOn w:val="Caption"/>
     <w:pPr>
+      <w:spacing w:after="0" w:before="0"/>
       <w:keepNext/>
     </w:pPr>
   </w:style>
   <w:style w:customStyle="1" w:styleId="ImageCaption" w:type="paragraph">
     <w:name w:val="Image Caption"/>
     <w:basedOn w:val="Caption"/>
+    <w:pPr>
+      <w:spacing w:after="0" w:before="0"/>
+    </w:pPr>
   </w:style>
   <w:style w:customStyle="1" w:styleId="Figure" w:type="paragraph">
     <w:name w:val="Figure"/>
     <w:basedOn w:val="Normal"/>
+    <w:pPr>
+      <w:spacing w:after="0" w:before="0"/>
+    </w:pPr>
   </w:style>
   <w:style w:customStyle="1" w:styleId="CaptionedFigure" w:type="paragraph">
     <w:name w:val="Captioned Figure"/>
     <w:basedOn w:val="Figure"/>
     <w:pPr>
+      <w:spacing w:after="0" w:before="0"/>
       <w:keepNext/>
     </w:pPr>
   </w:style>
@@ -7069,8 +7084,8 @@
     <w:name w:val="Verbatim Char"/>
     <w:basedOn w:val="BodyTextChar"/>
     <w:rPr>
-      <w:rFonts w:ascii="Consolas" w:hAnsi="Consolas"/>
-      <w:sz w:val="22"/>
+      <w:rFonts w:ascii="Courier New" w:cs="Courier New" w:hAnsi="Courier New"/>
+      <w:sz w:val="20"/>
     </w:rPr>
   </w:style>
   <w:style w:customStyle="1" w:styleId="SectionNumber" w:type="character">

--- a/docs/content/t_tests_2/t_tests_2_activity.docx
+++ b/docs/content/t_tests_2/t_tests_2_activity.docx
@@ -779,10 +779,13 @@
         <w:t xml:space="preserve">&lt;-</w:t>
       </w:r>
       <w:r>
-        <w:rPr>
-          <w:rStyle w:val="NormalTok"/>
-        </w:rPr>
-        <w:t xml:space="preserve"> </w:t>
+        <w:br/>
+      </w:r>
+      <w:r>
+        <w:rPr>
+          <w:rStyle w:val="NormalTok"/>
+        </w:rPr>
+        <w:t xml:space="preserve">  </w:t>
       </w:r>
       <w:r>
         <w:rPr>
@@ -2118,7 +2121,16 @@
         <w:rPr>
           <w:rStyle w:val="NormalTok"/>
         </w:rPr>
-        <w:t xml:space="preserve">), </w:t>
+        <w:t xml:space="preserve">),</w:t>
+      </w:r>
+      <w:r>
+        <w:br/>
+      </w:r>
+      <w:r>
+        <w:rPr>
+          <w:rStyle w:val="NormalTok"/>
+        </w:rPr>
+        <w:t xml:space="preserve">    </w:t>
       </w:r>
       <w:r>
         <w:rPr>
@@ -2217,7 +2229,16 @@
         <w:rPr>
           <w:rStyle w:val="NormalTok"/>
         </w:rPr>
-        <w:t xml:space="preserve">), </w:t>
+        <w:t xml:space="preserve">),</w:t>
+      </w:r>
+      <w:r>
+        <w:br/>
+      </w:r>
+      <w:r>
+        <w:rPr>
+          <w:rStyle w:val="NormalTok"/>
+        </w:rPr>
+        <w:t xml:space="preserve">    </w:t>
       </w:r>
       <w:r>
         <w:rPr>
@@ -2288,7 +2309,7 @@
         <w:rPr>
           <w:rStyle w:val="VerbatimChar"/>
         </w:rPr>
-        <w:t xml:space="preserve">  → This is large/small (circle one) because the difference in means</w:t>
+        <w:t xml:space="preserve">  → This is large/small (circle one)</w:t>
       </w:r>
       <w:r>
         <w:br/>
@@ -2297,6 +2318,15 @@
         <w:rPr>
           <w:rStyle w:val="VerbatimChar"/>
         </w:rPr>
+        <w:t xml:space="preserve">    because the difference in means</w:t>
+      </w:r>
+      <w:r>
+        <w:br/>
+      </w:r>
+      <w:r>
+        <w:rPr>
+          <w:rStyle w:val="VerbatimChar"/>
+        </w:rPr>
         <w:t xml:space="preserve">    is large/small relative to the variability (circle one).</w:t>
       </w:r>
       <w:r>
@@ -2321,10 +2351,7 @@
         <w:rPr>
           <w:rStyle w:val="VerbatimChar"/>
         </w:rPr>
-        <w:t xml:space="preserve">  → This is a non-integer. Why? (hint: Welch-Satterthwaite equation)</w:t>
-      </w:r>
-      <w:r>
-        <w:br/>
+        <w:t xml:space="preserve">  → This is a non-integer. Why? (hint:</w:t>
       </w:r>
       <w:r>
         <w:br/>
@@ -2333,6 +2360,18 @@
         <w:rPr>
           <w:rStyle w:val="VerbatimChar"/>
         </w:rPr>
+        <w:t xml:space="preserve">    Welch-Satterthwaite equation)</w:t>
+      </w:r>
+      <w:r>
+        <w:br/>
+      </w:r>
+      <w:r>
+        <w:br/>
+      </w:r>
+      <w:r>
+        <w:rPr>
+          <w:rStyle w:val="VerbatimChar"/>
+        </w:rPr>
         <w:t xml:space="preserve">p-value = _____</w:t>
       </w:r>
       <w:r>
@@ -2345,7 +2384,7 @@
         <w:rPr>
           <w:rStyle w:val="VerbatimChar"/>
         </w:rPr>
-        <w:t xml:space="preserve">  → In plain language, this means: if H₀ were true, the probability</w:t>
+        <w:t xml:space="preserve">  → In plain language, this means:</w:t>
       </w:r>
       <w:r>
         <w:br/>
@@ -2354,6 +2393,15 @@
         <w:rPr>
           <w:rStyle w:val="VerbatimChar"/>
         </w:rPr>
+        <w:t xml:space="preserve">    if H₀ were true, the probability</w:t>
+      </w:r>
+      <w:r>
+        <w:br/>
+      </w:r>
+      <w:r>
+        <w:rPr>
+          <w:rStyle w:val="VerbatimChar"/>
+        </w:rPr>
         <w:t xml:space="preserve">    of seeing a t-statistic this extreme just by chance is _____.</w:t>
       </w:r>
       <w:r>
@@ -2378,7 +2426,16 @@
         <w:rPr>
           <w:rStyle w:val="VerbatimChar"/>
         </w:rPr>
-        <w:t xml:space="preserve">  → This CI is for the ________________ (the true difference in means).</w:t>
+        <w:t xml:space="preserve">  → This CI is for the ________________</w:t>
+      </w:r>
+      <w:r>
+        <w:br/>
+      </w:r>
+      <w:r>
+        <w:rPr>
+          <w:rStyle w:val="VerbatimChar"/>
+        </w:rPr>
+        <w:t xml:space="preserve">    (the true difference in means).</w:t>
       </w:r>
       <w:r>
         <w:br/>
@@ -3761,7 +3818,7 @@
         <w:rPr>
           <w:rStyle w:val="VerbatimChar"/>
         </w:rPr>
-        <w:t xml:space="preserve">"[Group] leaves were significantly [heavier / lighter] than [group] leaves</w:t>
+        <w:t xml:space="preserve">"[Group] leaves were significantly</w:t>
       </w:r>
       <w:r>
         <w:br/>
@@ -3770,6 +3827,15 @@
         <w:rPr>
           <w:rStyle w:val="VerbatimChar"/>
         </w:rPr>
+        <w:t xml:space="preserve">[heavier / lighter] than [group] leaves</w:t>
+      </w:r>
+      <w:r>
+        <w:br/>
+      </w:r>
+      <w:r>
+        <w:rPr>
+          <w:rStyle w:val="VerbatimChar"/>
+        </w:rPr>
         <w:t xml:space="preserve">(Welch's two-sample t-test: t(___) = ___, p = ___).</w:t>
       </w:r>
       <w:r>
@@ -3803,7 +3869,16 @@
         <w:rPr>
           <w:rStyle w:val="VerbatimChar"/>
         </w:rPr>
-        <w:t xml:space="preserve">"Mean leaf mass did not differ significantly between shady and sunny sides</w:t>
+        <w:t xml:space="preserve">"Mean leaf mass did not differ</w:t>
+      </w:r>
+      <w:r>
+        <w:br/>
+      </w:r>
+      <w:r>
+        <w:rPr>
+          <w:rStyle w:val="VerbatimChar"/>
+        </w:rPr>
+        <w:t xml:space="preserve">significantly between shady and sunny sides</w:t>
       </w:r>
       <w:r>
         <w:br/>
@@ -4350,7 +4425,7 @@
         <w:rPr>
           <w:rStyle w:val="CommentTok"/>
         </w:rPr>
-        <w:t xml:space="preserve"># alternative is "greater"/"less" for the FIRST group alphabetically</w:t>
+        <w:t xml:space="preserve"># alternative is "greater"/"less"</w:t>
       </w:r>
       <w:r>
         <w:br/>
@@ -4359,6 +4434,15 @@
         <w:rPr>
           <w:rStyle w:val="CommentTok"/>
         </w:rPr>
+        <w:t xml:space="preserve"># for the FIRST group alphabetically</w:t>
+      </w:r>
+      <w:r>
+        <w:br/>
+      </w:r>
+      <w:r>
+        <w:rPr>
+          <w:rStyle w:val="CommentTok"/>
+        </w:rPr>
         <w:t xml:space="preserve"># ("shady" comes before "sunny"), so "shady larger" = "greater".</w:t>
       </w:r>
       <w:r>
@@ -4506,7 +4590,22 @@
         <w:rPr>
           <w:rStyle w:val="CommentTok"/>
         </w:rPr>
-        <w:t xml:space="preserve"># &lt;- directional; change if your Ha points the other way</w:t>
+        <w:t xml:space="preserve"># &lt;- directional; change if</w:t>
+      </w:r>
+      <w:r>
+        <w:br/>
+      </w:r>
+      <w:r>
+        <w:rPr>
+          <w:rStyle w:val="NormalTok"/>
+        </w:rPr>
+        <w:t xml:space="preserve">                               </w:t>
+      </w:r>
+      <w:r>
+        <w:rPr>
+          <w:rStyle w:val="CommentTok"/>
+        </w:rPr>
+        <w:t xml:space="preserve"># your Ha points the other way</w:t>
       </w:r>
       <w:r>
         <w:br/>
@@ -5063,7 +5162,7 @@
         <w:rPr>
           <w:rStyle w:val="VerbatimChar"/>
         </w:rPr>
-        <w:t xml:space="preserve">│   ├── leaf_mass_mean_se.png              &lt;- from Activity 03 (GGPlot I)</w:t>
+        <w:t xml:space="preserve">│   ├── leaf_mass_mean_se.png        &lt;- from Activity 03</w:t>
       </w:r>
       <w:r>
         <w:br/>
@@ -5072,7 +5171,7 @@
         <w:rPr>
           <w:rStyle w:val="VerbatimChar"/>
         </w:rPr>
-        <w:t xml:space="preserve">│   └── leaf_mass_boxplot_ttest.png        &lt;- from this activity</w:t>
+        <w:t xml:space="preserve">│   └── leaf_mass_boxplot_ttest.png  &lt;- from this activity</w:t>
       </w:r>
       <w:r>
         <w:br/>
@@ -5090,7 +5189,7 @@
         <w:rPr>
           <w:rStyle w:val="VerbatimChar"/>
         </w:rPr>
-        <w:t xml:space="preserve">    └── 10_t_tests_2.R                     &lt;- your script (turn this in)</w:t>
+        <w:t xml:space="preserve">    └── 10_t_tests_2.R               &lt;- turn this in</w:t>
       </w:r>
     </w:p>
     <w:p>

--- a/docs/content/t_tests_2/t_tests_2_activity.docx
+++ b/docs/content/t_tests_2/t_tests_2_activity.docx
@@ -31,7 +31,7 @@
         <w:pStyle w:val="Date"/>
       </w:pPr>
       <w:r>
-        <w:t xml:space="preserve">2026-09-23</w:t>
+        <w:t xml:space="preserve">2026-09-24</w:t>
       </w:r>
     </w:p>
     <w:bookmarkStart w:id="14" w:name="X880d62fdb134daaa354ee2eb38612d28897f8ed"/>

--- a/docs/content/t_tests_2/t_tests_2_activity.docx
+++ b/docs/content/t_tests_2/t_tests_2_activity.docx
@@ -31,7 +31,7 @@
         <w:pStyle w:val="Date"/>
       </w:pPr>
       <w:r>
-        <w:t xml:space="preserve">2026-09-29</w:t>
+        <w:t xml:space="preserve">2026-10-01</w:t>
       </w:r>
     </w:p>
     <w:bookmarkStart w:id="20" w:name="Xa2a98d449eecde116804bcb836848dc457a60bb"/>
@@ -88,7 +88,23 @@
         </w:numPr>
       </w:pPr>
       <w:r>
-        <w:t xml:space="preserve">Average pseudoreplicates so each tree × side is one value</w:t>
+        <w:t xml:space="preserve">Run a two-sample</w:t>
+      </w:r>
+      <w:r>
+        <w:t xml:space="preserve"> </w:t>
+      </w:r>
+      <w:r>
+        <w:rPr>
+          <w:b/>
+          <w:bCs/>
+        </w:rPr>
+        <w:t xml:space="preserve">and</w:t>
+      </w:r>
+      <w:r>
+        <w:t xml:space="preserve"> </w:t>
+      </w:r>
+      <w:r>
+        <w:t xml:space="preserve">a paired t-test on our own leaf data</w:t>
       </w:r>
     </w:p>
     <w:p>
@@ -100,14 +116,69 @@
         </w:numPr>
       </w:pPr>
       <w:r>
+        <w:t xml:space="preserve">Spot</w:t>
+      </w:r>
+      <w:r>
+        <w:t xml:space="preserve"> </w:t>
+      </w:r>
+      <w:r>
         <w:rPr>
           <w:b/>
           <w:bCs/>
         </w:rPr>
+        <w:t xml:space="preserve">pseudoreplication</w:t>
+      </w:r>
+      <w:r>
+        <w:t xml:space="preserve"> </w:t>
+      </w:r>
+      <w:r>
+        <w:t xml:space="preserve">— and fix it with one</w:t>
+      </w:r>
+      <w:r>
+        <w:t xml:space="preserve"> </w:t>
+      </w:r>
+      <w:r>
+        <w:rPr>
+          <w:rStyle w:val="VerbatimChar"/>
+        </w:rPr>
+        <w:t xml:space="preserve">summarize()</w:t>
+      </w:r>
+      <w:r>
+        <w:t xml:space="preserve"> </w:t>
+      </w:r>
+      <w:r>
+        <w:t xml:space="preserve">at the top of the script</w:t>
+      </w:r>
+    </w:p>
+    <w:p>
+      <w:pPr>
+        <w:pStyle w:val="Compact"/>
+        <w:numPr>
+          <w:ilvl w:val="0"/>
+          <w:numId w:val="1001"/>
+        </w:numPr>
+      </w:pPr>
+      <w:r>
+        <w:t xml:space="preserve">Rerun the same code on the fixed data and see how far the answer moves</w:t>
+      </w:r>
+    </w:p>
+    <w:p>
+      <w:pPr>
+        <w:pStyle w:val="Compact"/>
+        <w:numPr>
+          <w:ilvl w:val="0"/>
+          <w:numId w:val="1001"/>
+        </w:numPr>
+      </w:pPr>
+      <w:r>
+        <w:rPr>
+          <w:b/>
+          <w:bCs/>
+        </w:rPr>
         <w:t xml:space="preserve">Check the assumptions first</w:t>
       </w:r>
       <w:r>
-        <w:t xml:space="preserve">, then run a two-sample and a paired t-test</w:t>
+        <w:t xml:space="preserve">, then test the sugar maples the same way</w:t>
       </w:r>
     </w:p>
     <w:p>
@@ -402,7 +473,7 @@
               <w:t xml:space="preserve"> </w:t>
             </w:r>
             <w:r>
-              <w:t xml:space="preserve">folder (Files pane → New Folder) — Part 7 saves a plot there.</w:t>
+              <w:t xml:space="preserve">folder (Files pane → New Folder) — Part 11 saves a plot there.</w:t>
             </w:r>
           </w:p>
           <w:p/>
@@ -548,7 +619,7 @@
               <w:t xml:space="preserve"> </w:t>
             </w:r>
             <w:r>
-              <w:t xml:space="preserve">The code is already in your skeleton. Run it chunk by chunk as you work through Parts 1–8 below, and answer the</w:t>
+              <w:t xml:space="preserve">The code is already in your skeleton. Run it chunk by chunk as you work through Parts 1–12 below, and answer the</w:t>
             </w:r>
             <w:r>
               <w:t xml:space="preserve"> </w:t>
@@ -564,7 +635,20 @@
               <w:t xml:space="preserve"> </w:t>
             </w:r>
             <w:r>
-              <w:t xml:space="preserve">boxes. In class we use sugar maple leaf</w:t>
+              <w:t xml:space="preserve">boxes. Parts 1–6 use</w:t>
+            </w:r>
+            <w:r>
+              <w:t xml:space="preserve"> </w:t>
+            </w:r>
+            <w:r>
+              <w:rPr>
+                <w:b/>
+                <w:bCs/>
+              </w:rPr>
+              <w:t xml:space="preserve">our own leaf data</w:t>
+            </w:r>
+            <w:r>
+              <w:t xml:space="preserve">; Parts 7–12 use sugar maple leaf</w:t>
             </w:r>
             <w:r>
               <w:t xml:space="preserve"> </w:t>
@@ -599,7 +683,7 @@
               <w:t xml:space="preserve"> </w:t>
             </w:r>
             <w:r>
-              <w:t xml:space="preserve">The same workflow on sugar maple leaf</w:t>
+              <w:t xml:space="preserve">The same maple workflow on leaf</w:t>
             </w:r>
             <w:r>
               <w:t xml:space="preserve"> </w:t>
@@ -652,12 +736,12 @@
             <w:r>
               <w:t xml:space="preserve"> </w:t>
             </w:r>
-            <w:hyperlink w:anchor="part-9-your-turn-leaf-mass-hand-in">
+            <w:hyperlink w:anchor="part-13-your-turn-leaf-mass-hand-in">
               <w:r>
                 <w:rPr>
                   <w:rStyle w:val="Hyperlink"/>
                 </w:rPr>
-                <w:t xml:space="preserve">Part 9</w:t>
+                <w:t xml:space="preserve">Part 13</w:t>
               </w:r>
             </w:hyperlink>
             <w:r>
@@ -679,9 +763,9 @@
       <w:pPr>
         <w:pStyle w:val="Heading2"/>
       </w:pPr>
-      <w:bookmarkStart w:id="18" w:name="Xf1907f634e9254a0d5cb197ae38623c02fb65de"/>
-      <w:r>
-        <w:t xml:space="preserve">🧩 Chunk 1 — Read, decide, report</w:t>
+      <w:bookmarkStart w:id="18" w:name="X1ccc9364a53ed37c16ee5c790b6e8195c64daba"/>
+      <w:r>
+        <w:t xml:space="preserve">🧩 Chunk 1 — The t-test code</w:t>
       </w:r>
       <w:r>
         <w:t xml:space="preserve"> </w:t>
@@ -694,6 +778,48 @@
         <w:t xml:space="preserve">(after lecture Chunk 1)</w:t>
       </w:r>
       <w:bookmarkEnd w:id="18"/>
+    </w:p>
+    <w:p>
+      <w:pPr>
+        <w:pStyle w:val="BlockText"/>
+      </w:pPr>
+      <w:r>
+        <w:t xml:space="preserve">Parts 1–6: run the two-sample and paired tests on</w:t>
+      </w:r>
+      <w:r>
+        <w:t xml:space="preserve"> </w:t>
+      </w:r>
+      <w:r>
+        <w:rPr>
+          <w:b/>
+          <w:bCs/>
+        </w:rPr>
+        <w:t xml:space="preserve">every leaf</w:t>
+      </w:r>
+      <w:r>
+        <w:t xml:space="preserve">, find the</w:t>
+      </w:r>
+      <w:r>
+        <w:t xml:space="preserve"> </w:t>
+      </w:r>
+      <w:r>
+        <w:t xml:space="preserve">pseudoreplication, fix it with one</w:t>
+      </w:r>
+      <w:r>
+        <w:t xml:space="preserve"> </w:t>
+      </w:r>
+      <w:r>
+        <w:rPr>
+          <w:rStyle w:val="VerbatimChar"/>
+        </w:rPr>
+        <w:t xml:space="preserve">summarize()</w:t>
+      </w:r>
+      <w:r>
+        <w:t xml:space="preserve"> </w:t>
+      </w:r>
+      <w:r>
+        <w:t xml:space="preserve">at the top, and rerun the same code.</w:t>
+      </w:r>
     </w:p>
     <w:bookmarkEnd w:id="19"/>
     <w:bookmarkEnd w:id="20"/>
@@ -797,13 +923,13 @@
       </w:r>
     </w:p>
     <w:bookmarkEnd w:id="21"/>
-    <w:bookmarkStart w:id="23" w:name="part-2-read-decide-report-leaf-data"/>
+    <w:bookmarkStart w:id="22" w:name="part-2-two-sample-t-test-on-every-leaf"/>
     <w:p>
       <w:pPr>
         <w:pStyle w:val="Heading1"/>
       </w:pPr>
       <w:r>
-        <w:t xml:space="preserve">Part 2 · Read, decide, report (leaf data)</w:t>
+        <w:t xml:space="preserve">Part 2 · Two-sample t-test on every leaf</w:t>
       </w:r>
     </w:p>
     <w:p>
@@ -1288,34 +1414,14 @@
         </w:pict>
       </w:r>
     </w:p>
-    <w:p>
-      <w:pPr>
-        <w:pStyle w:val="Heading2"/>
-      </w:pPr>
-      <w:bookmarkStart w:id="22" w:name="X6159ef33747b62e8297a6000532ed2048a12d4a"/>
-      <w:r>
-        <w:t xml:space="preserve">🧩 Chunk 2 — Sugar maple: check, then test</w:t>
-      </w:r>
-      <w:r>
-        <w:t xml:space="preserve"> </w:t>
-      </w:r>
-      <w:r>
-        <w:rPr>
-          <w:i/>
-          <w:iCs/>
-        </w:rPr>
-        <w:t xml:space="preserve">(after lecture Chunk 2)</w:t>
-      </w:r>
-      <w:bookmarkEnd w:id="22"/>
-    </w:p>
-    <w:bookmarkEnd w:id="23"/>
-    <w:bookmarkStart w:id="24" w:name="part-3-average-per-tree-and-side"/>
+    <w:bookmarkEnd w:id="22"/>
+    <w:bookmarkStart w:id="23" w:name="part-3-where-did-these-leaves-come-from"/>
     <w:p>
       <w:pPr>
         <w:pStyle w:val="Heading1"/>
       </w:pPr>
       <w:r>
-        <w:t xml:space="preserve">Part 3 · Average per tree and side</w:t>
+        <w:t xml:space="preserve">Part 3 · Where did these leaves come from?</w:t>
       </w:r>
     </w:p>
     <w:p>
@@ -1323,7 +1429,7 @@
         <w:pStyle w:val="FirstParagraph"/>
       </w:pPr>
       <w:r>
-        <w:t xml:space="preserve">Each tree gave 2 leaves per side. Those 2 leaves are</w:t>
+        <w:t xml:space="preserve">Before the paired test, look at the</w:t>
       </w:r>
       <w:r>
         <w:t xml:space="preserve"> </w:t>
@@ -1333,198 +1439,147 @@
           <w:b/>
           <w:bCs/>
         </w:rPr>
-        <w:t xml:space="preserve">not independent</w:t>
-      </w:r>
-      <w:r>
-        <w:t xml:space="preserve"> </w:t>
-      </w:r>
-      <w:r>
-        <w:t xml:space="preserve">(same tree, same soil, same light) — treating them as separate is</w:t>
-      </w:r>
-      <w:r>
-        <w:t xml:space="preserve"> </w:t>
-      </w:r>
+        <w:t xml:space="preserve">design</w:t>
+      </w:r>
+      <w:r>
+        <w:t xml:space="preserve"> </w:t>
+      </w:r>
+      <w:r>
+        <w:t xml:space="preserve">of your own data.</w:t>
+      </w:r>
+    </w:p>
+    <w:p>
+      <w:pPr>
+        <w:pStyle w:val="BodyText"/>
+      </w:pPr>
       <w:r>
         <w:rPr>
           <w:b/>
           <w:bCs/>
         </w:rPr>
-        <w:t xml:space="preserve">pseudoreplication</w:t>
-      </w:r>
-      <w:r>
-        <w:t xml:space="preserve">. Average them.</w:t>
-      </w:r>
-    </w:p>
-    <w:p>
-      <w:pPr>
-        <w:pStyle w:val="BodyText"/>
-      </w:pPr>
+        <w:t xml:space="preserve">▶ Run this:</w:t>
+      </w:r>
+    </w:p>
+    <w:p>
+      <w:pPr>
+        <w:pStyle w:val="SourceCode"/>
+      </w:pPr>
+      <w:r>
+        <w:rPr>
+          <w:rStyle w:val="CommentTok"/>
+        </w:rPr>
+        <w:t xml:space="preserve"># How many leaves did each team turn in? ---------------</w:t>
+      </w:r>
+      <w:r>
+        <w:br/>
+      </w:r>
+      <w:r>
+        <w:rPr>
+          <w:rStyle w:val="NormalTok"/>
+        </w:rPr>
+        <w:t xml:space="preserve">leaf_df </w:t>
+      </w:r>
+      <w:r>
+        <w:rPr>
+          <w:rStyle w:val="SpecialCharTok"/>
+        </w:rPr>
+        <w:t xml:space="preserve">%&gt;%</w:t>
+      </w:r>
+      <w:r>
+        <w:br/>
+      </w:r>
+      <w:r>
+        <w:rPr>
+          <w:rStyle w:val="NormalTok"/>
+        </w:rPr>
+        <w:t xml:space="preserve">  </w:t>
+      </w:r>
+      <w:r>
+        <w:rPr>
+          <w:rStyle w:val="FunctionTok"/>
+        </w:rPr>
+        <w:t xml:space="preserve">count</w:t>
+      </w:r>
+      <w:r>
+        <w:rPr>
+          <w:rStyle w:val="NormalTok"/>
+        </w:rPr>
+        <w:t xml:space="preserve">(teams, shade) </w:t>
+      </w:r>
+      <w:r>
+        <w:rPr>
+          <w:rStyle w:val="SpecialCharTok"/>
+        </w:rPr>
+        <w:t xml:space="preserve">%&gt;%</w:t>
+      </w:r>
+      <w:r>
+        <w:br/>
+      </w:r>
+      <w:r>
+        <w:rPr>
+          <w:rStyle w:val="NormalTok"/>
+        </w:rPr>
+        <w:t xml:space="preserve">  </w:t>
+      </w:r>
+      <w:r>
+        <w:rPr>
+          <w:rStyle w:val="FunctionTok"/>
+        </w:rPr>
+        <w:t xml:space="preserve">pivot_wider</w:t>
+      </w:r>
+      <w:r>
+        <w:rPr>
+          <w:rStyle w:val="NormalTok"/>
+        </w:rPr>
+        <w:t xml:space="preserve">(</w:t>
+      </w:r>
+      <w:r>
+        <w:rPr>
+          <w:rStyle w:val="AttributeTok"/>
+        </w:rPr>
+        <w:t xml:space="preserve">names_from =</w:t>
+      </w:r>
+      <w:r>
+        <w:rPr>
+          <w:rStyle w:val="NormalTok"/>
+        </w:rPr>
+        <w:t xml:space="preserve"> shade, </w:t>
+      </w:r>
+      <w:r>
+        <w:rPr>
+          <w:rStyle w:val="AttributeTok"/>
+        </w:rPr>
+        <w:t xml:space="preserve">values_from =</w:t>
+      </w:r>
+      <w:r>
+        <w:rPr>
+          <w:rStyle w:val="NormalTok"/>
+        </w:rPr>
+        <w:t xml:space="preserve"> n)</w:t>
+      </w:r>
+    </w:p>
+    <w:p>
+      <w:pPr>
+        <w:pStyle w:val="FirstParagraph"/>
+      </w:pPr>
+      <w:r>
+        <w:t xml:space="preserve">Each team went to</w:t>
+      </w:r>
+      <w:r>
+        <w:t xml:space="preserve"> </w:t>
+      </w:r>
       <w:r>
         <w:rPr>
           <w:b/>
           <w:bCs/>
         </w:rPr>
-        <w:t xml:space="preserve">▶ Run this:</w:t>
-      </w:r>
-    </w:p>
-    <w:p>
-      <w:pPr>
-        <w:pStyle w:val="SourceCode"/>
-      </w:pPr>
-      <w:r>
-        <w:rPr>
-          <w:rStyle w:val="CommentTok"/>
-        </w:rPr>
-        <w:t xml:space="preserve"># Average the 2 leaves per tree and side ---------------</w:t>
-      </w:r>
-      <w:r>
-        <w:br/>
-      </w:r>
-      <w:r>
-        <w:rPr>
-          <w:rStyle w:val="NormalTok"/>
-        </w:rPr>
-        <w:t xml:space="preserve">maple_tree_df </w:t>
-      </w:r>
-      <w:r>
-        <w:rPr>
-          <w:rStyle w:val="OtherTok"/>
-        </w:rPr>
-        <w:t xml:space="preserve">&lt;-</w:t>
-      </w:r>
-      <w:r>
-        <w:rPr>
-          <w:rStyle w:val="NormalTok"/>
-        </w:rPr>
-        <w:t xml:space="preserve"> maple_df </w:t>
-      </w:r>
-      <w:r>
-        <w:rPr>
-          <w:rStyle w:val="SpecialCharTok"/>
-        </w:rPr>
-        <w:t xml:space="preserve">%&gt;%</w:t>
-      </w:r>
-      <w:r>
-        <w:br/>
-      </w:r>
-      <w:r>
-        <w:rPr>
-          <w:rStyle w:val="NormalTok"/>
-        </w:rPr>
-        <w:t xml:space="preserve">  </w:t>
-      </w:r>
-      <w:r>
-        <w:rPr>
-          <w:rStyle w:val="FunctionTok"/>
-        </w:rPr>
-        <w:t xml:space="preserve">group_by</w:t>
-      </w:r>
-      <w:r>
-        <w:rPr>
-          <w:rStyle w:val="NormalTok"/>
-        </w:rPr>
-        <w:t xml:space="preserve">(tree, side) </w:t>
-      </w:r>
-      <w:r>
-        <w:rPr>
-          <w:rStyle w:val="SpecialCharTok"/>
-        </w:rPr>
-        <w:t xml:space="preserve">%&gt;%</w:t>
-      </w:r>
-      <w:r>
-        <w:br/>
-      </w:r>
-      <w:r>
-        <w:rPr>
-          <w:rStyle w:val="NormalTok"/>
-        </w:rPr>
-        <w:t xml:space="preserve">  </w:t>
-      </w:r>
-      <w:r>
-        <w:rPr>
-          <w:rStyle w:val="FunctionTok"/>
-        </w:rPr>
-        <w:t xml:space="preserve">summarize</w:t>
-      </w:r>
-      <w:r>
-        <w:rPr>
-          <w:rStyle w:val="NormalTok"/>
-        </w:rPr>
-        <w:t xml:space="preserve">(</w:t>
-      </w:r>
-      <w:r>
-        <w:rPr>
-          <w:rStyle w:val="AttributeTok"/>
-        </w:rPr>
-        <w:t xml:space="preserve">area =</w:t>
-      </w:r>
-      <w:r>
-        <w:rPr>
-          <w:rStyle w:val="NormalTok"/>
-        </w:rPr>
-        <w:t xml:space="preserve"> </w:t>
-      </w:r>
-      <w:r>
-        <w:rPr>
-          <w:rStyle w:val="FunctionTok"/>
-        </w:rPr>
-        <w:t xml:space="preserve">mean</w:t>
-      </w:r>
-      <w:r>
-        <w:rPr>
-          <w:rStyle w:val="NormalTok"/>
-        </w:rPr>
-        <w:t xml:space="preserve">(total_area_cm2),</w:t>
-      </w:r>
-      <w:r>
-        <w:br/>
-      </w:r>
-      <w:r>
-        <w:rPr>
-          <w:rStyle w:val="NormalTok"/>
-        </w:rPr>
-        <w:t xml:space="preserve">            </w:t>
-      </w:r>
-      <w:r>
-        <w:rPr>
-          <w:rStyle w:val="AttributeTok"/>
-        </w:rPr>
-        <w:t xml:space="preserve">.groups =</w:t>
-      </w:r>
-      <w:r>
-        <w:rPr>
-          <w:rStyle w:val="NormalTok"/>
-        </w:rPr>
-        <w:t xml:space="preserve"> </w:t>
-      </w:r>
-      <w:r>
-        <w:rPr>
-          <w:rStyle w:val="StringTok"/>
-        </w:rPr>
-        <w:t xml:space="preserve">"drop"</w:t>
-      </w:r>
-      <w:r>
-        <w:rPr>
-          <w:rStyle w:val="NormalTok"/>
-        </w:rPr>
-        <w:t xml:space="preserve">)</w:t>
-      </w:r>
-      <w:r>
-        <w:br/>
-      </w:r>
-      <w:r>
-        <w:rPr>
-          <w:rStyle w:val="NormalTok"/>
-        </w:rPr>
-        <w:t xml:space="preserve">maple_tree_df</w:t>
-      </w:r>
-    </w:p>
-    <w:p>
-      <w:pPr>
-        <w:pStyle w:val="FirstParagraph"/>
-      </w:pPr>
-      <w:r>
-        <w:t xml:space="preserve">✏️</w:t>
+        <w:t xml:space="preserve">one tree</w:t>
+      </w:r>
+      <w:r>
+        <w:t xml:space="preserve"> </w:t>
+      </w:r>
+      <w:r>
+        <w:t xml:space="preserve">and picked leaves off the sunny side and the shady side of</w:t>
       </w:r>
       <w:r>
         <w:t xml:space="preserve"> </w:t>
@@ -1534,13 +1589,37 @@
           <w:b/>
           <w:bCs/>
         </w:rPr>
+        <w:t xml:space="preserve">that</w:t>
+      </w:r>
+      <w:r>
+        <w:t xml:space="preserve"> </w:t>
+      </w:r>
+      <w:r>
+        <w:t xml:space="preserve">tree.</w:t>
+      </w:r>
+    </w:p>
+    <w:p>
+      <w:pPr>
+        <w:pStyle w:val="BodyText"/>
+      </w:pPr>
+      <w:r>
+        <w:t xml:space="preserve">✏️</w:t>
+      </w:r>
+      <w:r>
+        <w:t xml:space="preserve"> </w:t>
+      </w:r>
+      <w:r>
+        <w:rPr>
+          <w:b/>
+          <w:bCs/>
+        </w:rPr>
         <w:t xml:space="preserve">QA3:</w:t>
       </w:r>
       <w:r>
         <w:t xml:space="preserve"> </w:t>
       </w:r>
       <w:r>
-        <w:t xml:space="preserve">Why average? How many values per side do you have now?</w:t>
+        <w:t xml:space="preserve">How many teams are there? Did every team turn in the same number of leaves? Which teams did not?</w:t>
       </w:r>
     </w:p>
     <w:p>
@@ -1550,22 +1629,22 @@
         </w:pict>
       </w:r>
     </w:p>
-    <w:bookmarkEnd w:id="24"/>
-    <w:bookmarkStart w:id="25" w:name="part-4-two-sample-check-then-test"/>
+    <w:bookmarkEnd w:id="23"/>
+    <w:bookmarkStart w:id="24" w:name="part-4-paired-t-test-on-every-leaf"/>
     <w:p>
       <w:pPr>
         <w:pStyle w:val="Heading1"/>
       </w:pPr>
       <w:r>
-        <w:t xml:space="preserve">Part 4 · Two-sample — check, then test</w:t>
-      </w:r>
-    </w:p>
-    <w:p>
-      <w:pPr>
-        <w:pStyle w:val="BlockText"/>
-      </w:pPr>
-      <w:r>
-        <w:t xml:space="preserve">💡</w:t>
+        <w:t xml:space="preserve">Part 4 · Paired t-test on every leaf</w:t>
+      </w:r>
+    </w:p>
+    <w:p>
+      <w:pPr>
+        <w:pStyle w:val="FirstParagraph"/>
+      </w:pPr>
+      <w:r>
+        <w:t xml:space="preserve">The two sides are matched within a team, so let’s run the paired test. A paired test needs the two groups</w:t>
       </w:r>
       <w:r>
         <w:t xml:space="preserve"> </w:t>
@@ -1575,40 +1654,21 @@
           <w:b/>
           <w:bCs/>
         </w:rPr>
-        <w:t xml:space="preserve">Check → decide → test.</w:t>
-      </w:r>
-      <w:r>
-        <w:t xml:space="preserve"> </w:t>
-      </w:r>
-      <w:r>
-        <w:t xml:space="preserve">A two-sample t-test needs</w:t>
-      </w:r>
-      <w:r>
-        <w:t xml:space="preserve"> </w:t>
-      </w:r>
+        <w:t xml:space="preserve">side by side in one row</w:t>
+      </w:r>
+      <w:r>
+        <w:t xml:space="preserve">, so we reshape first.</w:t>
+      </w:r>
+    </w:p>
+    <w:p>
+      <w:pPr>
+        <w:pStyle w:val="BodyText"/>
+      </w:pPr>
       <w:r>
         <w:rPr>
           <w:b/>
           <w:bCs/>
         </w:rPr>
-        <w:t xml:space="preserve">each side</w:t>
-      </w:r>
-      <w:r>
-        <w:t xml:space="preserve"> </w:t>
-      </w:r>
-      <w:r>
-        <w:t xml:space="preserve">to be roughly normal.</w:t>
-      </w:r>
-    </w:p>
-    <w:p>
-      <w:pPr>
-        <w:pStyle w:val="FirstParagraph"/>
-      </w:pPr>
-      <w:r>
-        <w:rPr>
-          <w:b/>
-          <w:bCs/>
-        </w:rPr>
         <w:t xml:space="preserve">▶ Run this:</w:t>
       </w:r>
     </w:p>
@@ -1620,16 +1680,28 @@
         <w:rPr>
           <w:rStyle w:val="CommentTok"/>
         </w:rPr>
-        <w:t xml:space="preserve"># Normality of each side (tree means) ------------------</w:t>
-      </w:r>
-      <w:r>
-        <w:br/>
-      </w:r>
-      <w:r>
-        <w:rPr>
-          <w:rStyle w:val="NormalTok"/>
-        </w:rPr>
-        <w:t xml:space="preserve">maple_tree_df </w:t>
+        <w:t xml:space="preserve"># Number the leaves within each team and side ----------</w:t>
+      </w:r>
+      <w:r>
+        <w:br/>
+      </w:r>
+      <w:r>
+        <w:rPr>
+          <w:rStyle w:val="NormalTok"/>
+        </w:rPr>
+        <w:t xml:space="preserve">leaf_wide_df </w:t>
+      </w:r>
+      <w:r>
+        <w:rPr>
+          <w:rStyle w:val="OtherTok"/>
+        </w:rPr>
+        <w:t xml:space="preserve">&lt;-</w:t>
+      </w:r>
+      <w:r>
+        <w:rPr>
+          <w:rStyle w:val="NormalTok"/>
+        </w:rPr>
+        <w:t xml:space="preserve"> leaf_df </w:t>
       </w:r>
       <w:r>
         <w:rPr>
@@ -1656,7 +1728,7 @@
         <w:rPr>
           <w:rStyle w:val="NormalTok"/>
         </w:rPr>
-        <w:t xml:space="preserve">(side) </w:t>
+        <w:t xml:space="preserve">(teams, shade) </w:t>
       </w:r>
       <w:r>
         <w:rPr>
@@ -1677,7 +1749,7 @@
         <w:rPr>
           <w:rStyle w:val="FunctionTok"/>
         </w:rPr>
-        <w:t xml:space="preserve">summarize</w:t>
+        <w:t xml:space="preserve">mutate</w:t>
       </w:r>
       <w:r>
         <w:rPr>
@@ -1689,7 +1761,7 @@
         <w:rPr>
           <w:rStyle w:val="AttributeTok"/>
         </w:rPr>
-        <w:t xml:space="preserve">shapiro_p =</w:t>
+        <w:t xml:space="preserve">leaf_n =</w:t>
       </w:r>
       <w:r>
         <w:rPr>
@@ -1701,192 +1773,271 @@
         <w:rPr>
           <w:rStyle w:val="FunctionTok"/>
         </w:rPr>
-        <w:t xml:space="preserve">shapiro.test</w:t>
-      </w:r>
-      <w:r>
-        <w:rPr>
-          <w:rStyle w:val="NormalTok"/>
-        </w:rPr>
-        <w:t xml:space="preserve">(area)</w:t>
+        <w:t xml:space="preserve">row_number</w:t>
+      </w:r>
+      <w:r>
+        <w:rPr>
+          <w:rStyle w:val="NormalTok"/>
+        </w:rPr>
+        <w:t xml:space="preserve">()) </w:t>
       </w:r>
       <w:r>
         <w:rPr>
           <w:rStyle w:val="SpecialCharTok"/>
         </w:rPr>
+        <w:t xml:space="preserve">%&gt;%</w:t>
+      </w:r>
+      <w:r>
+        <w:br/>
+      </w:r>
+      <w:r>
+        <w:rPr>
+          <w:rStyle w:val="NormalTok"/>
+        </w:rPr>
+        <w:t xml:space="preserve">  </w:t>
+      </w:r>
+      <w:r>
+        <w:rPr>
+          <w:rStyle w:val="FunctionTok"/>
+        </w:rPr>
+        <w:t xml:space="preserve">ungroup</w:t>
+      </w:r>
+      <w:r>
+        <w:rPr>
+          <w:rStyle w:val="NormalTok"/>
+        </w:rPr>
+        <w:t xml:space="preserve">() </w:t>
+      </w:r>
+      <w:r>
+        <w:rPr>
+          <w:rStyle w:val="SpecialCharTok"/>
+        </w:rPr>
+        <w:t xml:space="preserve">%&gt;%</w:t>
+      </w:r>
+      <w:r>
+        <w:br/>
+      </w:r>
+      <w:r>
+        <w:rPr>
+          <w:rStyle w:val="NormalTok"/>
+        </w:rPr>
+        <w:t xml:space="preserve">  </w:t>
+      </w:r>
+      <w:r>
+        <w:rPr>
+          <w:rStyle w:val="FunctionTok"/>
+        </w:rPr>
+        <w:t xml:space="preserve">select</w:t>
+      </w:r>
+      <w:r>
+        <w:rPr>
+          <w:rStyle w:val="NormalTok"/>
+        </w:rPr>
+        <w:t xml:space="preserve">(teams, leaf_n, shade, mass_g) </w:t>
+      </w:r>
+      <w:r>
+        <w:rPr>
+          <w:rStyle w:val="SpecialCharTok"/>
+        </w:rPr>
+        <w:t xml:space="preserve">%&gt;%</w:t>
+      </w:r>
+      <w:r>
+        <w:br/>
+      </w:r>
+      <w:r>
+        <w:rPr>
+          <w:rStyle w:val="NormalTok"/>
+        </w:rPr>
+        <w:t xml:space="preserve">  </w:t>
+      </w:r>
+      <w:r>
+        <w:rPr>
+          <w:rStyle w:val="FunctionTok"/>
+        </w:rPr>
+        <w:t xml:space="preserve">pivot_wider</w:t>
+      </w:r>
+      <w:r>
+        <w:rPr>
+          <w:rStyle w:val="NormalTok"/>
+        </w:rPr>
+        <w:t xml:space="preserve">(</w:t>
+      </w:r>
+      <w:r>
+        <w:rPr>
+          <w:rStyle w:val="AttributeTok"/>
+        </w:rPr>
+        <w:t xml:space="preserve">names_from =</w:t>
+      </w:r>
+      <w:r>
+        <w:rPr>
+          <w:rStyle w:val="NormalTok"/>
+        </w:rPr>
+        <w:t xml:space="preserve"> shade, </w:t>
+      </w:r>
+      <w:r>
+        <w:rPr>
+          <w:rStyle w:val="AttributeTok"/>
+        </w:rPr>
+        <w:t xml:space="preserve">values_from =</w:t>
+      </w:r>
+      <w:r>
+        <w:rPr>
+          <w:rStyle w:val="NormalTok"/>
+        </w:rPr>
+        <w:t xml:space="preserve"> mass_g) </w:t>
+      </w:r>
+      <w:r>
+        <w:rPr>
+          <w:rStyle w:val="SpecialCharTok"/>
+        </w:rPr>
+        <w:t xml:space="preserve">%&gt;%</w:t>
+      </w:r>
+      <w:r>
+        <w:br/>
+      </w:r>
+      <w:r>
+        <w:rPr>
+          <w:rStyle w:val="NormalTok"/>
+        </w:rPr>
+        <w:t xml:space="preserve">  </w:t>
+      </w:r>
+      <w:r>
+        <w:rPr>
+          <w:rStyle w:val="FunctionTok"/>
+        </w:rPr>
+        <w:t xml:space="preserve">mutate</w:t>
+      </w:r>
+      <w:r>
+        <w:rPr>
+          <w:rStyle w:val="NormalTok"/>
+        </w:rPr>
+        <w:t xml:space="preserve">(</w:t>
+      </w:r>
+      <w:r>
+        <w:rPr>
+          <w:rStyle w:val="AttributeTok"/>
+        </w:rPr>
+        <w:t xml:space="preserve">diff =</w:t>
+      </w:r>
+      <w:r>
+        <w:rPr>
+          <w:rStyle w:val="NormalTok"/>
+        </w:rPr>
+        <w:t xml:space="preserve"> shady </w:t>
+      </w:r>
+      <w:r>
+        <w:rPr>
+          <w:rStyle w:val="SpecialCharTok"/>
+        </w:rPr>
+        <w:t xml:space="preserve">-</w:t>
+      </w:r>
+      <w:r>
+        <w:rPr>
+          <w:rStyle w:val="NormalTok"/>
+        </w:rPr>
+        <w:t xml:space="preserve"> sunny)</w:t>
+      </w:r>
+      <w:r>
+        <w:br/>
+      </w:r>
+      <w:r>
+        <w:rPr>
+          <w:rStyle w:val="NormalTok"/>
+        </w:rPr>
+        <w:t xml:space="preserve">leaf_wide_df</w:t>
+      </w:r>
+      <w:r>
+        <w:br/>
+      </w:r>
+      <w:r>
+        <w:br/>
+      </w:r>
+      <w:r>
+        <w:rPr>
+          <w:rStyle w:val="CommentTok"/>
+        </w:rPr>
+        <w:t xml:space="preserve"># Paired t-test on all the leaves ----------------------</w:t>
+      </w:r>
+      <w:r>
+        <w:br/>
+      </w:r>
+      <w:r>
+        <w:rPr>
+          <w:rStyle w:val="NormalTok"/>
+        </w:rPr>
+        <w:t xml:space="preserve">leaf_paired_model </w:t>
+      </w:r>
+      <w:r>
+        <w:rPr>
+          <w:rStyle w:val="OtherTok"/>
+        </w:rPr>
+        <w:t xml:space="preserve">&lt;-</w:t>
+      </w:r>
+      <w:r>
+        <w:rPr>
+          <w:rStyle w:val="NormalTok"/>
+        </w:rPr>
+        <w:t xml:space="preserve"> </w:t>
+      </w:r>
+      <w:r>
+        <w:rPr>
+          <w:rStyle w:val="FunctionTok"/>
+        </w:rPr>
+        <w:t xml:space="preserve">t.test</w:t>
+      </w:r>
+      <w:r>
+        <w:rPr>
+          <w:rStyle w:val="NormalTok"/>
+        </w:rPr>
+        <w:t xml:space="preserve">(leaf_wide_df</w:t>
+      </w:r>
+      <w:r>
+        <w:rPr>
+          <w:rStyle w:val="SpecialCharTok"/>
+        </w:rPr>
         <w:t xml:space="preserve">$</w:t>
       </w:r>
       <w:r>
         <w:rPr>
           <w:rStyle w:val="NormalTok"/>
         </w:rPr>
-        <w:t xml:space="preserve">p.value)</w:t>
-      </w:r>
-      <w:r>
-        <w:br/>
-      </w:r>
-      <w:r>
-        <w:br/>
-      </w:r>
-      <w:r>
-        <w:rPr>
-          <w:rStyle w:val="CommentTok"/>
-        </w:rPr>
-        <w:t xml:space="preserve"># Equal spread? ----------------------------------------</w:t>
-      </w:r>
-      <w:r>
-        <w:br/>
-      </w:r>
-      <w:r>
-        <w:rPr>
-          <w:rStyle w:val="FunctionTok"/>
-        </w:rPr>
-        <w:t xml:space="preserve">leveneTest</w:t>
-      </w:r>
-      <w:r>
-        <w:rPr>
-          <w:rStyle w:val="NormalTok"/>
-        </w:rPr>
-        <w:t xml:space="preserve">(area </w:t>
+        <w:t xml:space="preserve">shady,</w:t>
+      </w:r>
+      <w:r>
+        <w:br/>
+      </w:r>
+      <w:r>
+        <w:rPr>
+          <w:rStyle w:val="NormalTok"/>
+        </w:rPr>
+        <w:t xml:space="preserve">                            leaf_wide_df</w:t>
       </w:r>
       <w:r>
         <w:rPr>
           <w:rStyle w:val="SpecialCharTok"/>
         </w:rPr>
-        <w:t xml:space="preserve">~</w:t>
-      </w:r>
-      <w:r>
-        <w:rPr>
-          <w:rStyle w:val="NormalTok"/>
-        </w:rPr>
-        <w:t xml:space="preserve"> side, </w:t>
+        <w:t xml:space="preserve">$</w:t>
+      </w:r>
+      <w:r>
+        <w:rPr>
+          <w:rStyle w:val="NormalTok"/>
+        </w:rPr>
+        <w:t xml:space="preserve">sunny,</w:t>
+      </w:r>
+      <w:r>
+        <w:br/>
+      </w:r>
+      <w:r>
+        <w:rPr>
+          <w:rStyle w:val="NormalTok"/>
+        </w:rPr>
+        <w:t xml:space="preserve">                            </w:t>
       </w:r>
       <w:r>
         <w:rPr>
           <w:rStyle w:val="AttributeTok"/>
         </w:rPr>
-        <w:t xml:space="preserve">data =</w:t>
-      </w:r>
-      <w:r>
-        <w:rPr>
-          <w:rStyle w:val="NormalTok"/>
-        </w:rPr>
-        <w:t xml:space="preserve"> maple_tree_df)</w:t>
-      </w:r>
-    </w:p>
-    <w:p>
-      <w:pPr>
-        <w:pStyle w:val="BlockText"/>
-      </w:pPr>
-      <w:r>
-        <w:t xml:space="preserve">🔮</w:t>
-      </w:r>
-      <w:r>
-        <w:t xml:space="preserve"> </w:t>
-      </w:r>
-      <w:r>
-        <w:rPr>
-          <w:b/>
-          <w:bCs/>
-        </w:rPr>
-        <w:t xml:space="preserve">Predict first:</w:t>
-      </w:r>
-      <w:r>
-        <w:t xml:space="preserve"> </w:t>
-      </w:r>
-      <w:r>
-        <w:t xml:space="preserve">assumptions OK? Then: with 8 trees per side, will the two-sample test be significant?</w:t>
-      </w:r>
-    </w:p>
-    <w:p>
-      <w:pPr>
-        <w:pStyle w:val="SourceCode"/>
-      </w:pPr>
-      <w:r>
-        <w:rPr>
-          <w:rStyle w:val="CommentTok"/>
-        </w:rPr>
-        <w:t xml:space="preserve"># Welch's two-sample t-test on the tree means ----------</w:t>
-      </w:r>
-      <w:r>
-        <w:br/>
-      </w:r>
-      <w:r>
-        <w:rPr>
-          <w:rStyle w:val="NormalTok"/>
-        </w:rPr>
-        <w:t xml:space="preserve">maple_2s_model </w:t>
-      </w:r>
-      <w:r>
-        <w:rPr>
-          <w:rStyle w:val="OtherTok"/>
-        </w:rPr>
-        <w:t xml:space="preserve">&lt;-</w:t>
-      </w:r>
-      <w:r>
-        <w:rPr>
-          <w:rStyle w:val="NormalTok"/>
-        </w:rPr>
-        <w:t xml:space="preserve"> </w:t>
-      </w:r>
-      <w:r>
-        <w:rPr>
-          <w:rStyle w:val="FunctionTok"/>
-        </w:rPr>
-        <w:t xml:space="preserve">t.test</w:t>
-      </w:r>
-      <w:r>
-        <w:rPr>
-          <w:rStyle w:val="NormalTok"/>
-        </w:rPr>
-        <w:t xml:space="preserve">(area </w:t>
-      </w:r>
-      <w:r>
-        <w:rPr>
-          <w:rStyle w:val="SpecialCharTok"/>
-        </w:rPr>
-        <w:t xml:space="preserve">~</w:t>
-      </w:r>
-      <w:r>
-        <w:rPr>
-          <w:rStyle w:val="NormalTok"/>
-        </w:rPr>
-        <w:t xml:space="preserve"> side,</w:t>
-      </w:r>
-      <w:r>
-        <w:br/>
-      </w:r>
-      <w:r>
-        <w:rPr>
-          <w:rStyle w:val="NormalTok"/>
-        </w:rPr>
-        <w:t xml:space="preserve">                         </w:t>
-      </w:r>
-      <w:r>
-        <w:rPr>
-          <w:rStyle w:val="AttributeTok"/>
-        </w:rPr>
-        <w:t xml:space="preserve">data =</w:t>
-      </w:r>
-      <w:r>
-        <w:rPr>
-          <w:rStyle w:val="NormalTok"/>
-        </w:rPr>
-        <w:t xml:space="preserve"> maple_tree_df,</w:t>
-      </w:r>
-      <w:r>
-        <w:br/>
-      </w:r>
-      <w:r>
-        <w:rPr>
-          <w:rStyle w:val="NormalTok"/>
-        </w:rPr>
-        <w:t xml:space="preserve">                         </w:t>
-      </w:r>
-      <w:r>
-        <w:rPr>
-          <w:rStyle w:val="AttributeTok"/>
-        </w:rPr>
-        <w:t xml:space="preserve">var.equal =</w:t>
+        <w:t xml:space="preserve">paired =</w:t>
       </w:r>
       <w:r>
         <w:rPr>
@@ -1898,7 +2049,7 @@
         <w:rPr>
           <w:rStyle w:val="ConstantTok"/>
         </w:rPr>
-        <w:t xml:space="preserve">FALSE</w:t>
+        <w:t xml:space="preserve">TRUE</w:t>
       </w:r>
       <w:r>
         <w:rPr>
@@ -1913,715 +2064,7 @@
         <w:rPr>
           <w:rStyle w:val="NormalTok"/>
         </w:rPr>
-        <w:t xml:space="preserve">maple_2s_model</w:t>
-      </w:r>
-    </w:p>
-    <w:p>
-      <w:pPr>
-        <w:pStyle w:val="FirstParagraph"/>
-      </w:pPr>
-      <w:r>
-        <w:t xml:space="preserve">✏️</w:t>
-      </w:r>
-      <w:r>
-        <w:t xml:space="preserve"> </w:t>
-      </w:r>
-      <w:r>
-        <w:rPr>
-          <w:b/>
-          <w:bCs/>
-        </w:rPr>
-        <w:t xml:space="preserve">QA4:</w:t>
-      </w:r>
-      <w:r>
-        <w:t xml:space="preserve"> </w:t>
-      </w:r>
-      <w:r>
-        <w:t xml:space="preserve">Assumptions OK? t, df,</w:t>
-      </w:r>
-      <w:r>
-        <w:t xml:space="preserve"> </w:t>
-      </w:r>
-      <w:r>
-        <w:rPr>
-          <w:i/>
-          <w:iCs/>
-        </w:rPr>
-        <w:t xml:space="preserve">p</w:t>
-      </w:r>
-      <w:r>
-        <w:t xml:space="preserve">? Reject or fail to reject?</w:t>
-      </w:r>
-    </w:p>
-    <w:p>
-      <w:r>
-        <w:pict>
-          <v:rect style="width:0;height:1.5pt" o:hralign="center" o:hrstd="t" o:hr="t"/>
-        </w:pict>
-      </w:r>
-    </w:p>
-    <w:bookmarkEnd w:id="25"/>
-    <w:bookmarkStart w:id="26" w:name="part-5-the-slope-plot"/>
-    <w:p>
-      <w:pPr>
-        <w:pStyle w:val="Heading1"/>
-      </w:pPr>
-      <w:r>
-        <w:t xml:space="preserve">Part 5 · The slope plot</w:t>
-      </w:r>
-    </w:p>
-    <w:p>
-      <w:pPr>
-        <w:pStyle w:val="FirstParagraph"/>
-      </w:pPr>
-      <w:r>
-        <w:rPr>
-          <w:b/>
-          <w:bCs/>
-        </w:rPr>
-        <w:t xml:space="preserve">▶ Run this:</w:t>
-      </w:r>
-    </w:p>
-    <w:p>
-      <w:pPr>
-        <w:pStyle w:val="SourceCode"/>
-      </w:pPr>
-      <w:r>
-        <w:rPr>
-          <w:rStyle w:val="CommentTok"/>
-        </w:rPr>
-        <w:t xml:space="preserve"># One line per tree: sunny -&gt; shady --------------------</w:t>
-      </w:r>
-      <w:r>
-        <w:br/>
-      </w:r>
-      <w:r>
-        <w:rPr>
-          <w:rStyle w:val="NormalTok"/>
-        </w:rPr>
-        <w:t xml:space="preserve">maple_tree_df </w:t>
-      </w:r>
-      <w:r>
-        <w:rPr>
-          <w:rStyle w:val="SpecialCharTok"/>
-        </w:rPr>
-        <w:t xml:space="preserve">%&gt;%</w:t>
-      </w:r>
-      <w:r>
-        <w:br/>
-      </w:r>
-      <w:r>
-        <w:rPr>
-          <w:rStyle w:val="NormalTok"/>
-        </w:rPr>
-        <w:t xml:space="preserve">  </w:t>
-      </w:r>
-      <w:r>
-        <w:rPr>
-          <w:rStyle w:val="FunctionTok"/>
-        </w:rPr>
-        <w:t xml:space="preserve">ggplot</w:t>
-      </w:r>
-      <w:r>
-        <w:rPr>
-          <w:rStyle w:val="NormalTok"/>
-        </w:rPr>
-        <w:t xml:space="preserve">(</w:t>
-      </w:r>
-      <w:r>
-        <w:rPr>
-          <w:rStyle w:val="FunctionTok"/>
-        </w:rPr>
-        <w:t xml:space="preserve">aes</w:t>
-      </w:r>
-      <w:r>
-        <w:rPr>
-          <w:rStyle w:val="NormalTok"/>
-        </w:rPr>
-        <w:t xml:space="preserve">(</w:t>
-      </w:r>
-      <w:r>
-        <w:rPr>
-          <w:rStyle w:val="AttributeTok"/>
-        </w:rPr>
-        <w:t xml:space="preserve">x =</w:t>
-      </w:r>
-      <w:r>
-        <w:rPr>
-          <w:rStyle w:val="NormalTok"/>
-        </w:rPr>
-        <w:t xml:space="preserve"> side, </w:t>
-      </w:r>
-      <w:r>
-        <w:rPr>
-          <w:rStyle w:val="AttributeTok"/>
-        </w:rPr>
-        <w:t xml:space="preserve">y =</w:t>
-      </w:r>
-      <w:r>
-        <w:rPr>
-          <w:rStyle w:val="NormalTok"/>
-        </w:rPr>
-        <w:t xml:space="preserve"> area, </w:t>
-      </w:r>
-      <w:r>
-        <w:rPr>
-          <w:rStyle w:val="AttributeTok"/>
-        </w:rPr>
-        <w:t xml:space="preserve">group =</w:t>
-      </w:r>
-      <w:r>
-        <w:rPr>
-          <w:rStyle w:val="NormalTok"/>
-        </w:rPr>
-        <w:t xml:space="preserve"> tree)) </w:t>
-      </w:r>
-      <w:r>
-        <w:rPr>
-          <w:rStyle w:val="SpecialCharTok"/>
-        </w:rPr>
-        <w:t xml:space="preserve">+</w:t>
-      </w:r>
-      <w:r>
-        <w:br/>
-      </w:r>
-      <w:r>
-        <w:rPr>
-          <w:rStyle w:val="NormalTok"/>
-        </w:rPr>
-        <w:t xml:space="preserve">  </w:t>
-      </w:r>
-      <w:r>
-        <w:rPr>
-          <w:rStyle w:val="FunctionTok"/>
-        </w:rPr>
-        <w:t xml:space="preserve">geom_line</w:t>
-      </w:r>
-      <w:r>
-        <w:rPr>
-          <w:rStyle w:val="NormalTok"/>
-        </w:rPr>
-        <w:t xml:space="preserve">() </w:t>
-      </w:r>
-      <w:r>
-        <w:rPr>
-          <w:rStyle w:val="SpecialCharTok"/>
-        </w:rPr>
-        <w:t xml:space="preserve">+</w:t>
-      </w:r>
-      <w:r>
-        <w:br/>
-      </w:r>
-      <w:r>
-        <w:rPr>
-          <w:rStyle w:val="NormalTok"/>
-        </w:rPr>
-        <w:t xml:space="preserve">  </w:t>
-      </w:r>
-      <w:r>
-        <w:rPr>
-          <w:rStyle w:val="FunctionTok"/>
-        </w:rPr>
-        <w:t xml:space="preserve">geom_point</w:t>
-      </w:r>
-      <w:r>
-        <w:rPr>
-          <w:rStyle w:val="NormalTok"/>
-        </w:rPr>
-        <w:t xml:space="preserve">() </w:t>
-      </w:r>
-      <w:r>
-        <w:rPr>
-          <w:rStyle w:val="SpecialCharTok"/>
-        </w:rPr>
-        <w:t xml:space="preserve">+</w:t>
-      </w:r>
-      <w:r>
-        <w:br/>
-      </w:r>
-      <w:r>
-        <w:rPr>
-          <w:rStyle w:val="NormalTok"/>
-        </w:rPr>
-        <w:t xml:space="preserve">  </w:t>
-      </w:r>
-      <w:r>
-        <w:rPr>
-          <w:rStyle w:val="FunctionTok"/>
-        </w:rPr>
-        <w:t xml:space="preserve">scale_x_discrete</w:t>
-      </w:r>
-      <w:r>
-        <w:rPr>
-          <w:rStyle w:val="NormalTok"/>
-        </w:rPr>
-        <w:t xml:space="preserve">(</w:t>
-      </w:r>
-      <w:r>
-        <w:rPr>
-          <w:rStyle w:val="AttributeTok"/>
-        </w:rPr>
-        <w:t xml:space="preserve">limits =</w:t>
-      </w:r>
-      <w:r>
-        <w:rPr>
-          <w:rStyle w:val="NormalTok"/>
-        </w:rPr>
-        <w:t xml:space="preserve"> </w:t>
-      </w:r>
-      <w:r>
-        <w:rPr>
-          <w:rStyle w:val="FunctionTok"/>
-        </w:rPr>
-        <w:t xml:space="preserve">c</w:t>
-      </w:r>
-      <w:r>
-        <w:rPr>
-          <w:rStyle w:val="NormalTok"/>
-        </w:rPr>
-        <w:t xml:space="preserve">(</w:t>
-      </w:r>
-      <w:r>
-        <w:rPr>
-          <w:rStyle w:val="StringTok"/>
-        </w:rPr>
-        <w:t xml:space="preserve">"sunny"</w:t>
-      </w:r>
-      <w:r>
-        <w:rPr>
-          <w:rStyle w:val="NormalTok"/>
-        </w:rPr>
-        <w:t xml:space="preserve">, </w:t>
-      </w:r>
-      <w:r>
-        <w:rPr>
-          <w:rStyle w:val="StringTok"/>
-        </w:rPr>
-        <w:t xml:space="preserve">"shady"</w:t>
-      </w:r>
-      <w:r>
-        <w:rPr>
-          <w:rStyle w:val="NormalTok"/>
-        </w:rPr>
-        <w:t xml:space="preserve">))</w:t>
-      </w:r>
-    </w:p>
-    <w:p>
-      <w:pPr>
-        <w:pStyle w:val="FirstParagraph"/>
-      </w:pPr>
-      <w:r>
-        <w:rPr>
-          <w:rStyle w:val="VerbatimChar"/>
-        </w:rPr>
-        <w:t xml:space="preserve">group = tree</w:t>
-      </w:r>
-      <w:r>
-        <w:t xml:space="preserve"> </w:t>
-      </w:r>
-      <w:r>
-        <w:t xml:space="preserve">joins the two points from the same tree with a line.</w:t>
-      </w:r>
-    </w:p>
-    <w:p>
-      <w:pPr>
-        <w:pStyle w:val="BodyText"/>
-      </w:pPr>
-      <w:r>
-        <w:t xml:space="preserve">✏️</w:t>
-      </w:r>
-      <w:r>
-        <w:t xml:space="preserve"> </w:t>
-      </w:r>
-      <w:r>
-        <w:rPr>
-          <w:b/>
-          <w:bCs/>
-        </w:rPr>
-        <w:t xml:space="preserve">QA5:</w:t>
-      </w:r>
-      <w:r>
-        <w:t xml:space="preserve"> </w:t>
-      </w:r>
-      <w:r>
-        <w:t xml:space="preserve">How many lines go up? Why can this pattern be so clear when the two-sample test was borderline?</w:t>
-      </w:r>
-    </w:p>
-    <w:p>
-      <w:r>
-        <w:pict>
-          <v:rect style="width:0;height:1.5pt" o:hralign="center" o:hrstd="t" o:hr="t"/>
-        </w:pict>
-      </w:r>
-    </w:p>
-    <w:bookmarkEnd w:id="26"/>
-    <w:bookmarkStart w:id="28" w:name="part-6-paired-check-then-test"/>
-    <w:p>
-      <w:pPr>
-        <w:pStyle w:val="Heading1"/>
-      </w:pPr>
-      <w:r>
-        <w:t xml:space="preserve">Part 6 · Paired — check, then test</w:t>
-      </w:r>
-    </w:p>
-    <w:p>
-      <w:pPr>
-        <w:pStyle w:val="FirstParagraph"/>
-      </w:pPr>
-      <w:r>
-        <w:t xml:space="preserve">A paired test needs</w:t>
-      </w:r>
-      <w:r>
-        <w:t xml:space="preserve"> </w:t>
-      </w:r>
-      <w:r>
-        <w:rPr>
-          <w:b/>
-          <w:bCs/>
-        </w:rPr>
-        <w:t xml:space="preserve">one row per tree</w:t>
-      </w:r>
-      <w:r>
-        <w:t xml:space="preserve"> </w:t>
-      </w:r>
-      <w:r>
-        <w:t xml:space="preserve">and checks that the</w:t>
-      </w:r>
-      <w:r>
-        <w:t xml:space="preserve"> </w:t>
-      </w:r>
-      <w:r>
-        <w:rPr>
-          <w:b/>
-          <w:bCs/>
-        </w:rPr>
-        <w:t xml:space="preserve">differences</w:t>
-      </w:r>
-      <w:r>
-        <w:t xml:space="preserve"> </w:t>
-      </w:r>
-      <w:r>
-        <w:t xml:space="preserve">are roughly normal.</w:t>
-      </w:r>
-    </w:p>
-    <w:p>
-      <w:pPr>
-        <w:pStyle w:val="BodyText"/>
-      </w:pPr>
-      <w:r>
-        <w:rPr>
-          <w:b/>
-          <w:bCs/>
-        </w:rPr>
-        <w:t xml:space="preserve">▶ Run this:</w:t>
-      </w:r>
-    </w:p>
-    <w:p>
-      <w:pPr>
-        <w:pStyle w:val="SourceCode"/>
-      </w:pPr>
-      <w:r>
-        <w:rPr>
-          <w:rStyle w:val="CommentTok"/>
-        </w:rPr>
-        <w:t xml:space="preserve"># One row per tree + the shady - sunny difference ------</w:t>
-      </w:r>
-      <w:r>
-        <w:br/>
-      </w:r>
-      <w:r>
-        <w:rPr>
-          <w:rStyle w:val="NormalTok"/>
-        </w:rPr>
-        <w:t xml:space="preserve">maple_wide_df </w:t>
-      </w:r>
-      <w:r>
-        <w:rPr>
-          <w:rStyle w:val="OtherTok"/>
-        </w:rPr>
-        <w:t xml:space="preserve">&lt;-</w:t>
-      </w:r>
-      <w:r>
-        <w:rPr>
-          <w:rStyle w:val="NormalTok"/>
-        </w:rPr>
-        <w:t xml:space="preserve"> maple_tree_df </w:t>
-      </w:r>
-      <w:r>
-        <w:rPr>
-          <w:rStyle w:val="SpecialCharTok"/>
-        </w:rPr>
-        <w:t xml:space="preserve">%&gt;%</w:t>
-      </w:r>
-      <w:r>
-        <w:br/>
-      </w:r>
-      <w:r>
-        <w:rPr>
-          <w:rStyle w:val="NormalTok"/>
-        </w:rPr>
-        <w:t xml:space="preserve">  </w:t>
-      </w:r>
-      <w:r>
-        <w:rPr>
-          <w:rStyle w:val="FunctionTok"/>
-        </w:rPr>
-        <w:t xml:space="preserve">pivot_wider</w:t>
-      </w:r>
-      <w:r>
-        <w:rPr>
-          <w:rStyle w:val="NormalTok"/>
-        </w:rPr>
-        <w:t xml:space="preserve">(</w:t>
-      </w:r>
-      <w:r>
-        <w:rPr>
-          <w:rStyle w:val="AttributeTok"/>
-        </w:rPr>
-        <w:t xml:space="preserve">names_from =</w:t>
-      </w:r>
-      <w:r>
-        <w:rPr>
-          <w:rStyle w:val="NormalTok"/>
-        </w:rPr>
-        <w:t xml:space="preserve"> side, </w:t>
-      </w:r>
-      <w:r>
-        <w:rPr>
-          <w:rStyle w:val="AttributeTok"/>
-        </w:rPr>
-        <w:t xml:space="preserve">values_from =</w:t>
-      </w:r>
-      <w:r>
-        <w:rPr>
-          <w:rStyle w:val="NormalTok"/>
-        </w:rPr>
-        <w:t xml:space="preserve"> area) </w:t>
-      </w:r>
-      <w:r>
-        <w:rPr>
-          <w:rStyle w:val="SpecialCharTok"/>
-        </w:rPr>
-        <w:t xml:space="preserve">%&gt;%</w:t>
-      </w:r>
-      <w:r>
-        <w:br/>
-      </w:r>
-      <w:r>
-        <w:rPr>
-          <w:rStyle w:val="NormalTok"/>
-        </w:rPr>
-        <w:t xml:space="preserve">  </w:t>
-      </w:r>
-      <w:r>
-        <w:rPr>
-          <w:rStyle w:val="FunctionTok"/>
-        </w:rPr>
-        <w:t xml:space="preserve">mutate</w:t>
-      </w:r>
-      <w:r>
-        <w:rPr>
-          <w:rStyle w:val="NormalTok"/>
-        </w:rPr>
-        <w:t xml:space="preserve">(</w:t>
-      </w:r>
-      <w:r>
-        <w:rPr>
-          <w:rStyle w:val="AttributeTok"/>
-        </w:rPr>
-        <w:t xml:space="preserve">diff =</w:t>
-      </w:r>
-      <w:r>
-        <w:rPr>
-          <w:rStyle w:val="NormalTok"/>
-        </w:rPr>
-        <w:t xml:space="preserve"> shady </w:t>
-      </w:r>
-      <w:r>
-        <w:rPr>
-          <w:rStyle w:val="SpecialCharTok"/>
-        </w:rPr>
-        <w:t xml:space="preserve">-</w:t>
-      </w:r>
-      <w:r>
-        <w:rPr>
-          <w:rStyle w:val="NormalTok"/>
-        </w:rPr>
-        <w:t xml:space="preserve"> sunny)</w:t>
-      </w:r>
-      <w:r>
-        <w:br/>
-      </w:r>
-      <w:r>
-        <w:rPr>
-          <w:rStyle w:val="NormalTok"/>
-        </w:rPr>
-        <w:t xml:space="preserve">maple_wide_df</w:t>
-      </w:r>
-      <w:r>
-        <w:br/>
-      </w:r>
-      <w:r>
-        <w:br/>
-      </w:r>
-      <w:r>
-        <w:rPr>
-          <w:rStyle w:val="CommentTok"/>
-        </w:rPr>
-        <w:t xml:space="preserve"># QQ plot of the differences ---------------------------</w:t>
-      </w:r>
-      <w:r>
-        <w:br/>
-      </w:r>
-      <w:r>
-        <w:rPr>
-          <w:rStyle w:val="NormalTok"/>
-        </w:rPr>
-        <w:t xml:space="preserve">maple_wide_df </w:t>
-      </w:r>
-      <w:r>
-        <w:rPr>
-          <w:rStyle w:val="SpecialCharTok"/>
-        </w:rPr>
-        <w:t xml:space="preserve">%&gt;%</w:t>
-      </w:r>
-      <w:r>
-        <w:br/>
-      </w:r>
-      <w:r>
-        <w:rPr>
-          <w:rStyle w:val="NormalTok"/>
-        </w:rPr>
-        <w:t xml:space="preserve">  </w:t>
-      </w:r>
-      <w:r>
-        <w:rPr>
-          <w:rStyle w:val="FunctionTok"/>
-        </w:rPr>
-        <w:t xml:space="preserve">ggplot</w:t>
-      </w:r>
-      <w:r>
-        <w:rPr>
-          <w:rStyle w:val="NormalTok"/>
-        </w:rPr>
-        <w:t xml:space="preserve">(</w:t>
-      </w:r>
-      <w:r>
-        <w:rPr>
-          <w:rStyle w:val="FunctionTok"/>
-        </w:rPr>
-        <w:t xml:space="preserve">aes</w:t>
-      </w:r>
-      <w:r>
-        <w:rPr>
-          <w:rStyle w:val="NormalTok"/>
-        </w:rPr>
-        <w:t xml:space="preserve">(</w:t>
-      </w:r>
-      <w:r>
-        <w:rPr>
-          <w:rStyle w:val="AttributeTok"/>
-        </w:rPr>
-        <w:t xml:space="preserve">sample =</w:t>
-      </w:r>
-      <w:r>
-        <w:rPr>
-          <w:rStyle w:val="NormalTok"/>
-        </w:rPr>
-        <w:t xml:space="preserve"> diff)) </w:t>
-      </w:r>
-      <w:r>
-        <w:rPr>
-          <w:rStyle w:val="SpecialCharTok"/>
-        </w:rPr>
-        <w:t xml:space="preserve">+</w:t>
-      </w:r>
-      <w:r>
-        <w:br/>
-      </w:r>
-      <w:r>
-        <w:rPr>
-          <w:rStyle w:val="NormalTok"/>
-        </w:rPr>
-        <w:t xml:space="preserve">  </w:t>
-      </w:r>
-      <w:r>
-        <w:rPr>
-          <w:rStyle w:val="FunctionTok"/>
-        </w:rPr>
-        <w:t xml:space="preserve">stat_qq</w:t>
-      </w:r>
-      <w:r>
-        <w:rPr>
-          <w:rStyle w:val="NormalTok"/>
-        </w:rPr>
-        <w:t xml:space="preserve">() </w:t>
-      </w:r>
-      <w:r>
-        <w:rPr>
-          <w:rStyle w:val="SpecialCharTok"/>
-        </w:rPr>
-        <w:t xml:space="preserve">+</w:t>
-      </w:r>
-      <w:r>
-        <w:br/>
-      </w:r>
-      <w:r>
-        <w:rPr>
-          <w:rStyle w:val="NormalTok"/>
-        </w:rPr>
-        <w:t xml:space="preserve">  </w:t>
-      </w:r>
-      <w:r>
-        <w:rPr>
-          <w:rStyle w:val="FunctionTok"/>
-        </w:rPr>
-        <w:t xml:space="preserve">stat_qq_line</w:t>
-      </w:r>
-      <w:r>
-        <w:rPr>
-          <w:rStyle w:val="NormalTok"/>
-        </w:rPr>
-        <w:t xml:space="preserve">()</w:t>
-      </w:r>
-      <w:r>
-        <w:br/>
-      </w:r>
-      <w:r>
-        <w:br/>
-      </w:r>
-      <w:r>
-        <w:rPr>
-          <w:rStyle w:val="CommentTok"/>
-        </w:rPr>
-        <w:t xml:space="preserve"># Shapiro-Wilk on the differences ----------------------</w:t>
-      </w:r>
-      <w:r>
-        <w:br/>
-      </w:r>
-      <w:r>
-        <w:rPr>
-          <w:rStyle w:val="FunctionTok"/>
-        </w:rPr>
-        <w:t xml:space="preserve">shapiro.test</w:t>
-      </w:r>
-      <w:r>
-        <w:rPr>
-          <w:rStyle w:val="NormalTok"/>
-        </w:rPr>
-        <w:t xml:space="preserve">(maple_wide_df</w:t>
-      </w:r>
-      <w:r>
-        <w:rPr>
-          <w:rStyle w:val="SpecialCharTok"/>
-        </w:rPr>
-        <w:t xml:space="preserve">$</w:t>
-      </w:r>
-      <w:r>
-        <w:rPr>
-          <w:rStyle w:val="NormalTok"/>
-        </w:rPr>
-        <w:t xml:space="preserve">diff)</w:t>
+        <w:t xml:space="preserve">leaf_paired_model</w:t>
       </w:r>
     </w:p>
     <w:p>
@@ -2636,58 +2079,29 @@
         <w:rPr>
           <w:rStyle w:val="VerbatimChar"/>
         </w:rPr>
-        <w:t xml:space="preserve">pivot_wider()</w:t>
-      </w:r>
-      <w:r>
-        <w:t xml:space="preserve"> </w:t>
-      </w:r>
-      <w:r>
-        <w:t xml:space="preserve">turns the</w:t>
-      </w:r>
-      <w:r>
-        <w:t xml:space="preserve"> </w:t>
-      </w:r>
-      <w:r>
-        <w:rPr>
-          <w:rStyle w:val="VerbatimChar"/>
-        </w:rPr>
-        <w:t xml:space="preserve">side</w:t>
-      </w:r>
-      <w:r>
-        <w:t xml:space="preserve"> </w:t>
-      </w:r>
-      <w:r>
-        <w:t xml:space="preserve">column into a</w:t>
-      </w:r>
-      <w:r>
-        <w:t xml:space="preserve"> </w:t>
-      </w:r>
-      <w:r>
-        <w:rPr>
-          <w:rStyle w:val="VerbatimChar"/>
-        </w:rPr>
-        <w:t xml:space="preserve">shady</w:t>
-      </w:r>
-      <w:r>
-        <w:t xml:space="preserve"> </w:t>
-      </w:r>
-      <w:r>
-        <w:t xml:space="preserve">and a</w:t>
-      </w:r>
-      <w:r>
-        <w:t xml:space="preserve"> </w:t>
-      </w:r>
-      <w:r>
-        <w:rPr>
-          <w:rStyle w:val="VerbatimChar"/>
-        </w:rPr>
-        <w:t xml:space="preserve">sunny</w:t>
-      </w:r>
-      <w:r>
-        <w:t xml:space="preserve"> </w:t>
-      </w:r>
-      <w:r>
-        <w:t xml:space="preserve">column — a sneak peek; you’ll learn it in the Pivoting lecture.</w:t>
+        <w:t xml:space="preserve">row_number()</w:t>
+      </w:r>
+      <w:r>
+        <w:t xml:space="preserve"> </w:t>
+      </w:r>
+      <w:r>
+        <w:t xml:space="preserve">numbers the leaves</w:t>
+      </w:r>
+      <w:r>
+        <w:t xml:space="preserve"> </w:t>
+      </w:r>
+      <w:r>
+        <w:rPr>
+          <w:b/>
+          <w:bCs/>
+        </w:rPr>
+        <w:t xml:space="preserve">1, 2, 3…</w:t>
+      </w:r>
+      <w:r>
+        <w:t xml:space="preserve"> </w:t>
+      </w:r>
+      <w:r>
+        <w:t xml:space="preserve">inside each team and side</w:t>
       </w:r>
     </w:p>
     <w:p>
@@ -2699,15 +2113,16 @@
         </w:numPr>
       </w:pPr>
       <w:r>
-        <w:t xml:space="preserve">No Levene’s test for a paired test — there is only one set of numbers, the differences.</w:t>
-      </w:r>
-    </w:p>
-    <w:p>
-      <w:pPr>
-        <w:pStyle w:val="BlockText"/>
-      </w:pPr>
-      <w:r>
-        <w:t xml:space="preserve">🔮</w:t>
+        <w:rPr>
+          <w:rStyle w:val="VerbatimChar"/>
+        </w:rPr>
+        <w:t xml:space="preserve">pivot_wider()</w:t>
+      </w:r>
+      <w:r>
+        <w:t xml:space="preserve"> </w:t>
+      </w:r>
+      <w:r>
+        <w:t xml:space="preserve">puts the shady and sunny leaf with the</w:t>
       </w:r>
       <w:r>
         <w:t xml:space="preserve"> </w:t>
@@ -2717,13 +2132,125 @@
           <w:b/>
           <w:bCs/>
         </w:rPr>
-        <w:t xml:space="preserve">Predict first:</w:t>
-      </w:r>
-      <w:r>
-        <w:t xml:space="preserve"> </w:t>
-      </w:r>
-      <w:r>
-        <w:t xml:space="preserve">will the paired</w:t>
+        <w:t xml:space="preserve">same number</w:t>
+      </w:r>
+      <w:r>
+        <w:t xml:space="preserve"> </w:t>
+      </w:r>
+      <w:r>
+        <w:t xml:space="preserve">in the same row</w:t>
+      </w:r>
+    </w:p>
+    <w:p>
+      <w:pPr>
+        <w:pStyle w:val="BlockText"/>
+      </w:pPr>
+      <w:r>
+        <w:t xml:space="preserve">⚠️</w:t>
+      </w:r>
+      <w:r>
+        <w:t xml:space="preserve"> </w:t>
+      </w:r>
+      <w:r>
+        <w:rPr>
+          <w:b/>
+          <w:bCs/>
+        </w:rPr>
+        <w:t xml:space="preserve">Watch out!</w:t>
+      </w:r>
+      <w:r>
+        <w:t xml:space="preserve"> </w:t>
+      </w:r>
+      <w:r>
+        <w:t xml:space="preserve">Look at the</w:t>
+      </w:r>
+      <w:r>
+        <w:t xml:space="preserve"> </w:t>
+      </w:r>
+      <w:r>
+        <w:rPr>
+          <w:rStyle w:val="VerbatimChar"/>
+        </w:rPr>
+        <w:t xml:space="preserve">shady</w:t>
+      </w:r>
+      <w:r>
+        <w:t xml:space="preserve"> </w:t>
+      </w:r>
+      <w:r>
+        <w:t xml:space="preserve">and</w:t>
+      </w:r>
+      <w:r>
+        <w:t xml:space="preserve"> </w:t>
+      </w:r>
+      <w:r>
+        <w:rPr>
+          <w:rStyle w:val="VerbatimChar"/>
+        </w:rPr>
+        <w:t xml:space="preserve">sunny</w:t>
+      </w:r>
+      <w:r>
+        <w:t xml:space="preserve"> </w:t>
+      </w:r>
+      <w:r>
+        <w:t xml:space="preserve">columns for the teams with uneven counts — some rows have</w:t>
+      </w:r>
+      <w:r>
+        <w:t xml:space="preserve"> </w:t>
+      </w:r>
+      <w:r>
+        <w:rPr>
+          <w:rStyle w:val="VerbatimChar"/>
+        </w:rPr>
+        <w:t xml:space="preserve">NA</w:t>
+      </w:r>
+      <w:r>
+        <w:t xml:space="preserve">. Those leaves had no partner, and</w:t>
+      </w:r>
+      <w:r>
+        <w:t xml:space="preserve"> </w:t>
+      </w:r>
+      <w:r>
+        <w:rPr>
+          <w:rStyle w:val="VerbatimChar"/>
+        </w:rPr>
+        <w:t xml:space="preserve">t.test()</w:t>
+      </w:r>
+      <w:r>
+        <w:t xml:space="preserve"> </w:t>
+      </w:r>
+      <w:r>
+        <w:rPr>
+          <w:b/>
+          <w:bCs/>
+        </w:rPr>
+        <w:t xml:space="preserve">dropped them without telling you</w:t>
+      </w:r>
+      <w:r>
+        <w:t xml:space="preserve">.</w:t>
+      </w:r>
+    </w:p>
+    <w:p>
+      <w:pPr>
+        <w:pStyle w:val="FirstParagraph"/>
+      </w:pPr>
+      <w:r>
+        <w:t xml:space="preserve">✏️</w:t>
+      </w:r>
+      <w:r>
+        <w:t xml:space="preserve"> </w:t>
+      </w:r>
+      <w:r>
+        <w:rPr>
+          <w:b/>
+          <w:bCs/>
+        </w:rPr>
+        <w:t xml:space="preserve">QA4:</w:t>
+      </w:r>
+      <w:r>
+        <w:t xml:space="preserve"> </w:t>
+      </w:r>
+      <w:r>
+        <w:t xml:space="preserve">Record t, df, and</w:t>
       </w:r>
       <w:r>
         <w:t xml:space="preserve"> </w:t>
@@ -2736,150 +2263,22 @@
         <w:t xml:space="preserve">p</w:t>
       </w:r>
       <w:r>
-        <w:t xml:space="preserve"> </w:t>
-      </w:r>
-      <w:r>
-        <w:t xml:space="preserve">be bigger or smaller than the two-sample</w:t>
-      </w:r>
-      <w:r>
-        <w:t xml:space="preserve"> </w:t>
-      </w:r>
-      <w:r>
-        <w:rPr>
-          <w:i/>
-          <w:iCs/>
-        </w:rPr>
-        <w:t xml:space="preserve">p</w:t>
-      </w:r>
-      <w:r>
-        <w:t xml:space="preserve">?</w:t>
-      </w:r>
-    </w:p>
-    <w:p>
-      <w:pPr>
-        <w:pStyle w:val="SourceCode"/>
-      </w:pPr>
-      <w:r>
-        <w:rPr>
-          <w:rStyle w:val="CommentTok"/>
-        </w:rPr>
-        <w:t xml:space="preserve"># Paired t-test ----------------------------------------</w:t>
-      </w:r>
-      <w:r>
-        <w:br/>
-      </w:r>
-      <w:r>
-        <w:rPr>
-          <w:rStyle w:val="NormalTok"/>
-        </w:rPr>
-        <w:t xml:space="preserve">maple_paired_model </w:t>
-      </w:r>
-      <w:r>
-        <w:rPr>
-          <w:rStyle w:val="OtherTok"/>
-        </w:rPr>
-        <w:t xml:space="preserve">&lt;-</w:t>
-      </w:r>
-      <w:r>
-        <w:rPr>
-          <w:rStyle w:val="NormalTok"/>
-        </w:rPr>
-        <w:t xml:space="preserve"> </w:t>
-      </w:r>
-      <w:r>
-        <w:rPr>
-          <w:rStyle w:val="FunctionTok"/>
-        </w:rPr>
-        <w:t xml:space="preserve">t.test</w:t>
-      </w:r>
-      <w:r>
-        <w:rPr>
-          <w:rStyle w:val="NormalTok"/>
-        </w:rPr>
-        <w:t xml:space="preserve">(maple_wide_df</w:t>
-      </w:r>
-      <w:r>
-        <w:rPr>
-          <w:rStyle w:val="SpecialCharTok"/>
-        </w:rPr>
-        <w:t xml:space="preserve">$</w:t>
-      </w:r>
-      <w:r>
-        <w:rPr>
-          <w:rStyle w:val="NormalTok"/>
-        </w:rPr>
-        <w:t xml:space="preserve">shady,</w:t>
-      </w:r>
-      <w:r>
-        <w:br/>
-      </w:r>
-      <w:r>
-        <w:rPr>
-          <w:rStyle w:val="NormalTok"/>
-        </w:rPr>
-        <w:t xml:space="preserve">                             maple_wide_df</w:t>
-      </w:r>
-      <w:r>
-        <w:rPr>
-          <w:rStyle w:val="SpecialCharTok"/>
-        </w:rPr>
-        <w:t xml:space="preserve">$</w:t>
-      </w:r>
-      <w:r>
-        <w:rPr>
-          <w:rStyle w:val="NormalTok"/>
-        </w:rPr>
-        <w:t xml:space="preserve">sunny,</w:t>
-      </w:r>
-      <w:r>
-        <w:br/>
-      </w:r>
-      <w:r>
-        <w:rPr>
-          <w:rStyle w:val="NormalTok"/>
-        </w:rPr>
-        <w:t xml:space="preserve">                             </w:t>
-      </w:r>
-      <w:r>
-        <w:rPr>
-          <w:rStyle w:val="AttributeTok"/>
-        </w:rPr>
-        <w:t xml:space="preserve">paired =</w:t>
-      </w:r>
-      <w:r>
-        <w:rPr>
-          <w:rStyle w:val="NormalTok"/>
-        </w:rPr>
-        <w:t xml:space="preserve"> </w:t>
-      </w:r>
-      <w:r>
-        <w:rPr>
-          <w:rStyle w:val="ConstantTok"/>
-        </w:rPr>
-        <w:t xml:space="preserve">TRUE</w:t>
-      </w:r>
-      <w:r>
-        <w:rPr>
-          <w:rStyle w:val="NormalTok"/>
-        </w:rPr>
-        <w:t xml:space="preserve">)</w:t>
-      </w:r>
-      <w:r>
-        <w:br/>
-      </w:r>
-      <w:r>
-        <w:rPr>
-          <w:rStyle w:val="NormalTok"/>
-        </w:rPr>
-        <w:t xml:space="preserve">maple_paired_model</w:t>
-      </w:r>
-    </w:p>
-    <w:p>
-      <w:pPr>
-        <w:pStyle w:val="BlockText"/>
-      </w:pPr>
-      <w:r>
-        <w:t xml:space="preserve">⚠️</w:t>
+        <w:t xml:space="preserve">. How many pairs does</w:t>
+      </w:r>
+      <w:r>
+        <w:t xml:space="preserve"> </w:t>
+      </w:r>
+      <w:r>
+        <w:rPr>
+          <w:rStyle w:val="VerbatimChar"/>
+        </w:rPr>
+        <w:t xml:space="preserve">df</w:t>
+      </w:r>
+      <w:r>
+        <w:t xml:space="preserve"> </w:t>
+      </w:r>
+      <w:r>
+        <w:t xml:space="preserve">say you have? Now look at your table —</w:t>
       </w:r>
       <w:r>
         <w:t xml:space="preserve"> </w:t>
@@ -2889,74 +2288,13 @@
           <w:b/>
           <w:bCs/>
         </w:rPr>
-        <w:t xml:space="preserve">Watch out!</w:t>
-      </w:r>
-      <w:r>
-        <w:t xml:space="preserve"> </w:t>
-      </w:r>
-      <w:r>
-        <w:rPr>
-          <w:rStyle w:val="VerbatimChar"/>
-        </w:rPr>
-        <w:t xml:space="preserve">t.test(area ~ side, paired = TRUE)</w:t>
-      </w:r>
-      <w:r>
-        <w:t xml:space="preserve"> </w:t>
-      </w:r>
-      <w:r>
-        <w:t xml:space="preserve">gives an error — R doesn’t allow</w:t>
-      </w:r>
-      <w:r>
-        <w:t xml:space="preserve"> </w:t>
-      </w:r>
-      <w:r>
-        <w:rPr>
-          <w:rStyle w:val="VerbatimChar"/>
-        </w:rPr>
-        <w:t xml:space="preserve">paired</w:t>
-      </w:r>
-      <w:r>
-        <w:t xml:space="preserve"> </w:t>
-      </w:r>
-      <w:r>
-        <w:t xml:space="preserve">with a formula. That’s why we made the wide table.</w:t>
-      </w:r>
-    </w:p>
-    <w:p>
-      <w:pPr>
-        <w:pStyle w:val="FirstParagraph"/>
-      </w:pPr>
-      <w:r>
-        <w:t xml:space="preserve">✏️</w:t>
-      </w:r>
-      <w:r>
-        <w:t xml:space="preserve"> </w:t>
-      </w:r>
-      <w:r>
-        <w:rPr>
-          <w:b/>
-          <w:bCs/>
-        </w:rPr>
-        <w:t xml:space="preserve">QA6:</w:t>
-      </w:r>
-      <w:r>
-        <w:t xml:space="preserve"> </w:t>
-      </w:r>
-      <w:r>
-        <w:t xml:space="preserve">Differences normal enough? Paired t, df,</w:t>
-      </w:r>
-      <w:r>
-        <w:t xml:space="preserve"> </w:t>
-      </w:r>
-      <w:r>
-        <w:rPr>
-          <w:i/>
-          <w:iCs/>
-        </w:rPr>
-        <w:t xml:space="preserve">p</w:t>
-      </w:r>
-      <w:r>
-        <w:t xml:space="preserve">, and mean difference? Why is the paired test so much stronger than the two-sample test?</w:t>
+        <w:t xml:space="preserve">why</w:t>
+      </w:r>
+      <w:r>
+        <w:t xml:space="preserve"> </w:t>
+      </w:r>
+      <w:r>
+        <w:t xml:space="preserve">does shady leaf #1 get paired with sunny leaf #1? Is there any real reason those two leaves belong together?</w:t>
       </w:r>
     </w:p>
     <w:p>
@@ -2966,1109 +2304,35 @@
         </w:pict>
       </w:r>
     </w:p>
-    <w:p>
-      <w:pPr>
-        <w:pStyle w:val="Heading2"/>
-      </w:pPr>
-      <w:bookmarkStart w:id="27" w:name="X78f81cc48226866c836d18dea40c3586335a095"/>
-      <w:r>
-        <w:t xml:space="preserve">🧩 Chunk 3 — Show it, report it, backups</w:t>
-      </w:r>
-      <w:r>
-        <w:t xml:space="preserve"> </w:t>
-      </w:r>
-      <w:r>
-        <w:rPr>
-          <w:i/>
-          <w:iCs/>
-        </w:rPr>
-        <w:t xml:space="preserve">(after lecture Chunk 3)</w:t>
-      </w:r>
-      <w:bookmarkEnd w:id="27"/>
-    </w:p>
-    <w:bookmarkEnd w:id="28"/>
-    <w:bookmarkStart w:id="29" w:name="part-7-plot-and-report-the-paired-result"/>
+    <w:bookmarkEnd w:id="24"/>
+    <w:bookmarkStart w:id="25" w:name="Xe181c3c553c68446130ac3395e6561108e6a7c0"/>
     <w:p>
       <w:pPr>
         <w:pStyle w:val="Heading1"/>
       </w:pPr>
       <w:r>
-        <w:t xml:space="preserve">Part 7 · Plot and report the paired result</w:t>
+        <w:t xml:space="preserve">Part 5 · Pseudoreplication — and the one-line fix</w:t>
       </w:r>
     </w:p>
     <w:p>
       <w:pPr>
         <w:pStyle w:val="FirstParagraph"/>
       </w:pPr>
+      <w:r>
+        <w:t xml:space="preserve">The 6 shady leaves one team turned in all came off</w:t>
+      </w:r>
+      <w:r>
+        <w:t xml:space="preserve"> </w:t>
+      </w:r>
       <w:r>
         <w:rPr>
           <w:b/>
           <w:bCs/>
         </w:rPr>
-        <w:t xml:space="preserve">▶ Run this:</w:t>
-      </w:r>
-    </w:p>
-    <w:p>
-      <w:pPr>
-        <w:pStyle w:val="SourceCode"/>
-      </w:pPr>
-      <w:r>
-        <w:rPr>
-          <w:rStyle w:val="CommentTok"/>
-        </w:rPr>
-        <w:t xml:space="preserve"># Label with the paired test result ---------------------</w:t>
-      </w:r>
-      <w:r>
-        <w:br/>
-      </w:r>
-      <w:r>
-        <w:rPr>
-          <w:rStyle w:val="NormalTok"/>
-        </w:rPr>
-        <w:t xml:space="preserve">paired_label </w:t>
-      </w:r>
-      <w:r>
-        <w:rPr>
-          <w:rStyle w:val="OtherTok"/>
-        </w:rPr>
-        <w:t xml:space="preserve">&lt;-</w:t>
-      </w:r>
-      <w:r>
-        <w:rPr>
-          <w:rStyle w:val="NormalTok"/>
-        </w:rPr>
-        <w:t xml:space="preserve"> </w:t>
-      </w:r>
-      <w:r>
-        <w:rPr>
-          <w:rStyle w:val="FunctionTok"/>
-        </w:rPr>
-        <w:t xml:space="preserve">paste0</w:t>
-      </w:r>
-      <w:r>
-        <w:rPr>
-          <w:rStyle w:val="NormalTok"/>
-        </w:rPr>
-        <w:t xml:space="preserve">(</w:t>
-      </w:r>
-      <w:r>
-        <w:br/>
-      </w:r>
-      <w:r>
-        <w:rPr>
-          <w:rStyle w:val="NormalTok"/>
-        </w:rPr>
-        <w:t xml:space="preserve">  </w:t>
-      </w:r>
-      <w:r>
-        <w:rPr>
-          <w:rStyle w:val="StringTok"/>
-        </w:rPr>
-        <w:t xml:space="preserve">"Paired t-test: t = "</w:t>
-      </w:r>
-      <w:r>
-        <w:rPr>
-          <w:rStyle w:val="NormalTok"/>
-        </w:rPr>
-        <w:t xml:space="preserve">,</w:t>
-      </w:r>
-      <w:r>
-        <w:br/>
-      </w:r>
-      <w:r>
-        <w:rPr>
-          <w:rStyle w:val="NormalTok"/>
-        </w:rPr>
-        <w:t xml:space="preserve">  </w:t>
-      </w:r>
-      <w:r>
-        <w:rPr>
-          <w:rStyle w:val="FunctionTok"/>
-        </w:rPr>
-        <w:t xml:space="preserve">round</w:t>
-      </w:r>
-      <w:r>
-        <w:rPr>
-          <w:rStyle w:val="NormalTok"/>
-        </w:rPr>
-        <w:t xml:space="preserve">(maple_paired_model</w:t>
-      </w:r>
-      <w:r>
-        <w:rPr>
-          <w:rStyle w:val="SpecialCharTok"/>
-        </w:rPr>
-        <w:t xml:space="preserve">$</w:t>
-      </w:r>
-      <w:r>
-        <w:rPr>
-          <w:rStyle w:val="NormalTok"/>
-        </w:rPr>
-        <w:t xml:space="preserve">statistic, </w:t>
-      </w:r>
-      <w:r>
-        <w:rPr>
-          <w:rStyle w:val="DecValTok"/>
-        </w:rPr>
-        <w:t xml:space="preserve">2</w:t>
-      </w:r>
-      <w:r>
-        <w:rPr>
-          <w:rStyle w:val="NormalTok"/>
-        </w:rPr>
-        <w:t xml:space="preserve">),</w:t>
-      </w:r>
-      <w:r>
-        <w:br/>
-      </w:r>
-      <w:r>
-        <w:rPr>
-          <w:rStyle w:val="NormalTok"/>
-        </w:rPr>
-        <w:t xml:space="preserve">  </w:t>
-      </w:r>
-      <w:r>
-        <w:rPr>
-          <w:rStyle w:val="StringTok"/>
-        </w:rPr>
-        <w:t xml:space="preserve">", df = "</w:t>
-      </w:r>
-      <w:r>
-        <w:rPr>
-          <w:rStyle w:val="NormalTok"/>
-        </w:rPr>
-        <w:t xml:space="preserve">, maple_paired_model</w:t>
-      </w:r>
-      <w:r>
-        <w:rPr>
-          <w:rStyle w:val="SpecialCharTok"/>
-        </w:rPr>
-        <w:t xml:space="preserve">$</w:t>
-      </w:r>
-      <w:r>
-        <w:rPr>
-          <w:rStyle w:val="NormalTok"/>
-        </w:rPr>
-        <w:t xml:space="preserve">parameter, </w:t>
-      </w:r>
-      <w:r>
-        <w:rPr>
-          <w:rStyle w:val="StringTok"/>
-        </w:rPr>
-        <w:t xml:space="preserve">", "</w:t>
-      </w:r>
-      <w:r>
-        <w:rPr>
-          <w:rStyle w:val="NormalTok"/>
-        </w:rPr>
-        <w:t xml:space="preserve">,</w:t>
-      </w:r>
-      <w:r>
-        <w:br/>
-      </w:r>
-      <w:r>
-        <w:rPr>
-          <w:rStyle w:val="NormalTok"/>
-        </w:rPr>
-        <w:t xml:space="preserve">  scales</w:t>
-      </w:r>
-      <w:r>
-        <w:rPr>
-          <w:rStyle w:val="SpecialCharTok"/>
-        </w:rPr>
-        <w:t xml:space="preserve">::</w:t>
-      </w:r>
-      <w:r>
-        <w:rPr>
-          <w:rStyle w:val="FunctionTok"/>
-        </w:rPr>
-        <w:t xml:space="preserve">pvalue</w:t>
-      </w:r>
-      <w:r>
-        <w:rPr>
-          <w:rStyle w:val="NormalTok"/>
-        </w:rPr>
-        <w:t xml:space="preserve">(maple_paired_model</w:t>
-      </w:r>
-      <w:r>
-        <w:rPr>
-          <w:rStyle w:val="SpecialCharTok"/>
-        </w:rPr>
-        <w:t xml:space="preserve">$</w:t>
-      </w:r>
-      <w:r>
-        <w:rPr>
-          <w:rStyle w:val="NormalTok"/>
-        </w:rPr>
-        <w:t xml:space="preserve">p.value,</w:t>
-      </w:r>
-      <w:r>
-        <w:br/>
-      </w:r>
-      <w:r>
-        <w:rPr>
-          <w:rStyle w:val="NormalTok"/>
-        </w:rPr>
-        <w:t xml:space="preserve">                 </w:t>
-      </w:r>
-      <w:r>
-        <w:rPr>
-          <w:rStyle w:val="AttributeTok"/>
-        </w:rPr>
-        <w:t xml:space="preserve">add_p =</w:t>
-      </w:r>
-      <w:r>
-        <w:rPr>
-          <w:rStyle w:val="NormalTok"/>
-        </w:rPr>
-        <w:t xml:space="preserve"> </w:t>
-      </w:r>
-      <w:r>
-        <w:rPr>
-          <w:rStyle w:val="ConstantTok"/>
-        </w:rPr>
-        <w:t xml:space="preserve">TRUE</w:t>
-      </w:r>
-      <w:r>
-        <w:rPr>
-          <w:rStyle w:val="NormalTok"/>
-        </w:rPr>
-        <w:t xml:space="preserve">)</w:t>
-      </w:r>
-      <w:r>
-        <w:br/>
-      </w:r>
-      <w:r>
-        <w:rPr>
-          <w:rStyle w:val="NormalTok"/>
-        </w:rPr>
-        <w:t xml:space="preserve">)</w:t>
-      </w:r>
-      <w:r>
-        <w:br/>
-      </w:r>
-      <w:r>
-        <w:br/>
-      </w:r>
-      <w:r>
-        <w:rPr>
-          <w:rStyle w:val="CommentTok"/>
-        </w:rPr>
-        <w:t xml:space="preserve"># Each tree in grey + mean ± SE in color ---------------</w:t>
-      </w:r>
-      <w:r>
-        <w:br/>
-      </w:r>
-      <w:r>
-        <w:rPr>
-          <w:rStyle w:val="NormalTok"/>
-        </w:rPr>
-        <w:t xml:space="preserve">maple_results_plot </w:t>
-      </w:r>
-      <w:r>
-        <w:rPr>
-          <w:rStyle w:val="OtherTok"/>
-        </w:rPr>
-        <w:t xml:space="preserve">&lt;-</w:t>
-      </w:r>
-      <w:r>
-        <w:rPr>
-          <w:rStyle w:val="NormalTok"/>
-        </w:rPr>
-        <w:t xml:space="preserve"> maple_tree_df </w:t>
-      </w:r>
-      <w:r>
-        <w:rPr>
-          <w:rStyle w:val="SpecialCharTok"/>
-        </w:rPr>
-        <w:t xml:space="preserve">%&gt;%</w:t>
-      </w:r>
-      <w:r>
-        <w:br/>
-      </w:r>
-      <w:r>
-        <w:rPr>
-          <w:rStyle w:val="NormalTok"/>
-        </w:rPr>
-        <w:t xml:space="preserve">  </w:t>
-      </w:r>
-      <w:r>
-        <w:rPr>
-          <w:rStyle w:val="FunctionTok"/>
-        </w:rPr>
-        <w:t xml:space="preserve">ggplot</w:t>
-      </w:r>
-      <w:r>
-        <w:rPr>
-          <w:rStyle w:val="NormalTok"/>
-        </w:rPr>
-        <w:t xml:space="preserve">(</w:t>
-      </w:r>
-      <w:r>
-        <w:rPr>
-          <w:rStyle w:val="FunctionTok"/>
-        </w:rPr>
-        <w:t xml:space="preserve">aes</w:t>
-      </w:r>
-      <w:r>
-        <w:rPr>
-          <w:rStyle w:val="NormalTok"/>
-        </w:rPr>
-        <w:t xml:space="preserve">(</w:t>
-      </w:r>
-      <w:r>
-        <w:rPr>
-          <w:rStyle w:val="AttributeTok"/>
-        </w:rPr>
-        <w:t xml:space="preserve">x =</w:t>
-      </w:r>
-      <w:r>
-        <w:rPr>
-          <w:rStyle w:val="NormalTok"/>
-        </w:rPr>
-        <w:t xml:space="preserve"> side, </w:t>
-      </w:r>
-      <w:r>
-        <w:rPr>
-          <w:rStyle w:val="AttributeTok"/>
-        </w:rPr>
-        <w:t xml:space="preserve">y =</w:t>
-      </w:r>
-      <w:r>
-        <w:rPr>
-          <w:rStyle w:val="NormalTok"/>
-        </w:rPr>
-        <w:t xml:space="preserve"> area)) </w:t>
-      </w:r>
-      <w:r>
-        <w:rPr>
-          <w:rStyle w:val="SpecialCharTok"/>
-        </w:rPr>
-        <w:t xml:space="preserve">+</w:t>
-      </w:r>
-      <w:r>
-        <w:br/>
-      </w:r>
-      <w:r>
-        <w:rPr>
-          <w:rStyle w:val="NormalTok"/>
-        </w:rPr>
-        <w:t xml:space="preserve">  </w:t>
-      </w:r>
-      <w:r>
-        <w:rPr>
-          <w:rStyle w:val="FunctionTok"/>
-        </w:rPr>
-        <w:t xml:space="preserve">geom_line</w:t>
-      </w:r>
-      <w:r>
-        <w:rPr>
-          <w:rStyle w:val="NormalTok"/>
-        </w:rPr>
-        <w:t xml:space="preserve">(</w:t>
-      </w:r>
-      <w:r>
-        <w:rPr>
-          <w:rStyle w:val="FunctionTok"/>
-        </w:rPr>
-        <w:t xml:space="preserve">aes</w:t>
-      </w:r>
-      <w:r>
-        <w:rPr>
-          <w:rStyle w:val="NormalTok"/>
-        </w:rPr>
-        <w:t xml:space="preserve">(</w:t>
-      </w:r>
-      <w:r>
-        <w:rPr>
-          <w:rStyle w:val="AttributeTok"/>
-        </w:rPr>
-        <w:t xml:space="preserve">group =</w:t>
-      </w:r>
-      <w:r>
-        <w:rPr>
-          <w:rStyle w:val="NormalTok"/>
-        </w:rPr>
-        <w:t xml:space="preserve"> tree), </w:t>
-      </w:r>
-      <w:r>
-        <w:rPr>
-          <w:rStyle w:val="AttributeTok"/>
-        </w:rPr>
-        <w:t xml:space="preserve">color =</w:t>
-      </w:r>
-      <w:r>
-        <w:rPr>
-          <w:rStyle w:val="NormalTok"/>
-        </w:rPr>
-        <w:t xml:space="preserve"> </w:t>
-      </w:r>
-      <w:r>
-        <w:rPr>
-          <w:rStyle w:val="StringTok"/>
-        </w:rPr>
-        <w:t xml:space="preserve">"grey70"</w:t>
-      </w:r>
-      <w:r>
-        <w:rPr>
-          <w:rStyle w:val="NormalTok"/>
-        </w:rPr>
-        <w:t xml:space="preserve">) </w:t>
-      </w:r>
-      <w:r>
-        <w:rPr>
-          <w:rStyle w:val="SpecialCharTok"/>
-        </w:rPr>
-        <w:t xml:space="preserve">+</w:t>
-      </w:r>
-      <w:r>
-        <w:br/>
-      </w:r>
-      <w:r>
-        <w:rPr>
-          <w:rStyle w:val="NormalTok"/>
-        </w:rPr>
-        <w:t xml:space="preserve">  </w:t>
-      </w:r>
-      <w:r>
-        <w:rPr>
-          <w:rStyle w:val="FunctionTok"/>
-        </w:rPr>
-        <w:t xml:space="preserve">geom_point</w:t>
-      </w:r>
-      <w:r>
-        <w:rPr>
-          <w:rStyle w:val="NormalTok"/>
-        </w:rPr>
-        <w:t xml:space="preserve">(</w:t>
-      </w:r>
-      <w:r>
-        <w:rPr>
-          <w:rStyle w:val="AttributeTok"/>
-        </w:rPr>
-        <w:t xml:space="preserve">color =</w:t>
-      </w:r>
-      <w:r>
-        <w:rPr>
-          <w:rStyle w:val="NormalTok"/>
-        </w:rPr>
-        <w:t xml:space="preserve"> </w:t>
-      </w:r>
-      <w:r>
-        <w:rPr>
-          <w:rStyle w:val="StringTok"/>
-        </w:rPr>
-        <w:t xml:space="preserve">"grey70"</w:t>
-      </w:r>
-      <w:r>
-        <w:rPr>
-          <w:rStyle w:val="NormalTok"/>
-        </w:rPr>
-        <w:t xml:space="preserve">) </w:t>
-      </w:r>
-      <w:r>
-        <w:rPr>
-          <w:rStyle w:val="SpecialCharTok"/>
-        </w:rPr>
-        <w:t xml:space="preserve">+</w:t>
-      </w:r>
-      <w:r>
-        <w:br/>
-      </w:r>
-      <w:r>
-        <w:rPr>
-          <w:rStyle w:val="NormalTok"/>
-        </w:rPr>
-        <w:t xml:space="preserve">  </w:t>
-      </w:r>
-      <w:r>
-        <w:rPr>
-          <w:rStyle w:val="FunctionTok"/>
-        </w:rPr>
-        <w:t xml:space="preserve">stat_summary</w:t>
-      </w:r>
-      <w:r>
-        <w:rPr>
-          <w:rStyle w:val="NormalTok"/>
-        </w:rPr>
-        <w:t xml:space="preserve">(</w:t>
-      </w:r>
-      <w:r>
-        <w:rPr>
-          <w:rStyle w:val="AttributeTok"/>
-        </w:rPr>
-        <w:t xml:space="preserve">fun.data =</w:t>
-      </w:r>
-      <w:r>
-        <w:rPr>
-          <w:rStyle w:val="NormalTok"/>
-        </w:rPr>
-        <w:t xml:space="preserve"> mean_se, </w:t>
-      </w:r>
-      <w:r>
-        <w:rPr>
-          <w:rStyle w:val="AttributeTok"/>
-        </w:rPr>
-        <w:t xml:space="preserve">geom =</w:t>
-      </w:r>
-      <w:r>
-        <w:rPr>
-          <w:rStyle w:val="NormalTok"/>
-        </w:rPr>
-        <w:t xml:space="preserve"> </w:t>
-      </w:r>
-      <w:r>
-        <w:rPr>
-          <w:rStyle w:val="StringTok"/>
-        </w:rPr>
-        <w:t xml:space="preserve">"errorbar"</w:t>
-      </w:r>
-      <w:r>
-        <w:rPr>
-          <w:rStyle w:val="NormalTok"/>
-        </w:rPr>
-        <w:t xml:space="preserve">,</w:t>
-      </w:r>
-      <w:r>
-        <w:br/>
-      </w:r>
-      <w:r>
-        <w:rPr>
-          <w:rStyle w:val="NormalTok"/>
-        </w:rPr>
-        <w:t xml:space="preserve">               </w:t>
-      </w:r>
-      <w:r>
-        <w:rPr>
-          <w:rStyle w:val="AttributeTok"/>
-        </w:rPr>
-        <w:t xml:space="preserve">width =</w:t>
-      </w:r>
-      <w:r>
-        <w:rPr>
-          <w:rStyle w:val="NormalTok"/>
-        </w:rPr>
-        <w:t xml:space="preserve"> </w:t>
-      </w:r>
-      <w:r>
-        <w:rPr>
-          <w:rStyle w:val="FloatTok"/>
-        </w:rPr>
-        <w:t xml:space="preserve">0.1</w:t>
-      </w:r>
-      <w:r>
-        <w:rPr>
-          <w:rStyle w:val="NormalTok"/>
-        </w:rPr>
-        <w:t xml:space="preserve">, </w:t>
-      </w:r>
-      <w:r>
-        <w:rPr>
-          <w:rStyle w:val="AttributeTok"/>
-        </w:rPr>
-        <w:t xml:space="preserve">color =</w:t>
-      </w:r>
-      <w:r>
-        <w:rPr>
-          <w:rStyle w:val="NormalTok"/>
-        </w:rPr>
-        <w:t xml:space="preserve"> </w:t>
-      </w:r>
-      <w:r>
-        <w:rPr>
-          <w:rStyle w:val="StringTok"/>
-        </w:rPr>
-        <w:t xml:space="preserve">"darkgreen"</w:t>
-      </w:r>
-      <w:r>
-        <w:rPr>
-          <w:rStyle w:val="NormalTok"/>
-        </w:rPr>
-        <w:t xml:space="preserve">) </w:t>
-      </w:r>
-      <w:r>
-        <w:rPr>
-          <w:rStyle w:val="SpecialCharTok"/>
-        </w:rPr>
-        <w:t xml:space="preserve">+</w:t>
-      </w:r>
-      <w:r>
-        <w:br/>
-      </w:r>
-      <w:r>
-        <w:rPr>
-          <w:rStyle w:val="NormalTok"/>
-        </w:rPr>
-        <w:t xml:space="preserve">  </w:t>
-      </w:r>
-      <w:r>
-        <w:rPr>
-          <w:rStyle w:val="FunctionTok"/>
-        </w:rPr>
-        <w:t xml:space="preserve">stat_summary</w:t>
-      </w:r>
-      <w:r>
-        <w:rPr>
-          <w:rStyle w:val="NormalTok"/>
-        </w:rPr>
-        <w:t xml:space="preserve">(</w:t>
-      </w:r>
-      <w:r>
-        <w:rPr>
-          <w:rStyle w:val="AttributeTok"/>
-        </w:rPr>
-        <w:t xml:space="preserve">fun =</w:t>
-      </w:r>
-      <w:r>
-        <w:rPr>
-          <w:rStyle w:val="NormalTok"/>
-        </w:rPr>
-        <w:t xml:space="preserve"> mean, </w:t>
-      </w:r>
-      <w:r>
-        <w:rPr>
-          <w:rStyle w:val="AttributeTok"/>
-        </w:rPr>
-        <w:t xml:space="preserve">geom =</w:t>
-      </w:r>
-      <w:r>
-        <w:rPr>
-          <w:rStyle w:val="NormalTok"/>
-        </w:rPr>
-        <w:t xml:space="preserve"> </w:t>
-      </w:r>
-      <w:r>
-        <w:rPr>
-          <w:rStyle w:val="StringTok"/>
-        </w:rPr>
-        <w:t xml:space="preserve">"point"</w:t>
-      </w:r>
-      <w:r>
-        <w:rPr>
-          <w:rStyle w:val="NormalTok"/>
-        </w:rPr>
-        <w:t xml:space="preserve">,</w:t>
-      </w:r>
-      <w:r>
-        <w:br/>
-      </w:r>
-      <w:r>
-        <w:rPr>
-          <w:rStyle w:val="NormalTok"/>
-        </w:rPr>
-        <w:t xml:space="preserve">               </w:t>
-      </w:r>
-      <w:r>
-        <w:rPr>
-          <w:rStyle w:val="AttributeTok"/>
-        </w:rPr>
-        <w:t xml:space="preserve">size =</w:t>
-      </w:r>
-      <w:r>
-        <w:rPr>
-          <w:rStyle w:val="NormalTok"/>
-        </w:rPr>
-        <w:t xml:space="preserve"> </w:t>
-      </w:r>
-      <w:r>
-        <w:rPr>
-          <w:rStyle w:val="DecValTok"/>
-        </w:rPr>
-        <w:t xml:space="preserve">4</w:t>
-      </w:r>
-      <w:r>
-        <w:rPr>
-          <w:rStyle w:val="NormalTok"/>
-        </w:rPr>
-        <w:t xml:space="preserve">, </w:t>
-      </w:r>
-      <w:r>
-        <w:rPr>
-          <w:rStyle w:val="AttributeTok"/>
-        </w:rPr>
-        <w:t xml:space="preserve">color =</w:t>
-      </w:r>
-      <w:r>
-        <w:rPr>
-          <w:rStyle w:val="NormalTok"/>
-        </w:rPr>
-        <w:t xml:space="preserve"> </w:t>
-      </w:r>
-      <w:r>
-        <w:rPr>
-          <w:rStyle w:val="StringTok"/>
-        </w:rPr>
-        <w:t xml:space="preserve">"darkgreen"</w:t>
-      </w:r>
-      <w:r>
-        <w:rPr>
-          <w:rStyle w:val="NormalTok"/>
-        </w:rPr>
-        <w:t xml:space="preserve">) </w:t>
-      </w:r>
-      <w:r>
-        <w:rPr>
-          <w:rStyle w:val="SpecialCharTok"/>
-        </w:rPr>
-        <w:t xml:space="preserve">+</w:t>
-      </w:r>
-      <w:r>
-        <w:br/>
-      </w:r>
-      <w:r>
-        <w:rPr>
-          <w:rStyle w:val="NormalTok"/>
-        </w:rPr>
-        <w:t xml:space="preserve">  </w:t>
-      </w:r>
-      <w:r>
-        <w:rPr>
-          <w:rStyle w:val="FunctionTok"/>
-        </w:rPr>
-        <w:t xml:space="preserve">scale_x_discrete</w:t>
-      </w:r>
-      <w:r>
-        <w:rPr>
-          <w:rStyle w:val="NormalTok"/>
-        </w:rPr>
-        <w:t xml:space="preserve">(</w:t>
-      </w:r>
-      <w:r>
-        <w:rPr>
-          <w:rStyle w:val="AttributeTok"/>
-        </w:rPr>
-        <w:t xml:space="preserve">limits =</w:t>
-      </w:r>
-      <w:r>
-        <w:rPr>
-          <w:rStyle w:val="NormalTok"/>
-        </w:rPr>
-        <w:t xml:space="preserve"> </w:t>
-      </w:r>
-      <w:r>
-        <w:rPr>
-          <w:rStyle w:val="FunctionTok"/>
-        </w:rPr>
-        <w:t xml:space="preserve">c</w:t>
-      </w:r>
-      <w:r>
-        <w:rPr>
-          <w:rStyle w:val="NormalTok"/>
-        </w:rPr>
-        <w:t xml:space="preserve">(</w:t>
-      </w:r>
-      <w:r>
-        <w:rPr>
-          <w:rStyle w:val="StringTok"/>
-        </w:rPr>
-        <w:t xml:space="preserve">"sunny"</w:t>
-      </w:r>
-      <w:r>
-        <w:rPr>
-          <w:rStyle w:val="NormalTok"/>
-        </w:rPr>
-        <w:t xml:space="preserve">, </w:t>
-      </w:r>
-      <w:r>
-        <w:rPr>
-          <w:rStyle w:val="StringTok"/>
-        </w:rPr>
-        <w:t xml:space="preserve">"shady"</w:t>
-      </w:r>
-      <w:r>
-        <w:rPr>
-          <w:rStyle w:val="NormalTok"/>
-        </w:rPr>
-        <w:t xml:space="preserve">)) </w:t>
-      </w:r>
-      <w:r>
-        <w:rPr>
-          <w:rStyle w:val="SpecialCharTok"/>
-        </w:rPr>
-        <w:t xml:space="preserve">+</w:t>
-      </w:r>
-      <w:r>
-        <w:br/>
-      </w:r>
-      <w:r>
-        <w:rPr>
-          <w:rStyle w:val="NormalTok"/>
-        </w:rPr>
-        <w:t xml:space="preserve">  </w:t>
-      </w:r>
-      <w:r>
-        <w:rPr>
-          <w:rStyle w:val="FunctionTok"/>
-        </w:rPr>
-        <w:t xml:space="preserve">labs</w:t>
-      </w:r>
-      <w:r>
-        <w:rPr>
-          <w:rStyle w:val="NormalTok"/>
-        </w:rPr>
-        <w:t xml:space="preserve">(</w:t>
-      </w:r>
-      <w:r>
-        <w:rPr>
-          <w:rStyle w:val="AttributeTok"/>
-        </w:rPr>
-        <w:t xml:space="preserve">x =</w:t>
-      </w:r>
-      <w:r>
-        <w:rPr>
-          <w:rStyle w:val="NormalTok"/>
-        </w:rPr>
-        <w:t xml:space="preserve"> </w:t>
-      </w:r>
-      <w:r>
-        <w:rPr>
-          <w:rStyle w:val="StringTok"/>
-        </w:rPr>
-        <w:t xml:space="preserve">"Side of tree"</w:t>
-      </w:r>
-      <w:r>
-        <w:rPr>
-          <w:rStyle w:val="NormalTok"/>
-        </w:rPr>
-        <w:t xml:space="preserve">,</w:t>
-      </w:r>
-      <w:r>
-        <w:br/>
-      </w:r>
-      <w:r>
-        <w:rPr>
-          <w:rStyle w:val="NormalTok"/>
-        </w:rPr>
-        <w:t xml:space="preserve">       </w:t>
-      </w:r>
-      <w:r>
-        <w:rPr>
-          <w:rStyle w:val="AttributeTok"/>
-        </w:rPr>
-        <w:t xml:space="preserve">y =</w:t>
-      </w:r>
-      <w:r>
-        <w:rPr>
-          <w:rStyle w:val="NormalTok"/>
-        </w:rPr>
-        <w:t xml:space="preserve"> </w:t>
-      </w:r>
-      <w:r>
-        <w:rPr>
-          <w:rStyle w:val="StringTok"/>
-        </w:rPr>
-        <w:t xml:space="preserve">"Mean leaf area (cm²)"</w:t>
-      </w:r>
-      <w:r>
-        <w:rPr>
-          <w:rStyle w:val="NormalTok"/>
-        </w:rPr>
-        <w:t xml:space="preserve">,</w:t>
-      </w:r>
-      <w:r>
-        <w:br/>
-      </w:r>
-      <w:r>
-        <w:rPr>
-          <w:rStyle w:val="NormalTok"/>
-        </w:rPr>
-        <w:t xml:space="preserve">       </w:t>
-      </w:r>
-      <w:r>
-        <w:rPr>
-          <w:rStyle w:val="AttributeTok"/>
-        </w:rPr>
-        <w:t xml:space="preserve">subtitle =</w:t>
-      </w:r>
-      <w:r>
-        <w:rPr>
-          <w:rStyle w:val="NormalTok"/>
-        </w:rPr>
-        <w:t xml:space="preserve"> paired_label) </w:t>
-      </w:r>
-      <w:r>
-        <w:rPr>
-          <w:rStyle w:val="SpecialCharTok"/>
-        </w:rPr>
-        <w:t xml:space="preserve">+</w:t>
-      </w:r>
-      <w:r>
-        <w:br/>
-      </w:r>
-      <w:r>
-        <w:rPr>
-          <w:rStyle w:val="NormalTok"/>
-        </w:rPr>
-        <w:t xml:space="preserve">  </w:t>
-      </w:r>
-      <w:r>
-        <w:rPr>
-          <w:rStyle w:val="FunctionTok"/>
-        </w:rPr>
-        <w:t xml:space="preserve">theme_minimal</w:t>
-      </w:r>
-      <w:r>
-        <w:rPr>
-          <w:rStyle w:val="NormalTok"/>
-        </w:rPr>
-        <w:t xml:space="preserve">()</w:t>
-      </w:r>
-      <w:r>
-        <w:br/>
-      </w:r>
-      <w:r>
-        <w:rPr>
-          <w:rStyle w:val="NormalTok"/>
-        </w:rPr>
-        <w:t xml:space="preserve">maple_results_plot</w:t>
-      </w:r>
-      <w:r>
-        <w:br/>
-      </w:r>
-      <w:r>
-        <w:br/>
-      </w:r>
-      <w:r>
-        <w:rPr>
-          <w:rStyle w:val="CommentTok"/>
-        </w:rPr>
-        <w:t xml:space="preserve"># Save it -----------------------------------------------</w:t>
-      </w:r>
-      <w:r>
-        <w:br/>
-      </w:r>
-      <w:r>
-        <w:rPr>
-          <w:rStyle w:val="FunctionTok"/>
-        </w:rPr>
-        <w:t xml:space="preserve">ggsave</w:t>
-      </w:r>
-      <w:r>
-        <w:rPr>
-          <w:rStyle w:val="NormalTok"/>
-        </w:rPr>
-        <w:t xml:space="preserve">(</w:t>
-      </w:r>
-      <w:r>
-        <w:rPr>
-          <w:rStyle w:val="StringTok"/>
-        </w:rPr>
-        <w:t xml:space="preserve">"figures/maple_area_paired_plot.png"</w:t>
-      </w:r>
-      <w:r>
-        <w:rPr>
-          <w:rStyle w:val="NormalTok"/>
-        </w:rPr>
-        <w:t xml:space="preserve">,</w:t>
-      </w:r>
-      <w:r>
-        <w:br/>
-      </w:r>
-      <w:r>
-        <w:rPr>
-          <w:rStyle w:val="NormalTok"/>
-        </w:rPr>
-        <w:t xml:space="preserve">       </w:t>
-      </w:r>
-      <w:r>
-        <w:rPr>
-          <w:rStyle w:val="AttributeTok"/>
-        </w:rPr>
-        <w:t xml:space="preserve">plot =</w:t>
-      </w:r>
-      <w:r>
-        <w:rPr>
-          <w:rStyle w:val="NormalTok"/>
-        </w:rPr>
-        <w:t xml:space="preserve"> maple_results_plot,</w:t>
-      </w:r>
-      <w:r>
-        <w:br/>
-      </w:r>
-      <w:r>
-        <w:rPr>
-          <w:rStyle w:val="NormalTok"/>
-        </w:rPr>
-        <w:t xml:space="preserve">       </w:t>
-      </w:r>
-      <w:r>
-        <w:rPr>
-          <w:rStyle w:val="AttributeTok"/>
-        </w:rPr>
-        <w:t xml:space="preserve">width =</w:t>
-      </w:r>
-      <w:r>
-        <w:rPr>
-          <w:rStyle w:val="NormalTok"/>
-        </w:rPr>
-        <w:t xml:space="preserve"> </w:t>
-      </w:r>
-      <w:r>
-        <w:rPr>
-          <w:rStyle w:val="DecValTok"/>
-        </w:rPr>
-        <w:t xml:space="preserve">5</w:t>
-      </w:r>
-      <w:r>
-        <w:rPr>
-          <w:rStyle w:val="NormalTok"/>
-        </w:rPr>
-        <w:t xml:space="preserve">, </w:t>
-      </w:r>
-      <w:r>
-        <w:rPr>
-          <w:rStyle w:val="AttributeTok"/>
-        </w:rPr>
-        <w:t xml:space="preserve">height =</w:t>
-      </w:r>
-      <w:r>
-        <w:rPr>
-          <w:rStyle w:val="NormalTok"/>
-        </w:rPr>
-        <w:t xml:space="preserve"> </w:t>
-      </w:r>
-      <w:r>
-        <w:rPr>
-          <w:rStyle w:val="DecValTok"/>
-        </w:rPr>
-        <w:t xml:space="preserve">4</w:t>
-      </w:r>
-      <w:r>
-        <w:rPr>
-          <w:rStyle w:val="NormalTok"/>
-        </w:rPr>
-        <w:t xml:space="preserve">, </w:t>
-      </w:r>
-      <w:r>
-        <w:rPr>
-          <w:rStyle w:val="AttributeTok"/>
-        </w:rPr>
-        <w:t xml:space="preserve">dpi =</w:t>
-      </w:r>
-      <w:r>
-        <w:rPr>
-          <w:rStyle w:val="NormalTok"/>
-        </w:rPr>
-        <w:t xml:space="preserve"> </w:t>
-      </w:r>
-      <w:r>
-        <w:rPr>
-          <w:rStyle w:val="DecValTok"/>
-        </w:rPr>
-        <w:t xml:space="preserve">300</w:t>
-      </w:r>
-      <w:r>
-        <w:rPr>
-          <w:rStyle w:val="NormalTok"/>
-        </w:rPr>
-        <w:t xml:space="preserve">)</w:t>
-      </w:r>
-    </w:p>
-    <w:p>
-      <w:pPr>
-        <w:pStyle w:val="FirstParagraph"/>
-      </w:pPr>
-      <w:r>
-        <w:t xml:space="preserve">✏️</w:t>
+        <w:t xml:space="preserve">one tree</w:t>
+      </w:r>
+      <w:r>
+        <w:t xml:space="preserve">. They share that tree’s soil, water, light, and age — they are</w:t>
       </w:r>
       <w:r>
         <w:t xml:space="preserve"> </w:t>
@@ -4078,54 +2342,436 @@
           <w:b/>
           <w:bCs/>
         </w:rPr>
-        <w:t xml:space="preserve">QA7:</w:t>
-      </w:r>
-      <w:r>
-        <w:t xml:space="preserve"> </w:t>
-      </w:r>
-      <w:r>
-        <w:t xml:space="preserve">Write the results sentence:</w:t>
-      </w:r>
-      <w:r>
-        <w:t xml:space="preserve"> </w:t>
-      </w:r>
-      <w:r>
-        <w:rPr>
-          <w:i/>
-          <w:iCs/>
-        </w:rPr>
-        <w:t xml:space="preserve">[Finding] (paired t-test: t(df) = X.XX, p = X.XXX; mean difference = X.X cm²).</w:t>
-      </w:r>
-      <w:r>
-        <w:t xml:space="preserve"> </w:t>
-      </w:r>
-      <w:r>
-        <w:t xml:space="preserve">If</w:t>
-      </w:r>
-      <w:r>
-        <w:t xml:space="preserve"> </w:t>
-      </w:r>
-      <w:r>
-        <w:rPr>
-          <w:i/>
-          <w:iCs/>
-        </w:rPr>
-        <w:t xml:space="preserve">p</w:t>
-      </w:r>
-      <w:r>
-        <w:t xml:space="preserve"> </w:t>
-      </w:r>
-      <w:r>
-        <w:t xml:space="preserve">is tiny, write</w:t>
-      </w:r>
-      <w:r>
-        <w:t xml:space="preserve"> </w:t>
-      </w:r>
-      <w:r>
-        <w:t xml:space="preserve">“p &lt; 0.001”</w:t>
+        <w:t xml:space="preserve">not independent</w:t>
+      </w:r>
+      <w:r>
+        <w:t xml:space="preserve">. Treating all 53 leaves as independent is</w:t>
+      </w:r>
+      <w:r>
+        <w:t xml:space="preserve"> </w:t>
+      </w:r>
+      <w:r>
+        <w:rPr>
+          <w:b/>
+          <w:bCs/>
+        </w:rPr>
+        <w:t xml:space="preserve">pseudoreplication</w:t>
+      </w:r>
+      <w:r>
+        <w:t xml:space="preserve">: it pretends you have far more information than you collected.</w:t>
+      </w:r>
+    </w:p>
+    <w:p>
+      <w:pPr>
+        <w:pStyle w:val="BodyText"/>
+      </w:pPr>
+      <w:r>
+        <w:t xml:space="preserve">You did not sample 53 trees. You sampled</w:t>
+      </w:r>
+      <w:r>
+        <w:t xml:space="preserve"> </w:t>
+      </w:r>
+      <w:r>
+        <w:rPr>
+          <w:b/>
+          <w:bCs/>
+        </w:rPr>
+        <w:t xml:space="preserve">5</w:t>
       </w:r>
       <w:r>
         <w:t xml:space="preserve">.</w:t>
+      </w:r>
+    </w:p>
+    <w:p>
+      <w:pPr>
+        <w:pStyle w:val="BodyText"/>
+      </w:pPr>
+      <w:r>
+        <w:rPr>
+          <w:b/>
+          <w:bCs/>
+        </w:rPr>
+        <w:t xml:space="preserve">The fix:</w:t>
+      </w:r>
+      <w:r>
+        <w:t xml:space="preserve"> </w:t>
+      </w:r>
+      <w:r>
+        <w:t xml:space="preserve">go back to the top of your script — to where you</w:t>
+      </w:r>
+      <w:r>
+        <w:t xml:space="preserve"> </w:t>
+      </w:r>
+      <w:r>
+        <w:rPr>
+          <w:b/>
+          <w:bCs/>
+        </w:rPr>
+        <w:t xml:space="preserve">loaded</w:t>
+      </w:r>
+      <w:r>
+        <w:t xml:space="preserve"> </w:t>
+      </w:r>
+      <w:r>
+        <w:t xml:space="preserve">the data — and add the averaging step to the end of that chain. Keep the</w:t>
+      </w:r>
+      <w:r>
+        <w:t xml:space="preserve"> </w:t>
+      </w:r>
+      <w:r>
+        <w:rPr>
+          <w:b/>
+          <w:bCs/>
+        </w:rPr>
+        <w:t xml:space="preserve">same name</w:t>
+      </w:r>
+      <w:r>
+        <w:t xml:space="preserve"> </w:t>
+      </w:r>
+      <w:r>
+        <w:t xml:space="preserve">(</w:t>
+      </w:r>
+      <w:r>
+        <w:rPr>
+          <w:rStyle w:val="VerbatimChar"/>
+        </w:rPr>
+        <w:t xml:space="preserve">leaf_df</w:t>
+      </w:r>
+      <w:r>
+        <w:t xml:space="preserve">) and the</w:t>
+      </w:r>
+      <w:r>
+        <w:t xml:space="preserve"> </w:t>
+      </w:r>
+      <w:r>
+        <w:rPr>
+          <w:b/>
+          <w:bCs/>
+        </w:rPr>
+        <w:t xml:space="preserve">same column name</w:t>
+      </w:r>
+      <w:r>
+        <w:t xml:space="preserve"> </w:t>
+      </w:r>
+      <w:r>
+        <w:t xml:space="preserve">(</w:t>
+      </w:r>
+      <w:r>
+        <w:rPr>
+          <w:rStyle w:val="VerbatimChar"/>
+        </w:rPr>
+        <w:t xml:space="preserve">mass_g</w:t>
+      </w:r>
+      <w:r>
+        <w:t xml:space="preserve">).</w:t>
+      </w:r>
+    </w:p>
+    <w:p>
+      <w:pPr>
+        <w:pStyle w:val="BodyText"/>
+      </w:pPr>
+      <w:r>
+        <w:rPr>
+          <w:b/>
+          <w:bCs/>
+        </w:rPr>
+        <w:t xml:space="preserve">▶ Edit the chunk at the top of your script so it looks like this, then run it:</w:t>
+      </w:r>
+    </w:p>
+    <w:p>
+      <w:pPr>
+        <w:pStyle w:val="SourceCode"/>
+      </w:pPr>
+      <w:r>
+        <w:rPr>
+          <w:rStyle w:val="CommentTok"/>
+        </w:rPr>
+        <w:t xml:space="preserve"># Load the leaf data and average each team's side ------</w:t>
+      </w:r>
+      <w:r>
+        <w:br/>
+      </w:r>
+      <w:r>
+        <w:rPr>
+          <w:rStyle w:val="NormalTok"/>
+        </w:rPr>
+        <w:t xml:space="preserve">leaf_df </w:t>
+      </w:r>
+      <w:r>
+        <w:rPr>
+          <w:rStyle w:val="OtherTok"/>
+        </w:rPr>
+        <w:t xml:space="preserve">&lt;-</w:t>
+      </w:r>
+      <w:r>
+        <w:br/>
+      </w:r>
+      <w:r>
+        <w:rPr>
+          <w:rStyle w:val="NormalTok"/>
+        </w:rPr>
+        <w:t xml:space="preserve">  </w:t>
+      </w:r>
+      <w:r>
+        <w:rPr>
+          <w:rStyle w:val="FunctionTok"/>
+        </w:rPr>
+        <w:t xml:space="preserve">read_excel</w:t>
+      </w:r>
+      <w:r>
+        <w:rPr>
+          <w:rStyle w:val="NormalTok"/>
+        </w:rPr>
+        <w:t xml:space="preserve">(</w:t>
+      </w:r>
+      <w:r>
+        <w:rPr>
+          <w:rStyle w:val="StringTok"/>
+        </w:rPr>
+        <w:t xml:space="preserve">"data/2026_09_03_data_sci_leaf_area.xlsx"</w:t>
+      </w:r>
+      <w:r>
+        <w:rPr>
+          <w:rStyle w:val="NormalTok"/>
+        </w:rPr>
+        <w:t xml:space="preserve">) </w:t>
+      </w:r>
+      <w:r>
+        <w:rPr>
+          <w:rStyle w:val="SpecialCharTok"/>
+        </w:rPr>
+        <w:t xml:space="preserve">%&gt;%</w:t>
+      </w:r>
+      <w:r>
+        <w:br/>
+      </w:r>
+      <w:r>
+        <w:rPr>
+          <w:rStyle w:val="NormalTok"/>
+        </w:rPr>
+        <w:t xml:space="preserve">  </w:t>
+      </w:r>
+      <w:r>
+        <w:rPr>
+          <w:rStyle w:val="FunctionTok"/>
+        </w:rPr>
+        <w:t xml:space="preserve">clean_names</w:t>
+      </w:r>
+      <w:r>
+        <w:rPr>
+          <w:rStyle w:val="NormalTok"/>
+        </w:rPr>
+        <w:t xml:space="preserve">() </w:t>
+      </w:r>
+      <w:r>
+        <w:rPr>
+          <w:rStyle w:val="SpecialCharTok"/>
+        </w:rPr>
+        <w:t xml:space="preserve">%&gt;%</w:t>
+      </w:r>
+      <w:r>
+        <w:br/>
+      </w:r>
+      <w:r>
+        <w:rPr>
+          <w:rStyle w:val="NormalTok"/>
+        </w:rPr>
+        <w:t xml:space="preserve">  </w:t>
+      </w:r>
+      <w:r>
+        <w:rPr>
+          <w:rStyle w:val="FunctionTok"/>
+        </w:rPr>
+        <w:t xml:space="preserve">group_by</w:t>
+      </w:r>
+      <w:r>
+        <w:rPr>
+          <w:rStyle w:val="NormalTok"/>
+        </w:rPr>
+        <w:t xml:space="preserve">(teams, shade) </w:t>
+      </w:r>
+      <w:r>
+        <w:rPr>
+          <w:rStyle w:val="SpecialCharTok"/>
+        </w:rPr>
+        <w:t xml:space="preserve">%&gt;%</w:t>
+      </w:r>
+      <w:r>
+        <w:br/>
+      </w:r>
+      <w:r>
+        <w:rPr>
+          <w:rStyle w:val="NormalTok"/>
+        </w:rPr>
+        <w:t xml:space="preserve">  </w:t>
+      </w:r>
+      <w:r>
+        <w:rPr>
+          <w:rStyle w:val="FunctionTok"/>
+        </w:rPr>
+        <w:t xml:space="preserve">summarize</w:t>
+      </w:r>
+      <w:r>
+        <w:rPr>
+          <w:rStyle w:val="NormalTok"/>
+        </w:rPr>
+        <w:t xml:space="preserve">(</w:t>
+      </w:r>
+      <w:r>
+        <w:rPr>
+          <w:rStyle w:val="AttributeTok"/>
+        </w:rPr>
+        <w:t xml:space="preserve">mass_g =</w:t>
+      </w:r>
+      <w:r>
+        <w:rPr>
+          <w:rStyle w:val="NormalTok"/>
+        </w:rPr>
+        <w:t xml:space="preserve"> </w:t>
+      </w:r>
+      <w:r>
+        <w:rPr>
+          <w:rStyle w:val="FunctionTok"/>
+        </w:rPr>
+        <w:t xml:space="preserve">mean</w:t>
+      </w:r>
+      <w:r>
+        <w:rPr>
+          <w:rStyle w:val="NormalTok"/>
+        </w:rPr>
+        <w:t xml:space="preserve">(mass_g),</w:t>
+      </w:r>
+      <w:r>
+        <w:br/>
+      </w:r>
+      <w:r>
+        <w:rPr>
+          <w:rStyle w:val="NormalTok"/>
+        </w:rPr>
+        <w:t xml:space="preserve">            </w:t>
+      </w:r>
+      <w:r>
+        <w:rPr>
+          <w:rStyle w:val="AttributeTok"/>
+        </w:rPr>
+        <w:t xml:space="preserve">.groups =</w:t>
+      </w:r>
+      <w:r>
+        <w:rPr>
+          <w:rStyle w:val="NormalTok"/>
+        </w:rPr>
+        <w:t xml:space="preserve"> </w:t>
+      </w:r>
+      <w:r>
+        <w:rPr>
+          <w:rStyle w:val="StringTok"/>
+        </w:rPr>
+        <w:t xml:space="preserve">"drop"</w:t>
+      </w:r>
+      <w:r>
+        <w:rPr>
+          <w:rStyle w:val="NormalTok"/>
+        </w:rPr>
+        <w:t xml:space="preserve">)</w:t>
+      </w:r>
+      <w:r>
+        <w:br/>
+      </w:r>
+      <w:r>
+        <w:rPr>
+          <w:rStyle w:val="NormalTok"/>
+        </w:rPr>
+        <w:t xml:space="preserve">leaf_df</w:t>
+      </w:r>
+    </w:p>
+    <w:p>
+      <w:pPr>
+        <w:pStyle w:val="FirstParagraph"/>
+      </w:pPr>
+      <w:r>
+        <w:t xml:space="preserve">Because you reused the names</w:t>
+      </w:r>
+      <w:r>
+        <w:t xml:space="preserve"> </w:t>
+      </w:r>
+      <w:r>
+        <w:rPr>
+          <w:rStyle w:val="VerbatimChar"/>
+        </w:rPr>
+        <w:t xml:space="preserve">leaf_df</w:t>
+      </w:r>
+      <w:r>
+        <w:t xml:space="preserve"> </w:t>
+      </w:r>
+      <w:r>
+        <w:t xml:space="preserve">and</w:t>
+      </w:r>
+      <w:r>
+        <w:t xml:space="preserve"> </w:t>
+      </w:r>
+      <w:r>
+        <w:rPr>
+          <w:rStyle w:val="VerbatimChar"/>
+        </w:rPr>
+        <w:t xml:space="preserve">mass_g</w:t>
+      </w:r>
+      <w:r>
+        <w:t xml:space="preserve">,</w:t>
+      </w:r>
+      <w:r>
+        <w:t xml:space="preserve"> </w:t>
+      </w:r>
+      <w:r>
+        <w:rPr>
+          <w:b/>
+          <w:bCs/>
+        </w:rPr>
+        <w:t xml:space="preserve">every line of code below keeps working</w:t>
+      </w:r>
+      <w:r>
+        <w:t xml:space="preserve"> </w:t>
+      </w:r>
+      <w:r>
+        <w:t xml:space="preserve">— this is how real analysis goes. You don’t write a new script; you fix how the data are built and rerun.</w:t>
+      </w:r>
+    </w:p>
+    <w:p>
+      <w:pPr>
+        <w:pStyle w:val="BodyText"/>
+      </w:pPr>
+      <w:r>
+        <w:t xml:space="preserve">✏️</w:t>
+      </w:r>
+      <w:r>
+        <w:t xml:space="preserve"> </w:t>
+      </w:r>
+      <w:r>
+        <w:rPr>
+          <w:b/>
+          <w:bCs/>
+        </w:rPr>
+        <w:t xml:space="preserve">QA5:</w:t>
+      </w:r>
+      <w:r>
+        <w:t xml:space="preserve"> </w:t>
+      </w:r>
+      <w:r>
+        <w:t xml:space="preserve">How many rows does</w:t>
+      </w:r>
+      <w:r>
+        <w:t xml:space="preserve"> </w:t>
+      </w:r>
+      <w:r>
+        <w:rPr>
+          <w:rStyle w:val="VerbatimChar"/>
+        </w:rPr>
+        <w:t xml:space="preserve">leaf_df</w:t>
+      </w:r>
+      <w:r>
+        <w:t xml:space="preserve"> </w:t>
+      </w:r>
+      <w:r>
+        <w:t xml:space="preserve">have now? What is one row — a leaf, a side, a team, or a tree?</w:t>
       </w:r>
     </w:p>
     <w:p>
@@ -4135,14 +2781,3512 @@
         </w:pict>
       </w:r>
     </w:p>
+    <w:bookmarkEnd w:id="25"/>
+    <w:bookmarkStart w:id="27" w:name="part-6-rerun-the-same-code-and-compare"/>
+    <w:p>
+      <w:pPr>
+        <w:pStyle w:val="Heading1"/>
+      </w:pPr>
+      <w:r>
+        <w:t xml:space="preserve">Part 6 · Rerun the same code and compare</w:t>
+      </w:r>
+    </w:p>
+    <w:p>
+      <w:pPr>
+        <w:pStyle w:val="FirstParagraph"/>
+      </w:pPr>
+      <w:r>
+        <w:rPr>
+          <w:b/>
+          <w:bCs/>
+        </w:rPr>
+        <w:t xml:space="preserve">▶ Rerun your Part 2 and Part 4 chunks, unchanged.</w:t>
+      </w:r>
+      <w:r>
+        <w:t xml:space="preserve"> </w:t>
+      </w:r>
+      <w:r>
+        <w:t xml:space="preserve">Scroll up and run them again — nothing to retype.</w:t>
+      </w:r>
+    </w:p>
+    <w:p>
+      <w:pPr>
+        <w:pStyle w:val="SourceCode"/>
+      </w:pPr>
+      <w:r>
+        <w:rPr>
+          <w:rStyle w:val="CommentTok"/>
+        </w:rPr>
+        <w:t xml:space="preserve"># Keep a copy of the pseudoreplicated results ----------</w:t>
+      </w:r>
+      <w:r>
+        <w:br/>
+      </w:r>
+      <w:r>
+        <w:rPr>
+          <w:rStyle w:val="NormalTok"/>
+        </w:rPr>
+        <w:t xml:space="preserve">pseudo_2s     </w:t>
+      </w:r>
+      <w:r>
+        <w:rPr>
+          <w:rStyle w:val="OtherTok"/>
+        </w:rPr>
+        <w:t xml:space="preserve">&lt;-</w:t>
+      </w:r>
+      <w:r>
+        <w:rPr>
+          <w:rStyle w:val="NormalTok"/>
+        </w:rPr>
+        <w:t xml:space="preserve"> leaf_model</w:t>
+      </w:r>
+      <w:r>
+        <w:br/>
+      </w:r>
+      <w:r>
+        <w:rPr>
+          <w:rStyle w:val="NormalTok"/>
+        </w:rPr>
+        <w:t xml:space="preserve">pseudo_paired </w:t>
+      </w:r>
+      <w:r>
+        <w:rPr>
+          <w:rStyle w:val="OtherTok"/>
+        </w:rPr>
+        <w:t xml:space="preserve">&lt;-</w:t>
+      </w:r>
+      <w:r>
+        <w:rPr>
+          <w:rStyle w:val="NormalTok"/>
+        </w:rPr>
+        <w:t xml:space="preserve"> leaf_paired_model</w:t>
+      </w:r>
+    </w:p>
+    <w:p>
+      <w:pPr>
+        <w:pStyle w:val="BlockText"/>
+      </w:pPr>
+      <w:r>
+        <w:t xml:space="preserve">⚠️ Run those two lines</w:t>
+      </w:r>
+      <w:r>
+        <w:t xml:space="preserve"> </w:t>
+      </w:r>
+      <w:r>
+        <w:rPr>
+          <w:b/>
+          <w:bCs/>
+        </w:rPr>
+        <w:t xml:space="preserve">before</w:t>
+      </w:r>
+      <w:r>
+        <w:t xml:space="preserve"> </w:t>
+      </w:r>
+      <w:r>
+        <w:t xml:space="preserve">you rerun Parts 2 and 4, or the old results are gone.</w:t>
+      </w:r>
+    </w:p>
+    <w:p>
+      <w:pPr>
+        <w:pStyle w:val="FirstParagraph"/>
+      </w:pPr>
+      <w:r>
+        <w:t xml:space="preserve">Then put all four side by side:</w:t>
+      </w:r>
+    </w:p>
+    <w:p>
+      <w:pPr>
+        <w:pStyle w:val="SourceCode"/>
+      </w:pPr>
+      <w:r>
+        <w:rPr>
+          <w:rStyle w:val="CommentTok"/>
+        </w:rPr>
+        <w:t xml:space="preserve"># All four results from the leaf data ------------------</w:t>
+      </w:r>
+      <w:r>
+        <w:br/>
+      </w:r>
+      <w:r>
+        <w:rPr>
+          <w:rStyle w:val="FunctionTok"/>
+        </w:rPr>
+        <w:t xml:space="preserve">tibble</w:t>
+      </w:r>
+      <w:r>
+        <w:rPr>
+          <w:rStyle w:val="NormalTok"/>
+        </w:rPr>
+        <w:t xml:space="preserve">(</w:t>
+      </w:r>
+      <w:r>
+        <w:br/>
+      </w:r>
+      <w:r>
+        <w:rPr>
+          <w:rStyle w:val="NormalTok"/>
+        </w:rPr>
+        <w:t xml:space="preserve">  </w:t>
+      </w:r>
+      <w:r>
+        <w:rPr>
+          <w:rStyle w:val="AttributeTok"/>
+        </w:rPr>
+        <w:t xml:space="preserve">analysis =</w:t>
+      </w:r>
+      <w:r>
+        <w:rPr>
+          <w:rStyle w:val="NormalTok"/>
+        </w:rPr>
+        <w:t xml:space="preserve"> </w:t>
+      </w:r>
+      <w:r>
+        <w:rPr>
+          <w:rStyle w:val="FunctionTok"/>
+        </w:rPr>
+        <w:t xml:space="preserve">c</w:t>
+      </w:r>
+      <w:r>
+        <w:rPr>
+          <w:rStyle w:val="NormalTok"/>
+        </w:rPr>
+        <w:t xml:space="preserve">(</w:t>
+      </w:r>
+      <w:r>
+        <w:rPr>
+          <w:rStyle w:val="StringTok"/>
+        </w:rPr>
+        <w:t xml:space="preserve">"Two-sample, every leaf"</w:t>
+      </w:r>
+      <w:r>
+        <w:rPr>
+          <w:rStyle w:val="NormalTok"/>
+        </w:rPr>
+        <w:t xml:space="preserve">,</w:t>
+      </w:r>
+      <w:r>
+        <w:br/>
+      </w:r>
+      <w:r>
+        <w:rPr>
+          <w:rStyle w:val="NormalTok"/>
+        </w:rPr>
+        <w:t xml:space="preserve">               </w:t>
+      </w:r>
+      <w:r>
+        <w:rPr>
+          <w:rStyle w:val="StringTok"/>
+        </w:rPr>
+        <w:t xml:space="preserve">"Paired, every leaf"</w:t>
+      </w:r>
+      <w:r>
+        <w:rPr>
+          <w:rStyle w:val="NormalTok"/>
+        </w:rPr>
+        <w:t xml:space="preserve">,</w:t>
+      </w:r>
+      <w:r>
+        <w:br/>
+      </w:r>
+      <w:r>
+        <w:rPr>
+          <w:rStyle w:val="NormalTok"/>
+        </w:rPr>
+        <w:t xml:space="preserve">               </w:t>
+      </w:r>
+      <w:r>
+        <w:rPr>
+          <w:rStyle w:val="StringTok"/>
+        </w:rPr>
+        <w:t xml:space="preserve">"Two-sample, team means"</w:t>
+      </w:r>
+      <w:r>
+        <w:rPr>
+          <w:rStyle w:val="NormalTok"/>
+        </w:rPr>
+        <w:t xml:space="preserve">,</w:t>
+      </w:r>
+      <w:r>
+        <w:br/>
+      </w:r>
+      <w:r>
+        <w:rPr>
+          <w:rStyle w:val="NormalTok"/>
+        </w:rPr>
+        <w:t xml:space="preserve">               </w:t>
+      </w:r>
+      <w:r>
+        <w:rPr>
+          <w:rStyle w:val="StringTok"/>
+        </w:rPr>
+        <w:t xml:space="preserve">"Paired, team means"</w:t>
+      </w:r>
+      <w:r>
+        <w:rPr>
+          <w:rStyle w:val="NormalTok"/>
+        </w:rPr>
+        <w:t xml:space="preserve">),</w:t>
+      </w:r>
+      <w:r>
+        <w:br/>
+      </w:r>
+      <w:r>
+        <w:rPr>
+          <w:rStyle w:val="NormalTok"/>
+        </w:rPr>
+        <w:t xml:space="preserve">  </w:t>
+      </w:r>
+      <w:r>
+        <w:rPr>
+          <w:rStyle w:val="AttributeTok"/>
+        </w:rPr>
+        <w:t xml:space="preserve">t  =</w:t>
+      </w:r>
+      <w:r>
+        <w:rPr>
+          <w:rStyle w:val="NormalTok"/>
+        </w:rPr>
+        <w:t xml:space="preserve"> </w:t>
+      </w:r>
+      <w:r>
+        <w:rPr>
+          <w:rStyle w:val="FunctionTok"/>
+        </w:rPr>
+        <w:t xml:space="preserve">c</w:t>
+      </w:r>
+      <w:r>
+        <w:rPr>
+          <w:rStyle w:val="NormalTok"/>
+        </w:rPr>
+        <w:t xml:space="preserve">(pseudo_2s</w:t>
+      </w:r>
+      <w:r>
+        <w:rPr>
+          <w:rStyle w:val="SpecialCharTok"/>
+        </w:rPr>
+        <w:t xml:space="preserve">$</w:t>
+      </w:r>
+      <w:r>
+        <w:rPr>
+          <w:rStyle w:val="NormalTok"/>
+        </w:rPr>
+        <w:t xml:space="preserve">statistic, pseudo_paired</w:t>
+      </w:r>
+      <w:r>
+        <w:rPr>
+          <w:rStyle w:val="SpecialCharTok"/>
+        </w:rPr>
+        <w:t xml:space="preserve">$</w:t>
+      </w:r>
+      <w:r>
+        <w:rPr>
+          <w:rStyle w:val="NormalTok"/>
+        </w:rPr>
+        <w:t xml:space="preserve">statistic,</w:t>
+      </w:r>
+      <w:r>
+        <w:br/>
+      </w:r>
+      <w:r>
+        <w:rPr>
+          <w:rStyle w:val="NormalTok"/>
+        </w:rPr>
+        <w:t xml:space="preserve">         leaf_model</w:t>
+      </w:r>
+      <w:r>
+        <w:rPr>
+          <w:rStyle w:val="SpecialCharTok"/>
+        </w:rPr>
+        <w:t xml:space="preserve">$</w:t>
+      </w:r>
+      <w:r>
+        <w:rPr>
+          <w:rStyle w:val="NormalTok"/>
+        </w:rPr>
+        <w:t xml:space="preserve">statistic, leaf_paired_model</w:t>
+      </w:r>
+      <w:r>
+        <w:rPr>
+          <w:rStyle w:val="SpecialCharTok"/>
+        </w:rPr>
+        <w:t xml:space="preserve">$</w:t>
+      </w:r>
+      <w:r>
+        <w:rPr>
+          <w:rStyle w:val="NormalTok"/>
+        </w:rPr>
+        <w:t xml:space="preserve">statistic),</w:t>
+      </w:r>
+      <w:r>
+        <w:br/>
+      </w:r>
+      <w:r>
+        <w:rPr>
+          <w:rStyle w:val="NormalTok"/>
+        </w:rPr>
+        <w:t xml:space="preserve">  </w:t>
+      </w:r>
+      <w:r>
+        <w:rPr>
+          <w:rStyle w:val="AttributeTok"/>
+        </w:rPr>
+        <w:t xml:space="preserve">df =</w:t>
+      </w:r>
+      <w:r>
+        <w:rPr>
+          <w:rStyle w:val="NormalTok"/>
+        </w:rPr>
+        <w:t xml:space="preserve"> </w:t>
+      </w:r>
+      <w:r>
+        <w:rPr>
+          <w:rStyle w:val="FunctionTok"/>
+        </w:rPr>
+        <w:t xml:space="preserve">c</w:t>
+      </w:r>
+      <w:r>
+        <w:rPr>
+          <w:rStyle w:val="NormalTok"/>
+        </w:rPr>
+        <w:t xml:space="preserve">(pseudo_2s</w:t>
+      </w:r>
+      <w:r>
+        <w:rPr>
+          <w:rStyle w:val="SpecialCharTok"/>
+        </w:rPr>
+        <w:t xml:space="preserve">$</w:t>
+      </w:r>
+      <w:r>
+        <w:rPr>
+          <w:rStyle w:val="NormalTok"/>
+        </w:rPr>
+        <w:t xml:space="preserve">parameter, pseudo_paired</w:t>
+      </w:r>
+      <w:r>
+        <w:rPr>
+          <w:rStyle w:val="SpecialCharTok"/>
+        </w:rPr>
+        <w:t xml:space="preserve">$</w:t>
+      </w:r>
+      <w:r>
+        <w:rPr>
+          <w:rStyle w:val="NormalTok"/>
+        </w:rPr>
+        <w:t xml:space="preserve">parameter,</w:t>
+      </w:r>
+      <w:r>
+        <w:br/>
+      </w:r>
+      <w:r>
+        <w:rPr>
+          <w:rStyle w:val="NormalTok"/>
+        </w:rPr>
+        <w:t xml:space="preserve">         leaf_model</w:t>
+      </w:r>
+      <w:r>
+        <w:rPr>
+          <w:rStyle w:val="SpecialCharTok"/>
+        </w:rPr>
+        <w:t xml:space="preserve">$</w:t>
+      </w:r>
+      <w:r>
+        <w:rPr>
+          <w:rStyle w:val="NormalTok"/>
+        </w:rPr>
+        <w:t xml:space="preserve">parameter, leaf_paired_model</w:t>
+      </w:r>
+      <w:r>
+        <w:rPr>
+          <w:rStyle w:val="SpecialCharTok"/>
+        </w:rPr>
+        <w:t xml:space="preserve">$</w:t>
+      </w:r>
+      <w:r>
+        <w:rPr>
+          <w:rStyle w:val="NormalTok"/>
+        </w:rPr>
+        <w:t xml:space="preserve">parameter),</w:t>
+      </w:r>
+      <w:r>
+        <w:br/>
+      </w:r>
+      <w:r>
+        <w:rPr>
+          <w:rStyle w:val="NormalTok"/>
+        </w:rPr>
+        <w:t xml:space="preserve">  </w:t>
+      </w:r>
+      <w:r>
+        <w:rPr>
+          <w:rStyle w:val="AttributeTok"/>
+        </w:rPr>
+        <w:t xml:space="preserve">p  =</w:t>
+      </w:r>
+      <w:r>
+        <w:rPr>
+          <w:rStyle w:val="NormalTok"/>
+        </w:rPr>
+        <w:t xml:space="preserve"> </w:t>
+      </w:r>
+      <w:r>
+        <w:rPr>
+          <w:rStyle w:val="FunctionTok"/>
+        </w:rPr>
+        <w:t xml:space="preserve">c</w:t>
+      </w:r>
+      <w:r>
+        <w:rPr>
+          <w:rStyle w:val="NormalTok"/>
+        </w:rPr>
+        <w:t xml:space="preserve">(pseudo_2s</w:t>
+      </w:r>
+      <w:r>
+        <w:rPr>
+          <w:rStyle w:val="SpecialCharTok"/>
+        </w:rPr>
+        <w:t xml:space="preserve">$</w:t>
+      </w:r>
+      <w:r>
+        <w:rPr>
+          <w:rStyle w:val="NormalTok"/>
+        </w:rPr>
+        <w:t xml:space="preserve">p.value, pseudo_paired</w:t>
+      </w:r>
+      <w:r>
+        <w:rPr>
+          <w:rStyle w:val="SpecialCharTok"/>
+        </w:rPr>
+        <w:t xml:space="preserve">$</w:t>
+      </w:r>
+      <w:r>
+        <w:rPr>
+          <w:rStyle w:val="NormalTok"/>
+        </w:rPr>
+        <w:t xml:space="preserve">p.value,</w:t>
+      </w:r>
+      <w:r>
+        <w:br/>
+      </w:r>
+      <w:r>
+        <w:rPr>
+          <w:rStyle w:val="NormalTok"/>
+        </w:rPr>
+        <w:t xml:space="preserve">         leaf_model</w:t>
+      </w:r>
+      <w:r>
+        <w:rPr>
+          <w:rStyle w:val="SpecialCharTok"/>
+        </w:rPr>
+        <w:t xml:space="preserve">$</w:t>
+      </w:r>
+      <w:r>
+        <w:rPr>
+          <w:rStyle w:val="NormalTok"/>
+        </w:rPr>
+        <w:t xml:space="preserve">p.value, leaf_paired_model</w:t>
+      </w:r>
+      <w:r>
+        <w:rPr>
+          <w:rStyle w:val="SpecialCharTok"/>
+        </w:rPr>
+        <w:t xml:space="preserve">$</w:t>
+      </w:r>
+      <w:r>
+        <w:rPr>
+          <w:rStyle w:val="NormalTok"/>
+        </w:rPr>
+        <w:t xml:space="preserve">p.value)</w:t>
+      </w:r>
+      <w:r>
+        <w:br/>
+      </w:r>
+      <w:r>
+        <w:rPr>
+          <w:rStyle w:val="NormalTok"/>
+        </w:rPr>
+        <w:t xml:space="preserve">)</w:t>
+      </w:r>
+    </w:p>
+    <w:p>
+      <w:pPr>
+        <w:pStyle w:val="FirstParagraph"/>
+      </w:pPr>
+      <w:r>
+        <w:t xml:space="preserve">✏️</w:t>
+      </w:r>
+      <w:r>
+        <w:t xml:space="preserve"> </w:t>
+      </w:r>
+      <w:r>
+        <w:rPr>
+          <w:b/>
+          <w:bCs/>
+        </w:rPr>
+        <w:t xml:space="preserve">QA6:</w:t>
+      </w:r>
+      <w:r>
+        <w:t xml:space="preserve"> </w:t>
+      </w:r>
+      <w:r>
+        <w:t xml:space="preserve">What happened to</w:t>
+      </w:r>
+      <w:r>
+        <w:t xml:space="preserve"> </w:t>
+      </w:r>
+      <w:r>
+        <w:rPr>
+          <w:rStyle w:val="VerbatimChar"/>
+        </w:rPr>
+        <w:t xml:space="preserve">df</w:t>
+      </w:r>
+      <w:r>
+        <w:t xml:space="preserve">? Did you lose data, or stop double-counting it? Now look at the</w:t>
+      </w:r>
+      <w:r>
+        <w:t xml:space="preserve"> </w:t>
+      </w:r>
+      <w:r>
+        <w:rPr>
+          <w:b/>
+          <w:bCs/>
+        </w:rPr>
+        <w:t xml:space="preserve">sign</w:t>
+      </w:r>
+      <w:r>
+        <w:t xml:space="preserve"> </w:t>
+      </w:r>
+      <w:r>
+        <w:t xml:space="preserve">of t: shady leaves looked</w:t>
+      </w:r>
+      <w:r>
+        <w:t xml:space="preserve"> </w:t>
+      </w:r>
+      <w:r>
+        <w:rPr>
+          <w:i/>
+          <w:iCs/>
+        </w:rPr>
+        <w:t xml:space="preserve">heavier</w:t>
+      </w:r>
+      <w:r>
+        <w:t xml:space="preserve"> </w:t>
+      </w:r>
+      <w:r>
+        <w:t xml:space="preserve">before averaging and</w:t>
+      </w:r>
+      <w:r>
+        <w:t xml:space="preserve"> </w:t>
+      </w:r>
+      <w:r>
+        <w:rPr>
+          <w:i/>
+          <w:iCs/>
+        </w:rPr>
+        <w:t xml:space="preserve">lighter</w:t>
+      </w:r>
+      <w:r>
+        <w:t xml:space="preserve"> </w:t>
+      </w:r>
+      <w:r>
+        <w:t xml:space="preserve">after. Given your answer to QA3 about uneven leaf counts, why would averaging change the direction of the difference?</w:t>
+      </w:r>
+    </w:p>
+    <w:p>
+      <w:r>
+        <w:pict>
+          <v:rect style="width:0;height:1.5pt" o:hralign="center" o:hrstd="t" o:hr="t"/>
+        </w:pict>
+      </w:r>
+    </w:p>
+    <w:p>
+      <w:pPr>
+        <w:pStyle w:val="Heading2"/>
+      </w:pPr>
+      <w:bookmarkStart w:id="26" w:name="Xbbb242a1e760b862df0ff3f0ee7b2faf15faa98"/>
+      <w:r>
+        <w:t xml:space="preserve">🧩 Chunk 2 — The maple test</w:t>
+      </w:r>
+      <w:r>
+        <w:t xml:space="preserve"> </w:t>
+      </w:r>
+      <w:r>
+        <w:rPr>
+          <w:i/>
+          <w:iCs/>
+        </w:rPr>
+        <w:t xml:space="preserve">(after lecture Chunk 2)</w:t>
+      </w:r>
+      <w:bookmarkEnd w:id="26"/>
+    </w:p>
+    <w:p>
+      <w:pPr>
+        <w:pStyle w:val="BlockText"/>
+      </w:pPr>
+      <w:r>
+        <w:t xml:space="preserve">Parts 7–12, all in one go: average the leaves on each side of each tree, check the</w:t>
+      </w:r>
+      <w:r>
+        <w:t xml:space="preserve"> </w:t>
+      </w:r>
+      <w:r>
+        <w:t xml:space="preserve">assumptions, run the two-sample and the paired t-test, plot and report the paired</w:t>
+      </w:r>
+      <w:r>
+        <w:t xml:space="preserve"> </w:t>
+      </w:r>
+      <w:r>
+        <w:t xml:space="preserve">result, then the rank-based backups. Then start Part B.</w:t>
+      </w:r>
+    </w:p>
+    <w:bookmarkEnd w:id="27"/>
+    <w:bookmarkStart w:id="28" w:name="part-7-average-per-tree-and-side"/>
+    <w:p>
+      <w:pPr>
+        <w:pStyle w:val="Heading1"/>
+      </w:pPr>
+      <w:r>
+        <w:t xml:space="preserve">Part 7 · Average per tree and side</w:t>
+      </w:r>
+    </w:p>
+    <w:p>
+      <w:pPr>
+        <w:pStyle w:val="FirstParagraph"/>
+      </w:pPr>
+      <w:r>
+        <w:rPr>
+          <w:b/>
+          <w:bCs/>
+        </w:rPr>
+        <w:t xml:space="preserve">Same problem, same fix.</w:t>
+      </w:r>
+      <w:r>
+        <w:t xml:space="preserve"> </w:t>
+      </w:r>
+      <w:r>
+        <w:t xml:space="preserve">Each tree gave 2 leaves per side, and those 2 leaves are</w:t>
+      </w:r>
+      <w:r>
+        <w:t xml:space="preserve"> </w:t>
+      </w:r>
+      <w:r>
+        <w:rPr>
+          <w:b/>
+          <w:bCs/>
+        </w:rPr>
+        <w:t xml:space="preserve">not independent</w:t>
+      </w:r>
+      <w:r>
+        <w:t xml:space="preserve"> </w:t>
+      </w:r>
+      <w:r>
+        <w:t xml:space="preserve">(same tree, same soil, same light) — exactly like the 6 leaves one team pulled off one tree. So we start the same way: average up to the real replicate, the</w:t>
+      </w:r>
+      <w:r>
+        <w:t xml:space="preserve"> </w:t>
+      </w:r>
+      <w:r>
+        <w:rPr>
+          <w:b/>
+          <w:bCs/>
+        </w:rPr>
+        <w:t xml:space="preserve">tree</w:t>
+      </w:r>
+      <w:r>
+        <w:t xml:space="preserve">.</w:t>
+      </w:r>
+    </w:p>
+    <w:p>
+      <w:pPr>
+        <w:pStyle w:val="BodyText"/>
+      </w:pPr>
+      <w:r>
+        <w:t xml:space="preserve">One difference worth noting: this design is</w:t>
+      </w:r>
+      <w:r>
+        <w:t xml:space="preserve"> </w:t>
+      </w:r>
+      <w:r>
+        <w:rPr>
+          <w:b/>
+          <w:bCs/>
+        </w:rPr>
+        <w:t xml:space="preserve">balanced</w:t>
+      </w:r>
+      <w:r>
+        <w:t xml:space="preserve"> </w:t>
+      </w:r>
+      <w:r>
+        <w:t xml:space="preserve">— exactly 2 leaves on every tree-side, nothing uneven, nothing missing. So averaging won’t flip the difference the way it did for our leaf data. Every tree already had an equal say.</w:t>
+      </w:r>
+    </w:p>
+    <w:p>
+      <w:pPr>
+        <w:pStyle w:val="BodyText"/>
+      </w:pPr>
+      <w:r>
+        <w:rPr>
+          <w:b/>
+          <w:bCs/>
+        </w:rPr>
+        <w:t xml:space="preserve">▶ Run this:</w:t>
+      </w:r>
+    </w:p>
+    <w:p>
+      <w:pPr>
+        <w:pStyle w:val="SourceCode"/>
+      </w:pPr>
+      <w:r>
+        <w:rPr>
+          <w:rStyle w:val="CommentTok"/>
+        </w:rPr>
+        <w:t xml:space="preserve"># Average the 2 leaves per tree and side ---------------</w:t>
+      </w:r>
+      <w:r>
+        <w:br/>
+      </w:r>
+      <w:r>
+        <w:rPr>
+          <w:rStyle w:val="NormalTok"/>
+        </w:rPr>
+        <w:t xml:space="preserve">maple_tree_df </w:t>
+      </w:r>
+      <w:r>
+        <w:rPr>
+          <w:rStyle w:val="OtherTok"/>
+        </w:rPr>
+        <w:t xml:space="preserve">&lt;-</w:t>
+      </w:r>
+      <w:r>
+        <w:rPr>
+          <w:rStyle w:val="NormalTok"/>
+        </w:rPr>
+        <w:t xml:space="preserve"> maple_df </w:t>
+      </w:r>
+      <w:r>
+        <w:rPr>
+          <w:rStyle w:val="SpecialCharTok"/>
+        </w:rPr>
+        <w:t xml:space="preserve">%&gt;%</w:t>
+      </w:r>
+      <w:r>
+        <w:br/>
+      </w:r>
+      <w:r>
+        <w:rPr>
+          <w:rStyle w:val="NormalTok"/>
+        </w:rPr>
+        <w:t xml:space="preserve">  </w:t>
+      </w:r>
+      <w:r>
+        <w:rPr>
+          <w:rStyle w:val="FunctionTok"/>
+        </w:rPr>
+        <w:t xml:space="preserve">group_by</w:t>
+      </w:r>
+      <w:r>
+        <w:rPr>
+          <w:rStyle w:val="NormalTok"/>
+        </w:rPr>
+        <w:t xml:space="preserve">(tree, side) </w:t>
+      </w:r>
+      <w:r>
+        <w:rPr>
+          <w:rStyle w:val="SpecialCharTok"/>
+        </w:rPr>
+        <w:t xml:space="preserve">%&gt;%</w:t>
+      </w:r>
+      <w:r>
+        <w:br/>
+      </w:r>
+      <w:r>
+        <w:rPr>
+          <w:rStyle w:val="NormalTok"/>
+        </w:rPr>
+        <w:t xml:space="preserve">  </w:t>
+      </w:r>
+      <w:r>
+        <w:rPr>
+          <w:rStyle w:val="FunctionTok"/>
+        </w:rPr>
+        <w:t xml:space="preserve">summarize</w:t>
+      </w:r>
+      <w:r>
+        <w:rPr>
+          <w:rStyle w:val="NormalTok"/>
+        </w:rPr>
+        <w:t xml:space="preserve">(</w:t>
+      </w:r>
+      <w:r>
+        <w:rPr>
+          <w:rStyle w:val="AttributeTok"/>
+        </w:rPr>
+        <w:t xml:space="preserve">area =</w:t>
+      </w:r>
+      <w:r>
+        <w:rPr>
+          <w:rStyle w:val="NormalTok"/>
+        </w:rPr>
+        <w:t xml:space="preserve"> </w:t>
+      </w:r>
+      <w:r>
+        <w:rPr>
+          <w:rStyle w:val="FunctionTok"/>
+        </w:rPr>
+        <w:t xml:space="preserve">mean</w:t>
+      </w:r>
+      <w:r>
+        <w:rPr>
+          <w:rStyle w:val="NormalTok"/>
+        </w:rPr>
+        <w:t xml:space="preserve">(total_area_cm2),</w:t>
+      </w:r>
+      <w:r>
+        <w:br/>
+      </w:r>
+      <w:r>
+        <w:rPr>
+          <w:rStyle w:val="NormalTok"/>
+        </w:rPr>
+        <w:t xml:space="preserve">            </w:t>
+      </w:r>
+      <w:r>
+        <w:rPr>
+          <w:rStyle w:val="AttributeTok"/>
+        </w:rPr>
+        <w:t xml:space="preserve">.groups =</w:t>
+      </w:r>
+      <w:r>
+        <w:rPr>
+          <w:rStyle w:val="NormalTok"/>
+        </w:rPr>
+        <w:t xml:space="preserve"> </w:t>
+      </w:r>
+      <w:r>
+        <w:rPr>
+          <w:rStyle w:val="StringTok"/>
+        </w:rPr>
+        <w:t xml:space="preserve">"drop"</w:t>
+      </w:r>
+      <w:r>
+        <w:rPr>
+          <w:rStyle w:val="NormalTok"/>
+        </w:rPr>
+        <w:t xml:space="preserve">)</w:t>
+      </w:r>
+      <w:r>
+        <w:br/>
+      </w:r>
+      <w:r>
+        <w:rPr>
+          <w:rStyle w:val="NormalTok"/>
+        </w:rPr>
+        <w:t xml:space="preserve">maple_tree_df</w:t>
+      </w:r>
+    </w:p>
+    <w:p>
+      <w:pPr>
+        <w:pStyle w:val="FirstParagraph"/>
+      </w:pPr>
+      <w:r>
+        <w:t xml:space="preserve">✏️</w:t>
+      </w:r>
+      <w:r>
+        <w:t xml:space="preserve"> </w:t>
+      </w:r>
+      <w:r>
+        <w:rPr>
+          <w:b/>
+          <w:bCs/>
+        </w:rPr>
+        <w:t xml:space="preserve">QA7:</w:t>
+      </w:r>
+      <w:r>
+        <w:t xml:space="preserve"> </w:t>
+      </w:r>
+      <w:r>
+        <w:t xml:space="preserve">Why average? How many values per side do you have now? How many leaves went in?</w:t>
+      </w:r>
+    </w:p>
+    <w:p>
+      <w:r>
+        <w:pict>
+          <v:rect style="width:0;height:1.5pt" o:hralign="center" o:hrstd="t" o:hr="t"/>
+        </w:pict>
+      </w:r>
+    </w:p>
+    <w:bookmarkEnd w:id="28"/>
+    <w:bookmarkStart w:id="29" w:name="part-8-two-sample-check-then-test"/>
+    <w:p>
+      <w:pPr>
+        <w:pStyle w:val="Heading1"/>
+      </w:pPr>
+      <w:r>
+        <w:t xml:space="preserve">Part 8 · Two-sample — check, then test</w:t>
+      </w:r>
+    </w:p>
+    <w:p>
+      <w:pPr>
+        <w:pStyle w:val="BlockText"/>
+      </w:pPr>
+      <w:r>
+        <w:t xml:space="preserve">💡</w:t>
+      </w:r>
+      <w:r>
+        <w:t xml:space="preserve"> </w:t>
+      </w:r>
+      <w:r>
+        <w:rPr>
+          <w:b/>
+          <w:bCs/>
+        </w:rPr>
+        <w:t xml:space="preserve">Check → decide → test.</w:t>
+      </w:r>
+      <w:r>
+        <w:t xml:space="preserve"> </w:t>
+      </w:r>
+      <w:r>
+        <w:t xml:space="preserve">A two-sample t-test needs</w:t>
+      </w:r>
+      <w:r>
+        <w:t xml:space="preserve"> </w:t>
+      </w:r>
+      <w:r>
+        <w:rPr>
+          <w:b/>
+          <w:bCs/>
+        </w:rPr>
+        <w:t xml:space="preserve">each side</w:t>
+      </w:r>
+      <w:r>
+        <w:t xml:space="preserve"> </w:t>
+      </w:r>
+      <w:r>
+        <w:t xml:space="preserve">to be roughly normal.</w:t>
+      </w:r>
+    </w:p>
+    <w:p>
+      <w:pPr>
+        <w:pStyle w:val="FirstParagraph"/>
+      </w:pPr>
+      <w:r>
+        <w:rPr>
+          <w:b/>
+          <w:bCs/>
+        </w:rPr>
+        <w:t xml:space="preserve">▶ Run this:</w:t>
+      </w:r>
+    </w:p>
+    <w:p>
+      <w:pPr>
+        <w:pStyle w:val="SourceCode"/>
+      </w:pPr>
+      <w:r>
+        <w:rPr>
+          <w:rStyle w:val="CommentTok"/>
+        </w:rPr>
+        <w:t xml:space="preserve"># Normality of each side (tree means) ------------------</w:t>
+      </w:r>
+      <w:r>
+        <w:br/>
+      </w:r>
+      <w:r>
+        <w:rPr>
+          <w:rStyle w:val="NormalTok"/>
+        </w:rPr>
+        <w:t xml:space="preserve">maple_tree_df </w:t>
+      </w:r>
+      <w:r>
+        <w:rPr>
+          <w:rStyle w:val="SpecialCharTok"/>
+        </w:rPr>
+        <w:t xml:space="preserve">%&gt;%</w:t>
+      </w:r>
+      <w:r>
+        <w:br/>
+      </w:r>
+      <w:r>
+        <w:rPr>
+          <w:rStyle w:val="NormalTok"/>
+        </w:rPr>
+        <w:t xml:space="preserve">  </w:t>
+      </w:r>
+      <w:r>
+        <w:rPr>
+          <w:rStyle w:val="FunctionTok"/>
+        </w:rPr>
+        <w:t xml:space="preserve">group_by</w:t>
+      </w:r>
+      <w:r>
+        <w:rPr>
+          <w:rStyle w:val="NormalTok"/>
+        </w:rPr>
+        <w:t xml:space="preserve">(side) </w:t>
+      </w:r>
+      <w:r>
+        <w:rPr>
+          <w:rStyle w:val="SpecialCharTok"/>
+        </w:rPr>
+        <w:t xml:space="preserve">%&gt;%</w:t>
+      </w:r>
+      <w:r>
+        <w:br/>
+      </w:r>
+      <w:r>
+        <w:rPr>
+          <w:rStyle w:val="NormalTok"/>
+        </w:rPr>
+        <w:t xml:space="preserve">  </w:t>
+      </w:r>
+      <w:r>
+        <w:rPr>
+          <w:rStyle w:val="FunctionTok"/>
+        </w:rPr>
+        <w:t xml:space="preserve">summarize</w:t>
+      </w:r>
+      <w:r>
+        <w:rPr>
+          <w:rStyle w:val="NormalTok"/>
+        </w:rPr>
+        <w:t xml:space="preserve">(</w:t>
+      </w:r>
+      <w:r>
+        <w:rPr>
+          <w:rStyle w:val="AttributeTok"/>
+        </w:rPr>
+        <w:t xml:space="preserve">shapiro_p =</w:t>
+      </w:r>
+      <w:r>
+        <w:rPr>
+          <w:rStyle w:val="NormalTok"/>
+        </w:rPr>
+        <w:t xml:space="preserve"> </w:t>
+      </w:r>
+      <w:r>
+        <w:rPr>
+          <w:rStyle w:val="FunctionTok"/>
+        </w:rPr>
+        <w:t xml:space="preserve">shapiro.test</w:t>
+      </w:r>
+      <w:r>
+        <w:rPr>
+          <w:rStyle w:val="NormalTok"/>
+        </w:rPr>
+        <w:t xml:space="preserve">(area)</w:t>
+      </w:r>
+      <w:r>
+        <w:rPr>
+          <w:rStyle w:val="SpecialCharTok"/>
+        </w:rPr>
+        <w:t xml:space="preserve">$</w:t>
+      </w:r>
+      <w:r>
+        <w:rPr>
+          <w:rStyle w:val="NormalTok"/>
+        </w:rPr>
+        <w:t xml:space="preserve">p.value)</w:t>
+      </w:r>
+      <w:r>
+        <w:br/>
+      </w:r>
+      <w:r>
+        <w:br/>
+      </w:r>
+      <w:r>
+        <w:rPr>
+          <w:rStyle w:val="CommentTok"/>
+        </w:rPr>
+        <w:t xml:space="preserve"># Equal spread? ----------------------------------------</w:t>
+      </w:r>
+      <w:r>
+        <w:br/>
+      </w:r>
+      <w:r>
+        <w:rPr>
+          <w:rStyle w:val="FunctionTok"/>
+        </w:rPr>
+        <w:t xml:space="preserve">leveneTest</w:t>
+      </w:r>
+      <w:r>
+        <w:rPr>
+          <w:rStyle w:val="NormalTok"/>
+        </w:rPr>
+        <w:t xml:space="preserve">(area </w:t>
+      </w:r>
+      <w:r>
+        <w:rPr>
+          <w:rStyle w:val="SpecialCharTok"/>
+        </w:rPr>
+        <w:t xml:space="preserve">~</w:t>
+      </w:r>
+      <w:r>
+        <w:rPr>
+          <w:rStyle w:val="NormalTok"/>
+        </w:rPr>
+        <w:t xml:space="preserve"> side, </w:t>
+      </w:r>
+      <w:r>
+        <w:rPr>
+          <w:rStyle w:val="AttributeTok"/>
+        </w:rPr>
+        <w:t xml:space="preserve">data =</w:t>
+      </w:r>
+      <w:r>
+        <w:rPr>
+          <w:rStyle w:val="NormalTok"/>
+        </w:rPr>
+        <w:t xml:space="preserve"> maple_tree_df)</w:t>
+      </w:r>
+    </w:p>
+    <w:p>
+      <w:pPr>
+        <w:pStyle w:val="BlockText"/>
+      </w:pPr>
+      <w:r>
+        <w:t xml:space="preserve">🔮</w:t>
+      </w:r>
+      <w:r>
+        <w:t xml:space="preserve"> </w:t>
+      </w:r>
+      <w:r>
+        <w:rPr>
+          <w:b/>
+          <w:bCs/>
+        </w:rPr>
+        <w:t xml:space="preserve">Predict first:</w:t>
+      </w:r>
+      <w:r>
+        <w:t xml:space="preserve"> </w:t>
+      </w:r>
+      <w:r>
+        <w:t xml:space="preserve">assumptions OK? Then: with 8 trees per side, will the two-sample test be significant?</w:t>
+      </w:r>
+    </w:p>
+    <w:p>
+      <w:pPr>
+        <w:pStyle w:val="SourceCode"/>
+      </w:pPr>
+      <w:r>
+        <w:rPr>
+          <w:rStyle w:val="CommentTok"/>
+        </w:rPr>
+        <w:t xml:space="preserve"># Welch's two-sample t-test on the tree means ----------</w:t>
+      </w:r>
+      <w:r>
+        <w:br/>
+      </w:r>
+      <w:r>
+        <w:rPr>
+          <w:rStyle w:val="NormalTok"/>
+        </w:rPr>
+        <w:t xml:space="preserve">maple_2s_model </w:t>
+      </w:r>
+      <w:r>
+        <w:rPr>
+          <w:rStyle w:val="OtherTok"/>
+        </w:rPr>
+        <w:t xml:space="preserve">&lt;-</w:t>
+      </w:r>
+      <w:r>
+        <w:rPr>
+          <w:rStyle w:val="NormalTok"/>
+        </w:rPr>
+        <w:t xml:space="preserve"> </w:t>
+      </w:r>
+      <w:r>
+        <w:rPr>
+          <w:rStyle w:val="FunctionTok"/>
+        </w:rPr>
+        <w:t xml:space="preserve">t.test</w:t>
+      </w:r>
+      <w:r>
+        <w:rPr>
+          <w:rStyle w:val="NormalTok"/>
+        </w:rPr>
+        <w:t xml:space="preserve">(area </w:t>
+      </w:r>
+      <w:r>
+        <w:rPr>
+          <w:rStyle w:val="SpecialCharTok"/>
+        </w:rPr>
+        <w:t xml:space="preserve">~</w:t>
+      </w:r>
+      <w:r>
+        <w:rPr>
+          <w:rStyle w:val="NormalTok"/>
+        </w:rPr>
+        <w:t xml:space="preserve"> side,</w:t>
+      </w:r>
+      <w:r>
+        <w:br/>
+      </w:r>
+      <w:r>
+        <w:rPr>
+          <w:rStyle w:val="NormalTok"/>
+        </w:rPr>
+        <w:t xml:space="preserve">                         </w:t>
+      </w:r>
+      <w:r>
+        <w:rPr>
+          <w:rStyle w:val="AttributeTok"/>
+        </w:rPr>
+        <w:t xml:space="preserve">data =</w:t>
+      </w:r>
+      <w:r>
+        <w:rPr>
+          <w:rStyle w:val="NormalTok"/>
+        </w:rPr>
+        <w:t xml:space="preserve"> maple_tree_df,</w:t>
+      </w:r>
+      <w:r>
+        <w:br/>
+      </w:r>
+      <w:r>
+        <w:rPr>
+          <w:rStyle w:val="NormalTok"/>
+        </w:rPr>
+        <w:t xml:space="preserve">                         </w:t>
+      </w:r>
+      <w:r>
+        <w:rPr>
+          <w:rStyle w:val="AttributeTok"/>
+        </w:rPr>
+        <w:t xml:space="preserve">var.equal =</w:t>
+      </w:r>
+      <w:r>
+        <w:rPr>
+          <w:rStyle w:val="NormalTok"/>
+        </w:rPr>
+        <w:t xml:space="preserve"> </w:t>
+      </w:r>
+      <w:r>
+        <w:rPr>
+          <w:rStyle w:val="ConstantTok"/>
+        </w:rPr>
+        <w:t xml:space="preserve">FALSE</w:t>
+      </w:r>
+      <w:r>
+        <w:rPr>
+          <w:rStyle w:val="NormalTok"/>
+        </w:rPr>
+        <w:t xml:space="preserve">)</w:t>
+      </w:r>
+      <w:r>
+        <w:br/>
+      </w:r>
+      <w:r>
+        <w:rPr>
+          <w:rStyle w:val="NormalTok"/>
+        </w:rPr>
+        <w:t xml:space="preserve">maple_2s_model</w:t>
+      </w:r>
+    </w:p>
+    <w:p>
+      <w:pPr>
+        <w:pStyle w:val="FirstParagraph"/>
+      </w:pPr>
+      <w:r>
+        <w:t xml:space="preserve">✏️</w:t>
+      </w:r>
+      <w:r>
+        <w:t xml:space="preserve"> </w:t>
+      </w:r>
+      <w:r>
+        <w:rPr>
+          <w:b/>
+          <w:bCs/>
+        </w:rPr>
+        <w:t xml:space="preserve">QA8:</w:t>
+      </w:r>
+      <w:r>
+        <w:t xml:space="preserve"> </w:t>
+      </w:r>
+      <w:r>
+        <w:t xml:space="preserve">Assumptions OK? t, df,</w:t>
+      </w:r>
+      <w:r>
+        <w:t xml:space="preserve"> </w:t>
+      </w:r>
+      <w:r>
+        <w:rPr>
+          <w:i/>
+          <w:iCs/>
+        </w:rPr>
+        <w:t xml:space="preserve">p</w:t>
+      </w:r>
+      <w:r>
+        <w:t xml:space="preserve">? Reject or fail to reject?</w:t>
+      </w:r>
+    </w:p>
+    <w:p>
+      <w:r>
+        <w:pict>
+          <v:rect style="width:0;height:1.5pt" o:hralign="center" o:hrstd="t" o:hr="t"/>
+        </w:pict>
+      </w:r>
+    </w:p>
     <w:bookmarkEnd w:id="29"/>
-    <w:bookmarkStart w:id="30" w:name="part-8-rank-based-backups"/>
+    <w:bookmarkStart w:id="30" w:name="part-9-the-slope-plot"/>
     <w:p>
       <w:pPr>
         <w:pStyle w:val="Heading1"/>
       </w:pPr>
       <w:r>
-        <w:t xml:space="preserve">Part 8 · Rank-based backups</w:t>
+        <w:t xml:space="preserve">Part 9 · The slope plot</w:t>
+      </w:r>
+    </w:p>
+    <w:p>
+      <w:pPr>
+        <w:pStyle w:val="FirstParagraph"/>
+      </w:pPr>
+      <w:r>
+        <w:rPr>
+          <w:b/>
+          <w:bCs/>
+        </w:rPr>
+        <w:t xml:space="preserve">▶ Run this:</w:t>
+      </w:r>
+    </w:p>
+    <w:p>
+      <w:pPr>
+        <w:pStyle w:val="SourceCode"/>
+      </w:pPr>
+      <w:r>
+        <w:rPr>
+          <w:rStyle w:val="CommentTok"/>
+        </w:rPr>
+        <w:t xml:space="preserve"># One line per tree: sunny -&gt; shady --------------------</w:t>
+      </w:r>
+      <w:r>
+        <w:br/>
+      </w:r>
+      <w:r>
+        <w:rPr>
+          <w:rStyle w:val="NormalTok"/>
+        </w:rPr>
+        <w:t xml:space="preserve">maple_tree_df </w:t>
+      </w:r>
+      <w:r>
+        <w:rPr>
+          <w:rStyle w:val="SpecialCharTok"/>
+        </w:rPr>
+        <w:t xml:space="preserve">%&gt;%</w:t>
+      </w:r>
+      <w:r>
+        <w:br/>
+      </w:r>
+      <w:r>
+        <w:rPr>
+          <w:rStyle w:val="NormalTok"/>
+        </w:rPr>
+        <w:t xml:space="preserve">  </w:t>
+      </w:r>
+      <w:r>
+        <w:rPr>
+          <w:rStyle w:val="FunctionTok"/>
+        </w:rPr>
+        <w:t xml:space="preserve">ggplot</w:t>
+      </w:r>
+      <w:r>
+        <w:rPr>
+          <w:rStyle w:val="NormalTok"/>
+        </w:rPr>
+        <w:t xml:space="preserve">(</w:t>
+      </w:r>
+      <w:r>
+        <w:rPr>
+          <w:rStyle w:val="FunctionTok"/>
+        </w:rPr>
+        <w:t xml:space="preserve">aes</w:t>
+      </w:r>
+      <w:r>
+        <w:rPr>
+          <w:rStyle w:val="NormalTok"/>
+        </w:rPr>
+        <w:t xml:space="preserve">(</w:t>
+      </w:r>
+      <w:r>
+        <w:rPr>
+          <w:rStyle w:val="AttributeTok"/>
+        </w:rPr>
+        <w:t xml:space="preserve">x =</w:t>
+      </w:r>
+      <w:r>
+        <w:rPr>
+          <w:rStyle w:val="NormalTok"/>
+        </w:rPr>
+        <w:t xml:space="preserve"> side, </w:t>
+      </w:r>
+      <w:r>
+        <w:rPr>
+          <w:rStyle w:val="AttributeTok"/>
+        </w:rPr>
+        <w:t xml:space="preserve">y =</w:t>
+      </w:r>
+      <w:r>
+        <w:rPr>
+          <w:rStyle w:val="NormalTok"/>
+        </w:rPr>
+        <w:t xml:space="preserve"> area, </w:t>
+      </w:r>
+      <w:r>
+        <w:rPr>
+          <w:rStyle w:val="AttributeTok"/>
+        </w:rPr>
+        <w:t xml:space="preserve">group =</w:t>
+      </w:r>
+      <w:r>
+        <w:rPr>
+          <w:rStyle w:val="NormalTok"/>
+        </w:rPr>
+        <w:t xml:space="preserve"> tree)) </w:t>
+      </w:r>
+      <w:r>
+        <w:rPr>
+          <w:rStyle w:val="SpecialCharTok"/>
+        </w:rPr>
+        <w:t xml:space="preserve">+</w:t>
+      </w:r>
+      <w:r>
+        <w:br/>
+      </w:r>
+      <w:r>
+        <w:rPr>
+          <w:rStyle w:val="NormalTok"/>
+        </w:rPr>
+        <w:t xml:space="preserve">  </w:t>
+      </w:r>
+      <w:r>
+        <w:rPr>
+          <w:rStyle w:val="FunctionTok"/>
+        </w:rPr>
+        <w:t xml:space="preserve">geom_line</w:t>
+      </w:r>
+      <w:r>
+        <w:rPr>
+          <w:rStyle w:val="NormalTok"/>
+        </w:rPr>
+        <w:t xml:space="preserve">() </w:t>
+      </w:r>
+      <w:r>
+        <w:rPr>
+          <w:rStyle w:val="SpecialCharTok"/>
+        </w:rPr>
+        <w:t xml:space="preserve">+</w:t>
+      </w:r>
+      <w:r>
+        <w:br/>
+      </w:r>
+      <w:r>
+        <w:rPr>
+          <w:rStyle w:val="NormalTok"/>
+        </w:rPr>
+        <w:t xml:space="preserve">  </w:t>
+      </w:r>
+      <w:r>
+        <w:rPr>
+          <w:rStyle w:val="FunctionTok"/>
+        </w:rPr>
+        <w:t xml:space="preserve">geom_point</w:t>
+      </w:r>
+      <w:r>
+        <w:rPr>
+          <w:rStyle w:val="NormalTok"/>
+        </w:rPr>
+        <w:t xml:space="preserve">() </w:t>
+      </w:r>
+      <w:r>
+        <w:rPr>
+          <w:rStyle w:val="SpecialCharTok"/>
+        </w:rPr>
+        <w:t xml:space="preserve">+</w:t>
+      </w:r>
+      <w:r>
+        <w:br/>
+      </w:r>
+      <w:r>
+        <w:rPr>
+          <w:rStyle w:val="NormalTok"/>
+        </w:rPr>
+        <w:t xml:space="preserve">  </w:t>
+      </w:r>
+      <w:r>
+        <w:rPr>
+          <w:rStyle w:val="FunctionTok"/>
+        </w:rPr>
+        <w:t xml:space="preserve">scale_x_discrete</w:t>
+      </w:r>
+      <w:r>
+        <w:rPr>
+          <w:rStyle w:val="NormalTok"/>
+        </w:rPr>
+        <w:t xml:space="preserve">(</w:t>
+      </w:r>
+      <w:r>
+        <w:rPr>
+          <w:rStyle w:val="AttributeTok"/>
+        </w:rPr>
+        <w:t xml:space="preserve">limits =</w:t>
+      </w:r>
+      <w:r>
+        <w:rPr>
+          <w:rStyle w:val="NormalTok"/>
+        </w:rPr>
+        <w:t xml:space="preserve"> </w:t>
+      </w:r>
+      <w:r>
+        <w:rPr>
+          <w:rStyle w:val="FunctionTok"/>
+        </w:rPr>
+        <w:t xml:space="preserve">c</w:t>
+      </w:r>
+      <w:r>
+        <w:rPr>
+          <w:rStyle w:val="NormalTok"/>
+        </w:rPr>
+        <w:t xml:space="preserve">(</w:t>
+      </w:r>
+      <w:r>
+        <w:rPr>
+          <w:rStyle w:val="StringTok"/>
+        </w:rPr>
+        <w:t xml:space="preserve">"sunny"</w:t>
+      </w:r>
+      <w:r>
+        <w:rPr>
+          <w:rStyle w:val="NormalTok"/>
+        </w:rPr>
+        <w:t xml:space="preserve">, </w:t>
+      </w:r>
+      <w:r>
+        <w:rPr>
+          <w:rStyle w:val="StringTok"/>
+        </w:rPr>
+        <w:t xml:space="preserve">"shady"</w:t>
+      </w:r>
+      <w:r>
+        <w:rPr>
+          <w:rStyle w:val="NormalTok"/>
+        </w:rPr>
+        <w:t xml:space="preserve">))</w:t>
+      </w:r>
+    </w:p>
+    <w:p>
+      <w:pPr>
+        <w:pStyle w:val="FirstParagraph"/>
+      </w:pPr>
+      <w:r>
+        <w:rPr>
+          <w:rStyle w:val="VerbatimChar"/>
+        </w:rPr>
+        <w:t xml:space="preserve">group = tree</w:t>
+      </w:r>
+      <w:r>
+        <w:t xml:space="preserve"> </w:t>
+      </w:r>
+      <w:r>
+        <w:t xml:space="preserve">joins the two points from the same tree with a line.</w:t>
+      </w:r>
+    </w:p>
+    <w:p>
+      <w:pPr>
+        <w:pStyle w:val="BodyText"/>
+      </w:pPr>
+      <w:r>
+        <w:t xml:space="preserve">✏️</w:t>
+      </w:r>
+      <w:r>
+        <w:t xml:space="preserve"> </w:t>
+      </w:r>
+      <w:r>
+        <w:rPr>
+          <w:b/>
+          <w:bCs/>
+        </w:rPr>
+        <w:t xml:space="preserve">QA9:</w:t>
+      </w:r>
+      <w:r>
+        <w:t xml:space="preserve"> </w:t>
+      </w:r>
+      <w:r>
+        <w:t xml:space="preserve">How many lines go up? Why can this pattern be so clear when the two-sample test was borderline?</w:t>
+      </w:r>
+    </w:p>
+    <w:p>
+      <w:r>
+        <w:pict>
+          <v:rect style="width:0;height:1.5pt" o:hralign="center" o:hrstd="t" o:hr="t"/>
+        </w:pict>
+      </w:r>
+    </w:p>
+    <w:bookmarkEnd w:id="30"/>
+    <w:bookmarkStart w:id="31" w:name="part-10-paired-check-then-test"/>
+    <w:p>
+      <w:pPr>
+        <w:pStyle w:val="Heading1"/>
+      </w:pPr>
+      <w:r>
+        <w:t xml:space="preserve">Part 10 · Paired — check, then test</w:t>
+      </w:r>
+    </w:p>
+    <w:p>
+      <w:pPr>
+        <w:pStyle w:val="FirstParagraph"/>
+      </w:pPr>
+      <w:r>
+        <w:t xml:space="preserve">A paired test needs</w:t>
+      </w:r>
+      <w:r>
+        <w:t xml:space="preserve"> </w:t>
+      </w:r>
+      <w:r>
+        <w:rPr>
+          <w:b/>
+          <w:bCs/>
+        </w:rPr>
+        <w:t xml:space="preserve">one row per tree</w:t>
+      </w:r>
+      <w:r>
+        <w:t xml:space="preserve"> </w:t>
+      </w:r>
+      <w:r>
+        <w:t xml:space="preserve">and checks that the</w:t>
+      </w:r>
+      <w:r>
+        <w:t xml:space="preserve"> </w:t>
+      </w:r>
+      <w:r>
+        <w:rPr>
+          <w:b/>
+          <w:bCs/>
+        </w:rPr>
+        <w:t xml:space="preserve">differences</w:t>
+      </w:r>
+      <w:r>
+        <w:t xml:space="preserve"> </w:t>
+      </w:r>
+      <w:r>
+        <w:t xml:space="preserve">are roughly normal.</w:t>
+      </w:r>
+    </w:p>
+    <w:p>
+      <w:pPr>
+        <w:pStyle w:val="BodyText"/>
+      </w:pPr>
+      <w:r>
+        <w:rPr>
+          <w:b/>
+          <w:bCs/>
+        </w:rPr>
+        <w:t xml:space="preserve">▶ Run this:</w:t>
+      </w:r>
+    </w:p>
+    <w:p>
+      <w:pPr>
+        <w:pStyle w:val="SourceCode"/>
+      </w:pPr>
+      <w:r>
+        <w:rPr>
+          <w:rStyle w:val="CommentTok"/>
+        </w:rPr>
+        <w:t xml:space="preserve"># One row per tree + the shady - sunny difference ------</w:t>
+      </w:r>
+      <w:r>
+        <w:br/>
+      </w:r>
+      <w:r>
+        <w:rPr>
+          <w:rStyle w:val="NormalTok"/>
+        </w:rPr>
+        <w:t xml:space="preserve">maple_wide_df </w:t>
+      </w:r>
+      <w:r>
+        <w:rPr>
+          <w:rStyle w:val="OtherTok"/>
+        </w:rPr>
+        <w:t xml:space="preserve">&lt;-</w:t>
+      </w:r>
+      <w:r>
+        <w:rPr>
+          <w:rStyle w:val="NormalTok"/>
+        </w:rPr>
+        <w:t xml:space="preserve"> maple_tree_df </w:t>
+      </w:r>
+      <w:r>
+        <w:rPr>
+          <w:rStyle w:val="SpecialCharTok"/>
+        </w:rPr>
+        <w:t xml:space="preserve">%&gt;%</w:t>
+      </w:r>
+      <w:r>
+        <w:br/>
+      </w:r>
+      <w:r>
+        <w:rPr>
+          <w:rStyle w:val="NormalTok"/>
+        </w:rPr>
+        <w:t xml:space="preserve">  </w:t>
+      </w:r>
+      <w:r>
+        <w:rPr>
+          <w:rStyle w:val="FunctionTok"/>
+        </w:rPr>
+        <w:t xml:space="preserve">pivot_wider</w:t>
+      </w:r>
+      <w:r>
+        <w:rPr>
+          <w:rStyle w:val="NormalTok"/>
+        </w:rPr>
+        <w:t xml:space="preserve">(</w:t>
+      </w:r>
+      <w:r>
+        <w:rPr>
+          <w:rStyle w:val="AttributeTok"/>
+        </w:rPr>
+        <w:t xml:space="preserve">names_from =</w:t>
+      </w:r>
+      <w:r>
+        <w:rPr>
+          <w:rStyle w:val="NormalTok"/>
+        </w:rPr>
+        <w:t xml:space="preserve"> side, </w:t>
+      </w:r>
+      <w:r>
+        <w:rPr>
+          <w:rStyle w:val="AttributeTok"/>
+        </w:rPr>
+        <w:t xml:space="preserve">values_from =</w:t>
+      </w:r>
+      <w:r>
+        <w:rPr>
+          <w:rStyle w:val="NormalTok"/>
+        </w:rPr>
+        <w:t xml:space="preserve"> area) </w:t>
+      </w:r>
+      <w:r>
+        <w:rPr>
+          <w:rStyle w:val="SpecialCharTok"/>
+        </w:rPr>
+        <w:t xml:space="preserve">%&gt;%</w:t>
+      </w:r>
+      <w:r>
+        <w:br/>
+      </w:r>
+      <w:r>
+        <w:rPr>
+          <w:rStyle w:val="NormalTok"/>
+        </w:rPr>
+        <w:t xml:space="preserve">  </w:t>
+      </w:r>
+      <w:r>
+        <w:rPr>
+          <w:rStyle w:val="FunctionTok"/>
+        </w:rPr>
+        <w:t xml:space="preserve">mutate</w:t>
+      </w:r>
+      <w:r>
+        <w:rPr>
+          <w:rStyle w:val="NormalTok"/>
+        </w:rPr>
+        <w:t xml:space="preserve">(</w:t>
+      </w:r>
+      <w:r>
+        <w:rPr>
+          <w:rStyle w:val="AttributeTok"/>
+        </w:rPr>
+        <w:t xml:space="preserve">diff =</w:t>
+      </w:r>
+      <w:r>
+        <w:rPr>
+          <w:rStyle w:val="NormalTok"/>
+        </w:rPr>
+        <w:t xml:space="preserve"> shady </w:t>
+      </w:r>
+      <w:r>
+        <w:rPr>
+          <w:rStyle w:val="SpecialCharTok"/>
+        </w:rPr>
+        <w:t xml:space="preserve">-</w:t>
+      </w:r>
+      <w:r>
+        <w:rPr>
+          <w:rStyle w:val="NormalTok"/>
+        </w:rPr>
+        <w:t xml:space="preserve"> sunny)</w:t>
+      </w:r>
+      <w:r>
+        <w:br/>
+      </w:r>
+      <w:r>
+        <w:rPr>
+          <w:rStyle w:val="NormalTok"/>
+        </w:rPr>
+        <w:t xml:space="preserve">maple_wide_df</w:t>
+      </w:r>
+      <w:r>
+        <w:br/>
+      </w:r>
+      <w:r>
+        <w:br/>
+      </w:r>
+      <w:r>
+        <w:rPr>
+          <w:rStyle w:val="CommentTok"/>
+        </w:rPr>
+        <w:t xml:space="preserve"># QQ plot of the differences ---------------------------</w:t>
+      </w:r>
+      <w:r>
+        <w:br/>
+      </w:r>
+      <w:r>
+        <w:rPr>
+          <w:rStyle w:val="NormalTok"/>
+        </w:rPr>
+        <w:t xml:space="preserve">maple_wide_df </w:t>
+      </w:r>
+      <w:r>
+        <w:rPr>
+          <w:rStyle w:val="SpecialCharTok"/>
+        </w:rPr>
+        <w:t xml:space="preserve">%&gt;%</w:t>
+      </w:r>
+      <w:r>
+        <w:br/>
+      </w:r>
+      <w:r>
+        <w:rPr>
+          <w:rStyle w:val="NormalTok"/>
+        </w:rPr>
+        <w:t xml:space="preserve">  </w:t>
+      </w:r>
+      <w:r>
+        <w:rPr>
+          <w:rStyle w:val="FunctionTok"/>
+        </w:rPr>
+        <w:t xml:space="preserve">ggplot</w:t>
+      </w:r>
+      <w:r>
+        <w:rPr>
+          <w:rStyle w:val="NormalTok"/>
+        </w:rPr>
+        <w:t xml:space="preserve">(</w:t>
+      </w:r>
+      <w:r>
+        <w:rPr>
+          <w:rStyle w:val="FunctionTok"/>
+        </w:rPr>
+        <w:t xml:space="preserve">aes</w:t>
+      </w:r>
+      <w:r>
+        <w:rPr>
+          <w:rStyle w:val="NormalTok"/>
+        </w:rPr>
+        <w:t xml:space="preserve">(</w:t>
+      </w:r>
+      <w:r>
+        <w:rPr>
+          <w:rStyle w:val="AttributeTok"/>
+        </w:rPr>
+        <w:t xml:space="preserve">sample =</w:t>
+      </w:r>
+      <w:r>
+        <w:rPr>
+          <w:rStyle w:val="NormalTok"/>
+        </w:rPr>
+        <w:t xml:space="preserve"> diff)) </w:t>
+      </w:r>
+      <w:r>
+        <w:rPr>
+          <w:rStyle w:val="SpecialCharTok"/>
+        </w:rPr>
+        <w:t xml:space="preserve">+</w:t>
+      </w:r>
+      <w:r>
+        <w:br/>
+      </w:r>
+      <w:r>
+        <w:rPr>
+          <w:rStyle w:val="NormalTok"/>
+        </w:rPr>
+        <w:t xml:space="preserve">  </w:t>
+      </w:r>
+      <w:r>
+        <w:rPr>
+          <w:rStyle w:val="FunctionTok"/>
+        </w:rPr>
+        <w:t xml:space="preserve">stat_qq</w:t>
+      </w:r>
+      <w:r>
+        <w:rPr>
+          <w:rStyle w:val="NormalTok"/>
+        </w:rPr>
+        <w:t xml:space="preserve">() </w:t>
+      </w:r>
+      <w:r>
+        <w:rPr>
+          <w:rStyle w:val="SpecialCharTok"/>
+        </w:rPr>
+        <w:t xml:space="preserve">+</w:t>
+      </w:r>
+      <w:r>
+        <w:br/>
+      </w:r>
+      <w:r>
+        <w:rPr>
+          <w:rStyle w:val="NormalTok"/>
+        </w:rPr>
+        <w:t xml:space="preserve">  </w:t>
+      </w:r>
+      <w:r>
+        <w:rPr>
+          <w:rStyle w:val="FunctionTok"/>
+        </w:rPr>
+        <w:t xml:space="preserve">stat_qq_line</w:t>
+      </w:r>
+      <w:r>
+        <w:rPr>
+          <w:rStyle w:val="NormalTok"/>
+        </w:rPr>
+        <w:t xml:space="preserve">()</w:t>
+      </w:r>
+      <w:r>
+        <w:br/>
+      </w:r>
+      <w:r>
+        <w:br/>
+      </w:r>
+      <w:r>
+        <w:rPr>
+          <w:rStyle w:val="CommentTok"/>
+        </w:rPr>
+        <w:t xml:space="preserve"># Shapiro-Wilk on the differences ----------------------</w:t>
+      </w:r>
+      <w:r>
+        <w:br/>
+      </w:r>
+      <w:r>
+        <w:rPr>
+          <w:rStyle w:val="FunctionTok"/>
+        </w:rPr>
+        <w:t xml:space="preserve">shapiro.test</w:t>
+      </w:r>
+      <w:r>
+        <w:rPr>
+          <w:rStyle w:val="NormalTok"/>
+        </w:rPr>
+        <w:t xml:space="preserve">(maple_wide_df</w:t>
+      </w:r>
+      <w:r>
+        <w:rPr>
+          <w:rStyle w:val="SpecialCharTok"/>
+        </w:rPr>
+        <w:t xml:space="preserve">$</w:t>
+      </w:r>
+      <w:r>
+        <w:rPr>
+          <w:rStyle w:val="NormalTok"/>
+        </w:rPr>
+        <w:t xml:space="preserve">diff)</w:t>
+      </w:r>
+    </w:p>
+    <w:p>
+      <w:pPr>
+        <w:pStyle w:val="Compact"/>
+        <w:numPr>
+          <w:ilvl w:val="0"/>
+          <w:numId w:val="1005"/>
+        </w:numPr>
+      </w:pPr>
+      <w:r>
+        <w:rPr>
+          <w:rStyle w:val="VerbatimChar"/>
+        </w:rPr>
+        <w:t xml:space="preserve">pivot_wider()</w:t>
+      </w:r>
+      <w:r>
+        <w:t xml:space="preserve"> </w:t>
+      </w:r>
+      <w:r>
+        <w:t xml:space="preserve">turns the</w:t>
+      </w:r>
+      <w:r>
+        <w:t xml:space="preserve"> </w:t>
+      </w:r>
+      <w:r>
+        <w:rPr>
+          <w:rStyle w:val="VerbatimChar"/>
+        </w:rPr>
+        <w:t xml:space="preserve">side</w:t>
+      </w:r>
+      <w:r>
+        <w:t xml:space="preserve"> </w:t>
+      </w:r>
+      <w:r>
+        <w:t xml:space="preserve">column into a</w:t>
+      </w:r>
+      <w:r>
+        <w:t xml:space="preserve"> </w:t>
+      </w:r>
+      <w:r>
+        <w:rPr>
+          <w:rStyle w:val="VerbatimChar"/>
+        </w:rPr>
+        <w:t xml:space="preserve">shady</w:t>
+      </w:r>
+      <w:r>
+        <w:t xml:space="preserve"> </w:t>
+      </w:r>
+      <w:r>
+        <w:t xml:space="preserve">and a</w:t>
+      </w:r>
+      <w:r>
+        <w:t xml:space="preserve"> </w:t>
+      </w:r>
+      <w:r>
+        <w:rPr>
+          <w:rStyle w:val="VerbatimChar"/>
+        </w:rPr>
+        <w:t xml:space="preserve">sunny</w:t>
+      </w:r>
+      <w:r>
+        <w:t xml:space="preserve"> </w:t>
+      </w:r>
+      <w:r>
+        <w:t xml:space="preserve">column — a sneak peek; you’ll learn it in the Pivoting lecture.</w:t>
+      </w:r>
+    </w:p>
+    <w:p>
+      <w:pPr>
+        <w:pStyle w:val="Compact"/>
+        <w:numPr>
+          <w:ilvl w:val="0"/>
+          <w:numId w:val="1005"/>
+        </w:numPr>
+      </w:pPr>
+      <w:r>
+        <w:t xml:space="preserve">No Levene’s test for a paired test — there is only one set of numbers, the differences.</w:t>
+      </w:r>
+    </w:p>
+    <w:p>
+      <w:pPr>
+        <w:pStyle w:val="BlockText"/>
+      </w:pPr>
+      <w:r>
+        <w:t xml:space="preserve">🔮</w:t>
+      </w:r>
+      <w:r>
+        <w:t xml:space="preserve"> </w:t>
+      </w:r>
+      <w:r>
+        <w:rPr>
+          <w:b/>
+          <w:bCs/>
+        </w:rPr>
+        <w:t xml:space="preserve">Predict first:</w:t>
+      </w:r>
+      <w:r>
+        <w:t xml:space="preserve"> </w:t>
+      </w:r>
+      <w:r>
+        <w:t xml:space="preserve">will the paired</w:t>
+      </w:r>
+      <w:r>
+        <w:t xml:space="preserve"> </w:t>
+      </w:r>
+      <w:r>
+        <w:rPr>
+          <w:i/>
+          <w:iCs/>
+        </w:rPr>
+        <w:t xml:space="preserve">p</w:t>
+      </w:r>
+      <w:r>
+        <w:t xml:space="preserve"> </w:t>
+      </w:r>
+      <w:r>
+        <w:t xml:space="preserve">be bigger or smaller than the two-sample</w:t>
+      </w:r>
+      <w:r>
+        <w:t xml:space="preserve"> </w:t>
+      </w:r>
+      <w:r>
+        <w:rPr>
+          <w:i/>
+          <w:iCs/>
+        </w:rPr>
+        <w:t xml:space="preserve">p</w:t>
+      </w:r>
+      <w:r>
+        <w:t xml:space="preserve">?</w:t>
+      </w:r>
+    </w:p>
+    <w:p>
+      <w:pPr>
+        <w:pStyle w:val="SourceCode"/>
+      </w:pPr>
+      <w:r>
+        <w:rPr>
+          <w:rStyle w:val="CommentTok"/>
+        </w:rPr>
+        <w:t xml:space="preserve"># Paired t-test ----------------------------------------</w:t>
+      </w:r>
+      <w:r>
+        <w:br/>
+      </w:r>
+      <w:r>
+        <w:rPr>
+          <w:rStyle w:val="NormalTok"/>
+        </w:rPr>
+        <w:t xml:space="preserve">maple_paired_model </w:t>
+      </w:r>
+      <w:r>
+        <w:rPr>
+          <w:rStyle w:val="OtherTok"/>
+        </w:rPr>
+        <w:t xml:space="preserve">&lt;-</w:t>
+      </w:r>
+      <w:r>
+        <w:rPr>
+          <w:rStyle w:val="NormalTok"/>
+        </w:rPr>
+        <w:t xml:space="preserve"> </w:t>
+      </w:r>
+      <w:r>
+        <w:rPr>
+          <w:rStyle w:val="FunctionTok"/>
+        </w:rPr>
+        <w:t xml:space="preserve">t.test</w:t>
+      </w:r>
+      <w:r>
+        <w:rPr>
+          <w:rStyle w:val="NormalTok"/>
+        </w:rPr>
+        <w:t xml:space="preserve">(maple_wide_df</w:t>
+      </w:r>
+      <w:r>
+        <w:rPr>
+          <w:rStyle w:val="SpecialCharTok"/>
+        </w:rPr>
+        <w:t xml:space="preserve">$</w:t>
+      </w:r>
+      <w:r>
+        <w:rPr>
+          <w:rStyle w:val="NormalTok"/>
+        </w:rPr>
+        <w:t xml:space="preserve">shady,</w:t>
+      </w:r>
+      <w:r>
+        <w:br/>
+      </w:r>
+      <w:r>
+        <w:rPr>
+          <w:rStyle w:val="NormalTok"/>
+        </w:rPr>
+        <w:t xml:space="preserve">                             maple_wide_df</w:t>
+      </w:r>
+      <w:r>
+        <w:rPr>
+          <w:rStyle w:val="SpecialCharTok"/>
+        </w:rPr>
+        <w:t xml:space="preserve">$</w:t>
+      </w:r>
+      <w:r>
+        <w:rPr>
+          <w:rStyle w:val="NormalTok"/>
+        </w:rPr>
+        <w:t xml:space="preserve">sunny,</w:t>
+      </w:r>
+      <w:r>
+        <w:br/>
+      </w:r>
+      <w:r>
+        <w:rPr>
+          <w:rStyle w:val="NormalTok"/>
+        </w:rPr>
+        <w:t xml:space="preserve">                             </w:t>
+      </w:r>
+      <w:r>
+        <w:rPr>
+          <w:rStyle w:val="AttributeTok"/>
+        </w:rPr>
+        <w:t xml:space="preserve">paired =</w:t>
+      </w:r>
+      <w:r>
+        <w:rPr>
+          <w:rStyle w:val="NormalTok"/>
+        </w:rPr>
+        <w:t xml:space="preserve"> </w:t>
+      </w:r>
+      <w:r>
+        <w:rPr>
+          <w:rStyle w:val="ConstantTok"/>
+        </w:rPr>
+        <w:t xml:space="preserve">TRUE</w:t>
+      </w:r>
+      <w:r>
+        <w:rPr>
+          <w:rStyle w:val="NormalTok"/>
+        </w:rPr>
+        <w:t xml:space="preserve">)</w:t>
+      </w:r>
+      <w:r>
+        <w:br/>
+      </w:r>
+      <w:r>
+        <w:rPr>
+          <w:rStyle w:val="NormalTok"/>
+        </w:rPr>
+        <w:t xml:space="preserve">maple_paired_model</w:t>
+      </w:r>
+    </w:p>
+    <w:p>
+      <w:pPr>
+        <w:pStyle w:val="BlockText"/>
+      </w:pPr>
+      <w:r>
+        <w:t xml:space="preserve">⚠️</w:t>
+      </w:r>
+      <w:r>
+        <w:t xml:space="preserve"> </w:t>
+      </w:r>
+      <w:r>
+        <w:rPr>
+          <w:b/>
+          <w:bCs/>
+        </w:rPr>
+        <w:t xml:space="preserve">Watch out!</w:t>
+      </w:r>
+      <w:r>
+        <w:t xml:space="preserve"> </w:t>
+      </w:r>
+      <w:r>
+        <w:rPr>
+          <w:rStyle w:val="VerbatimChar"/>
+        </w:rPr>
+        <w:t xml:space="preserve">t.test(area ~ side, paired = TRUE)</w:t>
+      </w:r>
+      <w:r>
+        <w:t xml:space="preserve"> </w:t>
+      </w:r>
+      <w:r>
+        <w:t xml:space="preserve">gives an error — R doesn’t allow</w:t>
+      </w:r>
+      <w:r>
+        <w:t xml:space="preserve"> </w:t>
+      </w:r>
+      <w:r>
+        <w:rPr>
+          <w:rStyle w:val="VerbatimChar"/>
+        </w:rPr>
+        <w:t xml:space="preserve">paired</w:t>
+      </w:r>
+      <w:r>
+        <w:t xml:space="preserve"> </w:t>
+      </w:r>
+      <w:r>
+        <w:t xml:space="preserve">with a formula. That’s why we made the wide table.</w:t>
+      </w:r>
+    </w:p>
+    <w:p>
+      <w:pPr>
+        <w:pStyle w:val="FirstParagraph"/>
+      </w:pPr>
+      <w:r>
+        <w:t xml:space="preserve">✏️</w:t>
+      </w:r>
+      <w:r>
+        <w:t xml:space="preserve"> </w:t>
+      </w:r>
+      <w:r>
+        <w:rPr>
+          <w:b/>
+          <w:bCs/>
+        </w:rPr>
+        <w:t xml:space="preserve">QA10:</w:t>
+      </w:r>
+      <w:r>
+        <w:t xml:space="preserve"> </w:t>
+      </w:r>
+      <w:r>
+        <w:t xml:space="preserve">Differences normal enough? Paired t, df,</w:t>
+      </w:r>
+      <w:r>
+        <w:t xml:space="preserve"> </w:t>
+      </w:r>
+      <w:r>
+        <w:rPr>
+          <w:i/>
+          <w:iCs/>
+        </w:rPr>
+        <w:t xml:space="preserve">p</w:t>
+      </w:r>
+      <w:r>
+        <w:t xml:space="preserve">, and mean difference? Why is the paired test so much stronger than the two-sample test?</w:t>
+      </w:r>
+    </w:p>
+    <w:p>
+      <w:r>
+        <w:pict>
+          <v:rect style="width:0;height:1.5pt" o:hralign="center" o:hrstd="t" o:hr="t"/>
+        </w:pict>
+      </w:r>
+    </w:p>
+    <w:bookmarkEnd w:id="31"/>
+    <w:bookmarkStart w:id="32" w:name="Xd189a621f9dca142719aaa0cd109bddea01ce96"/>
+    <w:p>
+      <w:pPr>
+        <w:pStyle w:val="Heading1"/>
+      </w:pPr>
+      <w:r>
+        <w:t xml:space="preserve">Part 11 · Plot and report the paired result</w:t>
+      </w:r>
+    </w:p>
+    <w:p>
+      <w:pPr>
+        <w:pStyle w:val="FirstParagraph"/>
+      </w:pPr>
+      <w:r>
+        <w:rPr>
+          <w:b/>
+          <w:bCs/>
+        </w:rPr>
+        <w:t xml:space="preserve">▶ Run this:</w:t>
+      </w:r>
+    </w:p>
+    <w:p>
+      <w:pPr>
+        <w:pStyle w:val="SourceCode"/>
+      </w:pPr>
+      <w:r>
+        <w:rPr>
+          <w:rStyle w:val="CommentTok"/>
+        </w:rPr>
+        <w:t xml:space="preserve"># Label with the paired test result ---------------------</w:t>
+      </w:r>
+      <w:r>
+        <w:br/>
+      </w:r>
+      <w:r>
+        <w:rPr>
+          <w:rStyle w:val="NormalTok"/>
+        </w:rPr>
+        <w:t xml:space="preserve">paired_label </w:t>
+      </w:r>
+      <w:r>
+        <w:rPr>
+          <w:rStyle w:val="OtherTok"/>
+        </w:rPr>
+        <w:t xml:space="preserve">&lt;-</w:t>
+      </w:r>
+      <w:r>
+        <w:rPr>
+          <w:rStyle w:val="NormalTok"/>
+        </w:rPr>
+        <w:t xml:space="preserve"> </w:t>
+      </w:r>
+      <w:r>
+        <w:rPr>
+          <w:rStyle w:val="FunctionTok"/>
+        </w:rPr>
+        <w:t xml:space="preserve">paste0</w:t>
+      </w:r>
+      <w:r>
+        <w:rPr>
+          <w:rStyle w:val="NormalTok"/>
+        </w:rPr>
+        <w:t xml:space="preserve">(</w:t>
+      </w:r>
+      <w:r>
+        <w:br/>
+      </w:r>
+      <w:r>
+        <w:rPr>
+          <w:rStyle w:val="NormalTok"/>
+        </w:rPr>
+        <w:t xml:space="preserve">  </w:t>
+      </w:r>
+      <w:r>
+        <w:rPr>
+          <w:rStyle w:val="StringTok"/>
+        </w:rPr>
+        <w:t xml:space="preserve">"Paired t-test: t = "</w:t>
+      </w:r>
+      <w:r>
+        <w:rPr>
+          <w:rStyle w:val="NormalTok"/>
+        </w:rPr>
+        <w:t xml:space="preserve">,</w:t>
+      </w:r>
+      <w:r>
+        <w:br/>
+      </w:r>
+      <w:r>
+        <w:rPr>
+          <w:rStyle w:val="NormalTok"/>
+        </w:rPr>
+        <w:t xml:space="preserve">  </w:t>
+      </w:r>
+      <w:r>
+        <w:rPr>
+          <w:rStyle w:val="FunctionTok"/>
+        </w:rPr>
+        <w:t xml:space="preserve">round</w:t>
+      </w:r>
+      <w:r>
+        <w:rPr>
+          <w:rStyle w:val="NormalTok"/>
+        </w:rPr>
+        <w:t xml:space="preserve">(maple_paired_model</w:t>
+      </w:r>
+      <w:r>
+        <w:rPr>
+          <w:rStyle w:val="SpecialCharTok"/>
+        </w:rPr>
+        <w:t xml:space="preserve">$</w:t>
+      </w:r>
+      <w:r>
+        <w:rPr>
+          <w:rStyle w:val="NormalTok"/>
+        </w:rPr>
+        <w:t xml:space="preserve">statistic, </w:t>
+      </w:r>
+      <w:r>
+        <w:rPr>
+          <w:rStyle w:val="DecValTok"/>
+        </w:rPr>
+        <w:t xml:space="preserve">2</w:t>
+      </w:r>
+      <w:r>
+        <w:rPr>
+          <w:rStyle w:val="NormalTok"/>
+        </w:rPr>
+        <w:t xml:space="preserve">),</w:t>
+      </w:r>
+      <w:r>
+        <w:br/>
+      </w:r>
+      <w:r>
+        <w:rPr>
+          <w:rStyle w:val="NormalTok"/>
+        </w:rPr>
+        <w:t xml:space="preserve">  </w:t>
+      </w:r>
+      <w:r>
+        <w:rPr>
+          <w:rStyle w:val="StringTok"/>
+        </w:rPr>
+        <w:t xml:space="preserve">", df = "</w:t>
+      </w:r>
+      <w:r>
+        <w:rPr>
+          <w:rStyle w:val="NormalTok"/>
+        </w:rPr>
+        <w:t xml:space="preserve">, maple_paired_model</w:t>
+      </w:r>
+      <w:r>
+        <w:rPr>
+          <w:rStyle w:val="SpecialCharTok"/>
+        </w:rPr>
+        <w:t xml:space="preserve">$</w:t>
+      </w:r>
+      <w:r>
+        <w:rPr>
+          <w:rStyle w:val="NormalTok"/>
+        </w:rPr>
+        <w:t xml:space="preserve">parameter, </w:t>
+      </w:r>
+      <w:r>
+        <w:rPr>
+          <w:rStyle w:val="StringTok"/>
+        </w:rPr>
+        <w:t xml:space="preserve">", "</w:t>
+      </w:r>
+      <w:r>
+        <w:rPr>
+          <w:rStyle w:val="NormalTok"/>
+        </w:rPr>
+        <w:t xml:space="preserve">,</w:t>
+      </w:r>
+      <w:r>
+        <w:br/>
+      </w:r>
+      <w:r>
+        <w:rPr>
+          <w:rStyle w:val="NormalTok"/>
+        </w:rPr>
+        <w:t xml:space="preserve">  scales</w:t>
+      </w:r>
+      <w:r>
+        <w:rPr>
+          <w:rStyle w:val="SpecialCharTok"/>
+        </w:rPr>
+        <w:t xml:space="preserve">::</w:t>
+      </w:r>
+      <w:r>
+        <w:rPr>
+          <w:rStyle w:val="FunctionTok"/>
+        </w:rPr>
+        <w:t xml:space="preserve">pvalue</w:t>
+      </w:r>
+      <w:r>
+        <w:rPr>
+          <w:rStyle w:val="NormalTok"/>
+        </w:rPr>
+        <w:t xml:space="preserve">(maple_paired_model</w:t>
+      </w:r>
+      <w:r>
+        <w:rPr>
+          <w:rStyle w:val="SpecialCharTok"/>
+        </w:rPr>
+        <w:t xml:space="preserve">$</w:t>
+      </w:r>
+      <w:r>
+        <w:rPr>
+          <w:rStyle w:val="NormalTok"/>
+        </w:rPr>
+        <w:t xml:space="preserve">p.value,</w:t>
+      </w:r>
+      <w:r>
+        <w:br/>
+      </w:r>
+      <w:r>
+        <w:rPr>
+          <w:rStyle w:val="NormalTok"/>
+        </w:rPr>
+        <w:t xml:space="preserve">                 </w:t>
+      </w:r>
+      <w:r>
+        <w:rPr>
+          <w:rStyle w:val="AttributeTok"/>
+        </w:rPr>
+        <w:t xml:space="preserve">add_p =</w:t>
+      </w:r>
+      <w:r>
+        <w:rPr>
+          <w:rStyle w:val="NormalTok"/>
+        </w:rPr>
+        <w:t xml:space="preserve"> </w:t>
+      </w:r>
+      <w:r>
+        <w:rPr>
+          <w:rStyle w:val="ConstantTok"/>
+        </w:rPr>
+        <w:t xml:space="preserve">TRUE</w:t>
+      </w:r>
+      <w:r>
+        <w:rPr>
+          <w:rStyle w:val="NormalTok"/>
+        </w:rPr>
+        <w:t xml:space="preserve">)</w:t>
+      </w:r>
+      <w:r>
+        <w:br/>
+      </w:r>
+      <w:r>
+        <w:rPr>
+          <w:rStyle w:val="NormalTok"/>
+        </w:rPr>
+        <w:t xml:space="preserve">)</w:t>
+      </w:r>
+      <w:r>
+        <w:br/>
+      </w:r>
+      <w:r>
+        <w:br/>
+      </w:r>
+      <w:r>
+        <w:rPr>
+          <w:rStyle w:val="CommentTok"/>
+        </w:rPr>
+        <w:t xml:space="preserve"># Each tree in grey + mean ± SE in color ---------------</w:t>
+      </w:r>
+      <w:r>
+        <w:br/>
+      </w:r>
+      <w:r>
+        <w:rPr>
+          <w:rStyle w:val="NormalTok"/>
+        </w:rPr>
+        <w:t xml:space="preserve">maple_results_plot </w:t>
+      </w:r>
+      <w:r>
+        <w:rPr>
+          <w:rStyle w:val="OtherTok"/>
+        </w:rPr>
+        <w:t xml:space="preserve">&lt;-</w:t>
+      </w:r>
+      <w:r>
+        <w:rPr>
+          <w:rStyle w:val="NormalTok"/>
+        </w:rPr>
+        <w:t xml:space="preserve"> maple_tree_df </w:t>
+      </w:r>
+      <w:r>
+        <w:rPr>
+          <w:rStyle w:val="SpecialCharTok"/>
+        </w:rPr>
+        <w:t xml:space="preserve">%&gt;%</w:t>
+      </w:r>
+      <w:r>
+        <w:br/>
+      </w:r>
+      <w:r>
+        <w:rPr>
+          <w:rStyle w:val="NormalTok"/>
+        </w:rPr>
+        <w:t xml:space="preserve">  </w:t>
+      </w:r>
+      <w:r>
+        <w:rPr>
+          <w:rStyle w:val="FunctionTok"/>
+        </w:rPr>
+        <w:t xml:space="preserve">ggplot</w:t>
+      </w:r>
+      <w:r>
+        <w:rPr>
+          <w:rStyle w:val="NormalTok"/>
+        </w:rPr>
+        <w:t xml:space="preserve">(</w:t>
+      </w:r>
+      <w:r>
+        <w:rPr>
+          <w:rStyle w:val="FunctionTok"/>
+        </w:rPr>
+        <w:t xml:space="preserve">aes</w:t>
+      </w:r>
+      <w:r>
+        <w:rPr>
+          <w:rStyle w:val="NormalTok"/>
+        </w:rPr>
+        <w:t xml:space="preserve">(</w:t>
+      </w:r>
+      <w:r>
+        <w:rPr>
+          <w:rStyle w:val="AttributeTok"/>
+        </w:rPr>
+        <w:t xml:space="preserve">x =</w:t>
+      </w:r>
+      <w:r>
+        <w:rPr>
+          <w:rStyle w:val="NormalTok"/>
+        </w:rPr>
+        <w:t xml:space="preserve"> side, </w:t>
+      </w:r>
+      <w:r>
+        <w:rPr>
+          <w:rStyle w:val="AttributeTok"/>
+        </w:rPr>
+        <w:t xml:space="preserve">y =</w:t>
+      </w:r>
+      <w:r>
+        <w:rPr>
+          <w:rStyle w:val="NormalTok"/>
+        </w:rPr>
+        <w:t xml:space="preserve"> area)) </w:t>
+      </w:r>
+      <w:r>
+        <w:rPr>
+          <w:rStyle w:val="SpecialCharTok"/>
+        </w:rPr>
+        <w:t xml:space="preserve">+</w:t>
+      </w:r>
+      <w:r>
+        <w:br/>
+      </w:r>
+      <w:r>
+        <w:rPr>
+          <w:rStyle w:val="NormalTok"/>
+        </w:rPr>
+        <w:t xml:space="preserve">  </w:t>
+      </w:r>
+      <w:r>
+        <w:rPr>
+          <w:rStyle w:val="FunctionTok"/>
+        </w:rPr>
+        <w:t xml:space="preserve">geom_line</w:t>
+      </w:r>
+      <w:r>
+        <w:rPr>
+          <w:rStyle w:val="NormalTok"/>
+        </w:rPr>
+        <w:t xml:space="preserve">(</w:t>
+      </w:r>
+      <w:r>
+        <w:rPr>
+          <w:rStyle w:val="FunctionTok"/>
+        </w:rPr>
+        <w:t xml:space="preserve">aes</w:t>
+      </w:r>
+      <w:r>
+        <w:rPr>
+          <w:rStyle w:val="NormalTok"/>
+        </w:rPr>
+        <w:t xml:space="preserve">(</w:t>
+      </w:r>
+      <w:r>
+        <w:rPr>
+          <w:rStyle w:val="AttributeTok"/>
+        </w:rPr>
+        <w:t xml:space="preserve">group =</w:t>
+      </w:r>
+      <w:r>
+        <w:rPr>
+          <w:rStyle w:val="NormalTok"/>
+        </w:rPr>
+        <w:t xml:space="preserve"> tree), </w:t>
+      </w:r>
+      <w:r>
+        <w:rPr>
+          <w:rStyle w:val="AttributeTok"/>
+        </w:rPr>
+        <w:t xml:space="preserve">color =</w:t>
+      </w:r>
+      <w:r>
+        <w:rPr>
+          <w:rStyle w:val="NormalTok"/>
+        </w:rPr>
+        <w:t xml:space="preserve"> </w:t>
+      </w:r>
+      <w:r>
+        <w:rPr>
+          <w:rStyle w:val="StringTok"/>
+        </w:rPr>
+        <w:t xml:space="preserve">"grey70"</w:t>
+      </w:r>
+      <w:r>
+        <w:rPr>
+          <w:rStyle w:val="NormalTok"/>
+        </w:rPr>
+        <w:t xml:space="preserve">) </w:t>
+      </w:r>
+      <w:r>
+        <w:rPr>
+          <w:rStyle w:val="SpecialCharTok"/>
+        </w:rPr>
+        <w:t xml:space="preserve">+</w:t>
+      </w:r>
+      <w:r>
+        <w:br/>
+      </w:r>
+      <w:r>
+        <w:rPr>
+          <w:rStyle w:val="NormalTok"/>
+        </w:rPr>
+        <w:t xml:space="preserve">  </w:t>
+      </w:r>
+      <w:r>
+        <w:rPr>
+          <w:rStyle w:val="FunctionTok"/>
+        </w:rPr>
+        <w:t xml:space="preserve">geom_point</w:t>
+      </w:r>
+      <w:r>
+        <w:rPr>
+          <w:rStyle w:val="NormalTok"/>
+        </w:rPr>
+        <w:t xml:space="preserve">(</w:t>
+      </w:r>
+      <w:r>
+        <w:rPr>
+          <w:rStyle w:val="AttributeTok"/>
+        </w:rPr>
+        <w:t xml:space="preserve">color =</w:t>
+      </w:r>
+      <w:r>
+        <w:rPr>
+          <w:rStyle w:val="NormalTok"/>
+        </w:rPr>
+        <w:t xml:space="preserve"> </w:t>
+      </w:r>
+      <w:r>
+        <w:rPr>
+          <w:rStyle w:val="StringTok"/>
+        </w:rPr>
+        <w:t xml:space="preserve">"grey70"</w:t>
+      </w:r>
+      <w:r>
+        <w:rPr>
+          <w:rStyle w:val="NormalTok"/>
+        </w:rPr>
+        <w:t xml:space="preserve">) </w:t>
+      </w:r>
+      <w:r>
+        <w:rPr>
+          <w:rStyle w:val="SpecialCharTok"/>
+        </w:rPr>
+        <w:t xml:space="preserve">+</w:t>
+      </w:r>
+      <w:r>
+        <w:br/>
+      </w:r>
+      <w:r>
+        <w:rPr>
+          <w:rStyle w:val="NormalTok"/>
+        </w:rPr>
+        <w:t xml:space="preserve">  </w:t>
+      </w:r>
+      <w:r>
+        <w:rPr>
+          <w:rStyle w:val="FunctionTok"/>
+        </w:rPr>
+        <w:t xml:space="preserve">stat_summary</w:t>
+      </w:r>
+      <w:r>
+        <w:rPr>
+          <w:rStyle w:val="NormalTok"/>
+        </w:rPr>
+        <w:t xml:space="preserve">(</w:t>
+      </w:r>
+      <w:r>
+        <w:rPr>
+          <w:rStyle w:val="AttributeTok"/>
+        </w:rPr>
+        <w:t xml:space="preserve">fun.data =</w:t>
+      </w:r>
+      <w:r>
+        <w:rPr>
+          <w:rStyle w:val="NormalTok"/>
+        </w:rPr>
+        <w:t xml:space="preserve"> mean_se, </w:t>
+      </w:r>
+      <w:r>
+        <w:rPr>
+          <w:rStyle w:val="AttributeTok"/>
+        </w:rPr>
+        <w:t xml:space="preserve">geom =</w:t>
+      </w:r>
+      <w:r>
+        <w:rPr>
+          <w:rStyle w:val="NormalTok"/>
+        </w:rPr>
+        <w:t xml:space="preserve"> </w:t>
+      </w:r>
+      <w:r>
+        <w:rPr>
+          <w:rStyle w:val="StringTok"/>
+        </w:rPr>
+        <w:t xml:space="preserve">"errorbar"</w:t>
+      </w:r>
+      <w:r>
+        <w:rPr>
+          <w:rStyle w:val="NormalTok"/>
+        </w:rPr>
+        <w:t xml:space="preserve">,</w:t>
+      </w:r>
+      <w:r>
+        <w:br/>
+      </w:r>
+      <w:r>
+        <w:rPr>
+          <w:rStyle w:val="NormalTok"/>
+        </w:rPr>
+        <w:t xml:space="preserve">               </w:t>
+      </w:r>
+      <w:r>
+        <w:rPr>
+          <w:rStyle w:val="AttributeTok"/>
+        </w:rPr>
+        <w:t xml:space="preserve">width =</w:t>
+      </w:r>
+      <w:r>
+        <w:rPr>
+          <w:rStyle w:val="NormalTok"/>
+        </w:rPr>
+        <w:t xml:space="preserve"> </w:t>
+      </w:r>
+      <w:r>
+        <w:rPr>
+          <w:rStyle w:val="FloatTok"/>
+        </w:rPr>
+        <w:t xml:space="preserve">0.1</w:t>
+      </w:r>
+      <w:r>
+        <w:rPr>
+          <w:rStyle w:val="NormalTok"/>
+        </w:rPr>
+        <w:t xml:space="preserve">, </w:t>
+      </w:r>
+      <w:r>
+        <w:rPr>
+          <w:rStyle w:val="AttributeTok"/>
+        </w:rPr>
+        <w:t xml:space="preserve">color =</w:t>
+      </w:r>
+      <w:r>
+        <w:rPr>
+          <w:rStyle w:val="NormalTok"/>
+        </w:rPr>
+        <w:t xml:space="preserve"> </w:t>
+      </w:r>
+      <w:r>
+        <w:rPr>
+          <w:rStyle w:val="StringTok"/>
+        </w:rPr>
+        <w:t xml:space="preserve">"darkgreen"</w:t>
+      </w:r>
+      <w:r>
+        <w:rPr>
+          <w:rStyle w:val="NormalTok"/>
+        </w:rPr>
+        <w:t xml:space="preserve">) </w:t>
+      </w:r>
+      <w:r>
+        <w:rPr>
+          <w:rStyle w:val="SpecialCharTok"/>
+        </w:rPr>
+        <w:t xml:space="preserve">+</w:t>
+      </w:r>
+      <w:r>
+        <w:br/>
+      </w:r>
+      <w:r>
+        <w:rPr>
+          <w:rStyle w:val="NormalTok"/>
+        </w:rPr>
+        <w:t xml:space="preserve">  </w:t>
+      </w:r>
+      <w:r>
+        <w:rPr>
+          <w:rStyle w:val="FunctionTok"/>
+        </w:rPr>
+        <w:t xml:space="preserve">stat_summary</w:t>
+      </w:r>
+      <w:r>
+        <w:rPr>
+          <w:rStyle w:val="NormalTok"/>
+        </w:rPr>
+        <w:t xml:space="preserve">(</w:t>
+      </w:r>
+      <w:r>
+        <w:rPr>
+          <w:rStyle w:val="AttributeTok"/>
+        </w:rPr>
+        <w:t xml:space="preserve">fun =</w:t>
+      </w:r>
+      <w:r>
+        <w:rPr>
+          <w:rStyle w:val="NormalTok"/>
+        </w:rPr>
+        <w:t xml:space="preserve"> mean, </w:t>
+      </w:r>
+      <w:r>
+        <w:rPr>
+          <w:rStyle w:val="AttributeTok"/>
+        </w:rPr>
+        <w:t xml:space="preserve">geom =</w:t>
+      </w:r>
+      <w:r>
+        <w:rPr>
+          <w:rStyle w:val="NormalTok"/>
+        </w:rPr>
+        <w:t xml:space="preserve"> </w:t>
+      </w:r>
+      <w:r>
+        <w:rPr>
+          <w:rStyle w:val="StringTok"/>
+        </w:rPr>
+        <w:t xml:space="preserve">"point"</w:t>
+      </w:r>
+      <w:r>
+        <w:rPr>
+          <w:rStyle w:val="NormalTok"/>
+        </w:rPr>
+        <w:t xml:space="preserve">,</w:t>
+      </w:r>
+      <w:r>
+        <w:br/>
+      </w:r>
+      <w:r>
+        <w:rPr>
+          <w:rStyle w:val="NormalTok"/>
+        </w:rPr>
+        <w:t xml:space="preserve">               </w:t>
+      </w:r>
+      <w:r>
+        <w:rPr>
+          <w:rStyle w:val="AttributeTok"/>
+        </w:rPr>
+        <w:t xml:space="preserve">size =</w:t>
+      </w:r>
+      <w:r>
+        <w:rPr>
+          <w:rStyle w:val="NormalTok"/>
+        </w:rPr>
+        <w:t xml:space="preserve"> </w:t>
+      </w:r>
+      <w:r>
+        <w:rPr>
+          <w:rStyle w:val="DecValTok"/>
+        </w:rPr>
+        <w:t xml:space="preserve">4</w:t>
+      </w:r>
+      <w:r>
+        <w:rPr>
+          <w:rStyle w:val="NormalTok"/>
+        </w:rPr>
+        <w:t xml:space="preserve">, </w:t>
+      </w:r>
+      <w:r>
+        <w:rPr>
+          <w:rStyle w:val="AttributeTok"/>
+        </w:rPr>
+        <w:t xml:space="preserve">color =</w:t>
+      </w:r>
+      <w:r>
+        <w:rPr>
+          <w:rStyle w:val="NormalTok"/>
+        </w:rPr>
+        <w:t xml:space="preserve"> </w:t>
+      </w:r>
+      <w:r>
+        <w:rPr>
+          <w:rStyle w:val="StringTok"/>
+        </w:rPr>
+        <w:t xml:space="preserve">"darkgreen"</w:t>
+      </w:r>
+      <w:r>
+        <w:rPr>
+          <w:rStyle w:val="NormalTok"/>
+        </w:rPr>
+        <w:t xml:space="preserve">) </w:t>
+      </w:r>
+      <w:r>
+        <w:rPr>
+          <w:rStyle w:val="SpecialCharTok"/>
+        </w:rPr>
+        <w:t xml:space="preserve">+</w:t>
+      </w:r>
+      <w:r>
+        <w:br/>
+      </w:r>
+      <w:r>
+        <w:rPr>
+          <w:rStyle w:val="NormalTok"/>
+        </w:rPr>
+        <w:t xml:space="preserve">  </w:t>
+      </w:r>
+      <w:r>
+        <w:rPr>
+          <w:rStyle w:val="FunctionTok"/>
+        </w:rPr>
+        <w:t xml:space="preserve">scale_x_discrete</w:t>
+      </w:r>
+      <w:r>
+        <w:rPr>
+          <w:rStyle w:val="NormalTok"/>
+        </w:rPr>
+        <w:t xml:space="preserve">(</w:t>
+      </w:r>
+      <w:r>
+        <w:rPr>
+          <w:rStyle w:val="AttributeTok"/>
+        </w:rPr>
+        <w:t xml:space="preserve">limits =</w:t>
+      </w:r>
+      <w:r>
+        <w:rPr>
+          <w:rStyle w:val="NormalTok"/>
+        </w:rPr>
+        <w:t xml:space="preserve"> </w:t>
+      </w:r>
+      <w:r>
+        <w:rPr>
+          <w:rStyle w:val="FunctionTok"/>
+        </w:rPr>
+        <w:t xml:space="preserve">c</w:t>
+      </w:r>
+      <w:r>
+        <w:rPr>
+          <w:rStyle w:val="NormalTok"/>
+        </w:rPr>
+        <w:t xml:space="preserve">(</w:t>
+      </w:r>
+      <w:r>
+        <w:rPr>
+          <w:rStyle w:val="StringTok"/>
+        </w:rPr>
+        <w:t xml:space="preserve">"sunny"</w:t>
+      </w:r>
+      <w:r>
+        <w:rPr>
+          <w:rStyle w:val="NormalTok"/>
+        </w:rPr>
+        <w:t xml:space="preserve">, </w:t>
+      </w:r>
+      <w:r>
+        <w:rPr>
+          <w:rStyle w:val="StringTok"/>
+        </w:rPr>
+        <w:t xml:space="preserve">"shady"</w:t>
+      </w:r>
+      <w:r>
+        <w:rPr>
+          <w:rStyle w:val="NormalTok"/>
+        </w:rPr>
+        <w:t xml:space="preserve">)) </w:t>
+      </w:r>
+      <w:r>
+        <w:rPr>
+          <w:rStyle w:val="SpecialCharTok"/>
+        </w:rPr>
+        <w:t xml:space="preserve">+</w:t>
+      </w:r>
+      <w:r>
+        <w:br/>
+      </w:r>
+      <w:r>
+        <w:rPr>
+          <w:rStyle w:val="NormalTok"/>
+        </w:rPr>
+        <w:t xml:space="preserve">  </w:t>
+      </w:r>
+      <w:r>
+        <w:rPr>
+          <w:rStyle w:val="FunctionTok"/>
+        </w:rPr>
+        <w:t xml:space="preserve">labs</w:t>
+      </w:r>
+      <w:r>
+        <w:rPr>
+          <w:rStyle w:val="NormalTok"/>
+        </w:rPr>
+        <w:t xml:space="preserve">(</w:t>
+      </w:r>
+      <w:r>
+        <w:rPr>
+          <w:rStyle w:val="AttributeTok"/>
+        </w:rPr>
+        <w:t xml:space="preserve">x =</w:t>
+      </w:r>
+      <w:r>
+        <w:rPr>
+          <w:rStyle w:val="NormalTok"/>
+        </w:rPr>
+        <w:t xml:space="preserve"> </w:t>
+      </w:r>
+      <w:r>
+        <w:rPr>
+          <w:rStyle w:val="StringTok"/>
+        </w:rPr>
+        <w:t xml:space="preserve">"Side of tree"</w:t>
+      </w:r>
+      <w:r>
+        <w:rPr>
+          <w:rStyle w:val="NormalTok"/>
+        </w:rPr>
+        <w:t xml:space="preserve">,</w:t>
+      </w:r>
+      <w:r>
+        <w:br/>
+      </w:r>
+      <w:r>
+        <w:rPr>
+          <w:rStyle w:val="NormalTok"/>
+        </w:rPr>
+        <w:t xml:space="preserve">       </w:t>
+      </w:r>
+      <w:r>
+        <w:rPr>
+          <w:rStyle w:val="AttributeTok"/>
+        </w:rPr>
+        <w:t xml:space="preserve">y =</w:t>
+      </w:r>
+      <w:r>
+        <w:rPr>
+          <w:rStyle w:val="NormalTok"/>
+        </w:rPr>
+        <w:t xml:space="preserve"> </w:t>
+      </w:r>
+      <w:r>
+        <w:rPr>
+          <w:rStyle w:val="StringTok"/>
+        </w:rPr>
+        <w:t xml:space="preserve">"Mean leaf area (cm²)"</w:t>
+      </w:r>
+      <w:r>
+        <w:rPr>
+          <w:rStyle w:val="NormalTok"/>
+        </w:rPr>
+        <w:t xml:space="preserve">,</w:t>
+      </w:r>
+      <w:r>
+        <w:br/>
+      </w:r>
+      <w:r>
+        <w:rPr>
+          <w:rStyle w:val="NormalTok"/>
+        </w:rPr>
+        <w:t xml:space="preserve">       </w:t>
+      </w:r>
+      <w:r>
+        <w:rPr>
+          <w:rStyle w:val="AttributeTok"/>
+        </w:rPr>
+        <w:t xml:space="preserve">subtitle =</w:t>
+      </w:r>
+      <w:r>
+        <w:rPr>
+          <w:rStyle w:val="NormalTok"/>
+        </w:rPr>
+        <w:t xml:space="preserve"> paired_label) </w:t>
+      </w:r>
+      <w:r>
+        <w:rPr>
+          <w:rStyle w:val="SpecialCharTok"/>
+        </w:rPr>
+        <w:t xml:space="preserve">+</w:t>
+      </w:r>
+      <w:r>
+        <w:br/>
+      </w:r>
+      <w:r>
+        <w:rPr>
+          <w:rStyle w:val="NormalTok"/>
+        </w:rPr>
+        <w:t xml:space="preserve">  </w:t>
+      </w:r>
+      <w:r>
+        <w:rPr>
+          <w:rStyle w:val="FunctionTok"/>
+        </w:rPr>
+        <w:t xml:space="preserve">theme_minimal</w:t>
+      </w:r>
+      <w:r>
+        <w:rPr>
+          <w:rStyle w:val="NormalTok"/>
+        </w:rPr>
+        <w:t xml:space="preserve">()</w:t>
+      </w:r>
+      <w:r>
+        <w:br/>
+      </w:r>
+      <w:r>
+        <w:rPr>
+          <w:rStyle w:val="NormalTok"/>
+        </w:rPr>
+        <w:t xml:space="preserve">maple_results_plot</w:t>
+      </w:r>
+      <w:r>
+        <w:br/>
+      </w:r>
+      <w:r>
+        <w:br/>
+      </w:r>
+      <w:r>
+        <w:rPr>
+          <w:rStyle w:val="CommentTok"/>
+        </w:rPr>
+        <w:t xml:space="preserve"># Save it -----------------------------------------------</w:t>
+      </w:r>
+      <w:r>
+        <w:br/>
+      </w:r>
+      <w:r>
+        <w:rPr>
+          <w:rStyle w:val="FunctionTok"/>
+        </w:rPr>
+        <w:t xml:space="preserve">ggsave</w:t>
+      </w:r>
+      <w:r>
+        <w:rPr>
+          <w:rStyle w:val="NormalTok"/>
+        </w:rPr>
+        <w:t xml:space="preserve">(</w:t>
+      </w:r>
+      <w:r>
+        <w:rPr>
+          <w:rStyle w:val="StringTok"/>
+        </w:rPr>
+        <w:t xml:space="preserve">"figures/maple_area_paired_plot.png"</w:t>
+      </w:r>
+      <w:r>
+        <w:rPr>
+          <w:rStyle w:val="NormalTok"/>
+        </w:rPr>
+        <w:t xml:space="preserve">,</w:t>
+      </w:r>
+      <w:r>
+        <w:br/>
+      </w:r>
+      <w:r>
+        <w:rPr>
+          <w:rStyle w:val="NormalTok"/>
+        </w:rPr>
+        <w:t xml:space="preserve">       </w:t>
+      </w:r>
+      <w:r>
+        <w:rPr>
+          <w:rStyle w:val="AttributeTok"/>
+        </w:rPr>
+        <w:t xml:space="preserve">plot =</w:t>
+      </w:r>
+      <w:r>
+        <w:rPr>
+          <w:rStyle w:val="NormalTok"/>
+        </w:rPr>
+        <w:t xml:space="preserve"> maple_results_plot,</w:t>
+      </w:r>
+      <w:r>
+        <w:br/>
+      </w:r>
+      <w:r>
+        <w:rPr>
+          <w:rStyle w:val="NormalTok"/>
+        </w:rPr>
+        <w:t xml:space="preserve">       </w:t>
+      </w:r>
+      <w:r>
+        <w:rPr>
+          <w:rStyle w:val="AttributeTok"/>
+        </w:rPr>
+        <w:t xml:space="preserve">width =</w:t>
+      </w:r>
+      <w:r>
+        <w:rPr>
+          <w:rStyle w:val="NormalTok"/>
+        </w:rPr>
+        <w:t xml:space="preserve"> </w:t>
+      </w:r>
+      <w:r>
+        <w:rPr>
+          <w:rStyle w:val="DecValTok"/>
+        </w:rPr>
+        <w:t xml:space="preserve">5</w:t>
+      </w:r>
+      <w:r>
+        <w:rPr>
+          <w:rStyle w:val="NormalTok"/>
+        </w:rPr>
+        <w:t xml:space="preserve">, </w:t>
+      </w:r>
+      <w:r>
+        <w:rPr>
+          <w:rStyle w:val="AttributeTok"/>
+        </w:rPr>
+        <w:t xml:space="preserve">height =</w:t>
+      </w:r>
+      <w:r>
+        <w:rPr>
+          <w:rStyle w:val="NormalTok"/>
+        </w:rPr>
+        <w:t xml:space="preserve"> </w:t>
+      </w:r>
+      <w:r>
+        <w:rPr>
+          <w:rStyle w:val="DecValTok"/>
+        </w:rPr>
+        <w:t xml:space="preserve">4</w:t>
+      </w:r>
+      <w:r>
+        <w:rPr>
+          <w:rStyle w:val="NormalTok"/>
+        </w:rPr>
+        <w:t xml:space="preserve">, </w:t>
+      </w:r>
+      <w:r>
+        <w:rPr>
+          <w:rStyle w:val="AttributeTok"/>
+        </w:rPr>
+        <w:t xml:space="preserve">dpi =</w:t>
+      </w:r>
+      <w:r>
+        <w:rPr>
+          <w:rStyle w:val="NormalTok"/>
+        </w:rPr>
+        <w:t xml:space="preserve"> </w:t>
+      </w:r>
+      <w:r>
+        <w:rPr>
+          <w:rStyle w:val="DecValTok"/>
+        </w:rPr>
+        <w:t xml:space="preserve">300</w:t>
+      </w:r>
+      <w:r>
+        <w:rPr>
+          <w:rStyle w:val="NormalTok"/>
+        </w:rPr>
+        <w:t xml:space="preserve">)</w:t>
+      </w:r>
+    </w:p>
+    <w:p>
+      <w:pPr>
+        <w:pStyle w:val="FirstParagraph"/>
+      </w:pPr>
+      <w:r>
+        <w:t xml:space="preserve">✏️</w:t>
+      </w:r>
+      <w:r>
+        <w:t xml:space="preserve"> </w:t>
+      </w:r>
+      <w:r>
+        <w:rPr>
+          <w:b/>
+          <w:bCs/>
+        </w:rPr>
+        <w:t xml:space="preserve">QA11:</w:t>
+      </w:r>
+      <w:r>
+        <w:t xml:space="preserve"> </w:t>
+      </w:r>
+      <w:r>
+        <w:t xml:space="preserve">Write the results sentence:</w:t>
+      </w:r>
+      <w:r>
+        <w:t xml:space="preserve"> </w:t>
+      </w:r>
+      <w:r>
+        <w:rPr>
+          <w:i/>
+          <w:iCs/>
+        </w:rPr>
+        <w:t xml:space="preserve">[Finding] (paired t-test: t(df) = X.XX, p = X.XXX; mean difference = X.X cm²).</w:t>
+      </w:r>
+      <w:r>
+        <w:t xml:space="preserve"> </w:t>
+      </w:r>
+      <w:r>
+        <w:t xml:space="preserve">If</w:t>
+      </w:r>
+      <w:r>
+        <w:t xml:space="preserve"> </w:t>
+      </w:r>
+      <w:r>
+        <w:rPr>
+          <w:i/>
+          <w:iCs/>
+        </w:rPr>
+        <w:t xml:space="preserve">p</w:t>
+      </w:r>
+      <w:r>
+        <w:t xml:space="preserve"> </w:t>
+      </w:r>
+      <w:r>
+        <w:t xml:space="preserve">is tiny, write</w:t>
+      </w:r>
+      <w:r>
+        <w:t xml:space="preserve"> </w:t>
+      </w:r>
+      <w:r>
+        <w:t xml:space="preserve">“p &lt; 0.001”</w:t>
+      </w:r>
+      <w:r>
+        <w:t xml:space="preserve">.</w:t>
+      </w:r>
+    </w:p>
+    <w:p>
+      <w:r>
+        <w:pict>
+          <v:rect style="width:0;height:1.5pt" o:hralign="center" o:hrstd="t" o:hr="t"/>
+        </w:pict>
+      </w:r>
+    </w:p>
+    <w:bookmarkEnd w:id="32"/>
+    <w:bookmarkStart w:id="33" w:name="part-12-rank-based-backups"/>
+    <w:p>
+      <w:pPr>
+        <w:pStyle w:val="Heading1"/>
+      </w:pPr>
+      <w:r>
+        <w:t xml:space="preserve">Part 12 · Rank-based backups</w:t>
       </w:r>
     </w:p>
     <w:p>
@@ -4445,7 +6589,7 @@
           <w:b/>
           <w:bCs/>
         </w:rPr>
-        <w:t xml:space="preserve">QA8:</w:t>
+        <w:t xml:space="preserve">QA12:</w:t>
       </w:r>
       <w:r>
         <w:t xml:space="preserve"> </w:t>
@@ -4483,14 +6627,14 @@
         </w:pict>
       </w:r>
     </w:p>
-    <w:bookmarkEnd w:id="30"/>
-    <w:bookmarkStart w:id="31" w:name="part-9-your-turn-leaf-mass-hand-in"/>
+    <w:bookmarkEnd w:id="33"/>
+    <w:bookmarkStart w:id="34" w:name="part-13-your-turn-leaf-mass-hand-in"/>
     <w:p>
       <w:pPr>
         <w:pStyle w:val="Heading1"/>
       </w:pPr>
       <w:r>
-        <w:t xml:space="preserve">Part 9 · Your turn: leaf mass (hand in)</w:t>
+        <w:t xml:space="preserve">Part 13 · Your turn: leaf mass (hand in)</w:t>
       </w:r>
     </w:p>
     <w:p>
@@ -4555,7 +6699,7 @@
         <w:pStyle w:val="Compact"/>
         <w:numPr>
           <w:ilvl w:val="0"/>
-          <w:numId w:val="1005"/>
+          <w:numId w:val="1006"/>
         </w:numPr>
       </w:pPr>
       <w:r>
@@ -4590,7 +6734,7 @@
         <w:pStyle w:val="Compact"/>
         <w:numPr>
           <w:ilvl w:val="0"/>
-          <w:numId w:val="1005"/>
+          <w:numId w:val="1006"/>
         </w:numPr>
       </w:pPr>
       <w:r>
@@ -4655,7 +6799,7 @@
         <w:pStyle w:val="Compact"/>
         <w:numPr>
           <w:ilvl w:val="0"/>
-          <w:numId w:val="1005"/>
+          <w:numId w:val="1006"/>
         </w:numPr>
       </w:pPr>
       <w:r>
@@ -4740,7 +6884,7 @@
         <w:pStyle w:val="Compact"/>
         <w:numPr>
           <w:ilvl w:val="0"/>
-          <w:numId w:val="1005"/>
+          <w:numId w:val="1006"/>
         </w:numPr>
       </w:pPr>
       <w:r>
@@ -4875,7 +7019,7 @@
         <w:t xml:space="preserve"> </w:t>
       </w:r>
       <w:r>
-        <w:t xml:space="preserve">from leaf area. Pay attention to the assumption checks and to what each test says — QB6 asks which test you trust and why.</w:t>
+        <w:t xml:space="preserve">from leaf area. Pay attention to the assumption checks and to what each test says — QB10 asks which test you trust and why.</w:t>
       </w:r>
     </w:p>
     <w:p>
@@ -4927,7 +7071,7 @@
         <w:t xml:space="preserve">End of Activity 10. Next: Lecture 11 — linear regression.</w:t>
       </w:r>
     </w:p>
-    <w:bookmarkEnd w:id="31"/>
+    <w:bookmarkEnd w:id="34"/>
     <w:sectPr>
       <w:pgSz w:h="15840" w:w="12240"/>
       <w:pgMar w:bottom="720" w:footer="432" w:gutter="0" w:header="432" w:left="720" w:right="1008" w:top="720"/>
@@ -5270,6 +7414,9 @@
     <w:abstractNumId w:val="991"/>
   </w:num>
   <w:num w:numId="1005">
+    <w:abstractNumId w:val="991"/>
+  </w:num>
+  <w:num w:numId="1006">
     <w:abstractNumId w:val="991"/>
   </w:num>
 </w:numbering>

--- a/docs/content/t_tests_2/t_tests_2_activity.docx
+++ b/docs/content/t_tests_2/t_tests_2_activity.docx
@@ -31,7 +31,7 @@
         <w:pStyle w:val="Date"/>
       </w:pPr>
       <w:r>
-        <w:t xml:space="preserve">2026-10-01</w:t>
+        <w:t xml:space="preserve">2026-10-05</w:t>
       </w:r>
     </w:p>
     <w:bookmarkStart w:id="20" w:name="Xa2a98d449eecde116804bcb836848dc457a60bb"/>
@@ -251,7 +251,7 @@
                     <a:graphicData uri="http://schemas.openxmlformats.org/drawingml/2006/picture">
                       <pic:pic>
                         <pic:nvPicPr>
-                          <pic:cNvPr descr="/Applications/Positron.app/Contents/Resources/app/quarto/share/formats/docx/tip.png" id="11" name="Picture"/>
+                          <pic:cNvPr descr="/opt/quarto/share/formats/docx/tip.png" id="11" name="Picture"/>
                           <pic:cNvPicPr>
                             <a:picLocks noChangeArrowheads="1" noChangeAspect="1"/>
                           </pic:cNvPicPr>
@@ -534,7 +534,7 @@
                     <a:graphicData uri="http://schemas.openxmlformats.org/drawingml/2006/picture">
                       <pic:pic>
                         <pic:nvPicPr>
-                          <pic:cNvPr descr="/Applications/Positron.app/Contents/Resources/app/quarto/share/formats/docx/important.png" id="17" name="Picture"/>
+                          <pic:cNvPr descr="/opt/quarto/share/formats/docx/important.png" id="17" name="Picture"/>
                           <pic:cNvPicPr>
                             <a:picLocks noChangeArrowheads="1" noChangeAspect="1"/>
                           </pic:cNvPicPr>

--- a/docs/content/t_tests_2/t_tests_2_activity.docx
+++ b/docs/content/t_tests_2/t_tests_2_activity.docx
@@ -31,7 +31,7 @@
         <w:pStyle w:val="Date"/>
       </w:pPr>
       <w:r>
-        <w:t xml:space="preserve">2026-10-05</w:t>
+        <w:t xml:space="preserve">2026-10-08</w:t>
       </w:r>
     </w:p>
     <w:bookmarkStart w:id="20" w:name="Xa2a98d449eecde116804bcb836848dc457a60bb"/>
@@ -251,7 +251,7 @@
                     <a:graphicData uri="http://schemas.openxmlformats.org/drawingml/2006/picture">
                       <pic:pic>
                         <pic:nvPicPr>
-                          <pic:cNvPr descr="/opt/quarto/share/formats/docx/tip.png" id="11" name="Picture"/>
+                          <pic:cNvPr descr="/Applications/Positron.app/Contents/Resources/app/quarto/share/formats/docx/tip.png" id="11" name="Picture"/>
                           <pic:cNvPicPr>
                             <a:picLocks noChangeArrowheads="1" noChangeAspect="1"/>
                           </pic:cNvPicPr>
@@ -534,7 +534,7 @@
                     <a:graphicData uri="http://schemas.openxmlformats.org/drawingml/2006/picture">
                       <pic:pic>
                         <pic:nvPicPr>
-                          <pic:cNvPr descr="/opt/quarto/share/formats/docx/important.png" id="17" name="Picture"/>
+                          <pic:cNvPr descr="/Applications/Positron.app/Contents/Resources/app/quarto/share/formats/docx/important.png" id="17" name="Picture"/>
                           <pic:cNvPicPr>
                             <a:picLocks noChangeArrowheads="1" noChangeAspect="1"/>
                           </pic:cNvPicPr>

--- a/docs/content/t_tests_2/t_tests_2_activity.docx
+++ b/docs/content/t_tests_2/t_tests_2_activity.docx
@@ -31,7 +31,7 @@
         <w:pStyle w:val="Date"/>
       </w:pPr>
       <w:r>
-        <w:t xml:space="preserve">2026-10-08</w:t>
+        <w:t xml:space="preserve">2026-10-09</w:t>
       </w:r>
     </w:p>
     <w:bookmarkStart w:id="20" w:name="Xa2a98d449eecde116804bcb836848dc457a60bb"/>

--- a/docs/content/t_tests_2/t_tests_2_activity.docx
+++ b/docs/content/t_tests_2/t_tests_2_activity.docx
@@ -31,7 +31,7 @@
         <w:pStyle w:val="Date"/>
       </w:pPr>
       <w:r>
-        <w:t xml:space="preserve">2026-10-09</w:t>
+        <w:t xml:space="preserve">2026-10-19</w:t>
       </w:r>
     </w:p>
     <w:bookmarkStart w:id="20" w:name="Xa2a98d449eecde116804bcb836848dc457a60bb"/>

--- a/docs/content/t_tests_2/t_tests_2_activity.docx
+++ b/docs/content/t_tests_2/t_tests_2_activity.docx
@@ -31,7 +31,7 @@
         <w:pStyle w:val="Date"/>
       </w:pPr>
       <w:r>
-        <w:t xml:space="preserve">2026-10-19</w:t>
+        <w:t xml:space="preserve">2026-10-22</w:t>
       </w:r>
     </w:p>
     <w:bookmarkStart w:id="20" w:name="Xa2a98d449eecde116804bcb836848dc457a60bb"/>
